--- a/405 Calendar and Website/Course Calendar/Calendar EMBA Hybrid -- Fall 2026.docx
+++ b/405 Calendar and Website/Course Calendar/Calendar EMBA Hybrid -- Fall 2026.docx
@@ -72,7 +72,7 @@
             <w:color w:val="365F91"/>
             <w:sz w:val="24"/>
           </w:rPr>
-          <w:t xml:space="preserve">TA405.EMBA2@gmail.com</w:t>
+          <w:t xml:space="preserve">ta405.emba2@gmail.com</w:t>
         </w:r>
       </w:hyperlink>
       <w:r>
@@ -111,7 +111,7 @@
           <w:sz w:val="24"/>
           <w:u w:val="none"/>
         </w:rPr>
-        <w:t>A301</w:t>
+        <w:t>G305</w:t>
       </w:r>
     </w:p>
     <w:p>
@@ -164,7 +164,7 @@
       <w:r>
         <w:drawing xmlns:a="http://schemas.openxmlformats.org/drawingml/2006/main">
           <wp:inline distT="0" distB="0" distL="0" distR="0">
-            <wp:extent cx="6309360" cy="492632"/>
+            <wp:extent cx="6309360" cy="722757"/>
             <wp:effectExtent l="0" t="0" r="76200" b="76200"/>
             <wp:docPr id="1001" name="Card 1001"/>
             <a:graphic>
@@ -174,11 +174,11 @@
                   <wps:spPr bwMode="auto">
                     <a:xfrm>
                       <a:off x="0" y="0"/>
-                      <a:ext cx="6309360" cy="492632"/>
+                      <a:ext cx="6309360" cy="722757"/>
                     </a:xfrm>
                     <a:prstGeom prst="roundRect">
                       <a:avLst>
-                        <a:gd name="adj" fmla="val 18000"/>
+                        <a:gd name="adj" fmla="val 15181"/>
                       </a:avLst>
                     </a:prstGeom>
                     <a:solidFill>
@@ -209,6 +209,34 @@
                             <w:b/>
                             <w:i w:val="0"/>
                             <w:color w:val="0B2B4E"/>
+                            <w:sz w:val="24"/>
+                            <w:u w:val="none"/>
+                          </w:rPr>
+                          <w:t xml:space="preserve">Course website:  </w:t>
+                        </w:r>
+                        <w:hyperlink r:id="rId11">
+                          <w:r>
+                            <w:rPr>
+                              <w:rFonts w:ascii="Calibri" w:hAnsi="Calibri"/>
+                              <w:b/>
+                              <w:u w:val="single"/>
+                              <w:color w:val="365F91"/>
+                              <w:sz w:val="24"/>
+                            </w:rPr>
+                            <w:t xml:space="preserve">nvoigtla.github.io/MGMT-405-EMBA</w:t>
+                          </w:r>
+                        </w:hyperlink>
+                      </w:p>
+                      <w:p>
+                        <w:pPr>
+                          <w:spacing w:before="60"/>
+                        </w:pPr>
+                        <w:r>
+                          <w:rPr>
+                            <w:rFonts w:ascii="Calibri" w:hAnsi="Calibri"/>
+                            <w:b/>
+                            <w:i w:val="0"/>
+                            <w:color w:val="0B2B4E"/>
                             <w:sz w:val="22"/>
                             <w:u w:val="none"/>
                           </w:rPr>
@@ -225,7 +253,7 @@
                             <w:sz w:val="19"/>
                             <w:u w:val="none"/>
                           </w:rPr>
-                          <w:t>Time stamp for this version: Last updated September 03, 2026.</w:t>
+                          <w:t>Time stamp for this version: Last updated September 06, 2026.</w:t>
                         </w:r>
                       </w:p>
                     </w:txbxContent>
@@ -279,10 +307,10 @@
             <wp:positionV relativeFrom="paragraph">
               <wp:posOffset>-54864</wp:posOffset>
             </wp:positionV>
-            <wp:extent cx="6309360" cy="6620365"/>
+            <wp:extent cx="6309360" cy="7036868"/>
             <wp:effectExtent l="0" t="0" r="76200" b="76200"/>
             <wp:wrapNone/>
-            <wp:docPr id="1002" name="Container 1002"/>
+            <wp:docPr id="1007" name="Container 1007"/>
             <a:graphic>
               <a:graphicData uri="http://schemas.microsoft.com/office/word/2010/wordprocessingShape">
                 <wps:wsp>
@@ -290,7 +318,7 @@
                   <wps:spPr bwMode="auto">
                     <a:xfrm>
                       <a:off x="0" y="0"/>
-                      <a:ext cx="6309360" cy="6620365"/>
+                      <a:ext cx="6309360" cy="7036868"/>
                     </a:xfrm>
                     <a:prstGeom prst="roundRect">
                       <a:avLst>
@@ -582,7 +610,7 @@
       </w:tr>
       <w:tr>
         <w:trPr>
-          <w:trHeight w:val="609" w:hRule="atLeast"/>
+          <w:trHeight w:val="529" w:hRule="atLeast"/>
         </w:trPr>
         <w:tc>
           <w:tcPr>
@@ -684,16 +712,12 @@
             </w:tcBorders>
             <w:vAlign w:val="center"/>
           </w:tcPr>
-          <w:p>
-            <w:pPr>
-              <w:spacing w:before="0" w:after="0"/>
-            </w:pPr>
-          </w:p>
+          <w:p/>
         </w:tc>
       </w:tr>
       <w:tr>
         <w:trPr>
-          <w:trHeight w:val="609" w:hRule="atLeast"/>
+          <w:trHeight w:val="529" w:hRule="atLeast"/>
         </w:trPr>
         <w:tc>
           <w:tcPr>
@@ -782,16 +806,12 @@
             </w:tcBorders>
             <w:vAlign w:val="center"/>
           </w:tcPr>
-          <w:p>
-            <w:pPr>
-              <w:spacing w:before="0" w:after="0"/>
-            </w:pPr>
-          </w:p>
+          <w:p/>
         </w:tc>
       </w:tr>
       <w:tr>
         <w:trPr>
-          <w:trHeight w:val="609" w:hRule="atLeast"/>
+          <w:trHeight w:val="529" w:hRule="atLeast"/>
         </w:trPr>
         <w:tc>
           <w:tcPr>
@@ -880,40 +900,92 @@
             </w:tcBorders>
             <w:vAlign w:val="center"/>
           </w:tcPr>
+          <w:p/>
           <w:p>
             <w:pPr>
-              <w:spacing w:before="0" w:after="0"/>
+              <w:spacing w:before="0" w:after="0" w:line="461" w:lineRule="exact"/>
+              <w:jc w:val="center"/>
             </w:pPr>
             <w:r>
-              <w:rPr>
-                <w:rFonts w:ascii="Calibri" w:hAnsi="Calibri"/>
-                <w:b/>
-                <w:i w:val="0"/>
-                <w:color w:val="0B2B4E"/>
-                <w:sz w:val="19"/>
-                <w:u w:val="none"/>
-              </w:rPr>
-              <w:t>PS 1</w:t>
-            </w:r>
-          </w:p>
-          <w:p>
-            <w:r>
-              <w:rPr>
-                <w:rFonts w:ascii="Calibri" w:hAnsi="Calibri"/>
-                <w:b w:val="0"/>
-                <w:i w:val="0"/>
-                <w:color w:val="555B66"/>
-                <w:sz w:val="18"/>
-                <w:u w:val="none"/>
-              </w:rPr>
-              <w:t>Tue, Oct 13</w:t>
+              <w:drawing xmlns:a="http://schemas.openxmlformats.org/drawingml/2006/main">
+                <wp:inline distT="0" distB="0" distL="0" distR="0">
+                  <wp:extent cx="1024128" cy="292608"/>
+                  <wp:effectExtent l="0" t="0" r="0" b="0"/>
+                  <wp:docPr id="1002" name="Card 1002"/>
+                  <a:graphic>
+                    <a:graphicData uri="http://schemas.microsoft.com/office/word/2010/wordprocessingShape">
+                      <wps:wsp>
+                        <wps:cNvSpPr/>
+                        <wps:spPr bwMode="auto">
+                          <a:xfrm>
+                            <a:off x="0" y="0"/>
+                            <a:ext cx="1024128" cy="292608"/>
+                          </a:xfrm>
+                          <a:prstGeom prst="roundRect">
+                            <a:avLst>
+                              <a:gd name="adj" fmla="val 18000"/>
+                            </a:avLst>
+                          </a:prstGeom>
+                          <a:solidFill>
+                            <a:srgbClr val="FBEDED"/>
+                          </a:solidFill>
+                          <a:ln w="9525">
+                            <a:solidFill>
+                              <a:srgbClr val="C00000"/>
+                            </a:solidFill>
+                          </a:ln>
+                        </wps:spPr>
+                        <wps:txbx>
+                          <w:txbxContent>
+                            <w:p>
+                              <w:pPr>
+                                <w:spacing w:before="0" w:after="0"/>
+                              </w:pPr>
+                              <w:r>
+                                <w:rPr>
+                                  <w:rFonts w:ascii="Calibri" w:hAnsi="Calibri"/>
+                                  <w:b/>
+                                  <w:i w:val="0"/>
+                                  <w:color w:val="0B2B4E"/>
+                                  <w:sz w:val="17"/>
+                                  <w:u w:val="none"/>
+                                </w:rPr>
+                                <w:t>Problem Set 1</w:t>
+                              </w:r>
+                            </w:p>
+                            <w:p>
+                              <w:pPr>
+                                <w:spacing w:before="0" w:after="0"/>
+                              </w:pPr>
+                              <w:r>
+                                <w:rPr>
+                                  <w:rFonts w:ascii="Calibri" w:hAnsi="Calibri"/>
+                                  <w:b w:val="0"/>
+                                  <w:i w:val="0"/>
+                                  <w:color w:val="0B2B4E"/>
+                                  <w:sz w:val="16"/>
+                                  <w:u w:val="none"/>
+                                </w:rPr>
+                                <w:t>Tue, Oct 13</w:t>
+                              </w:r>
+                            </w:p>
+                          </w:txbxContent>
+                        </wps:txbx>
+                        <wps:bodyPr rot="0" vert="horz" wrap="square" lIns="109728" tIns="9144" rIns="109728" bIns="9144" anchor="t" anchorCtr="0">
+                          <a:noAutofit/>
+                        </wps:bodyPr>
+                      </wps:wsp>
+                    </a:graphicData>
+                  </a:graphic>
+                </wp:inline>
+              </w:drawing>
             </w:r>
           </w:p>
         </w:tc>
       </w:tr>
       <w:tr>
         <w:trPr>
-          <w:trHeight w:val="609" w:hRule="atLeast"/>
+          <w:trHeight w:val="529" w:hRule="atLeast"/>
         </w:trPr>
         <w:tc>
           <w:tcPr>
@@ -1002,16 +1074,12 @@
             </w:tcBorders>
             <w:vAlign w:val="center"/>
           </w:tcPr>
-          <w:p>
-            <w:pPr>
-              <w:spacing w:before="0" w:after="0"/>
-            </w:pPr>
-          </w:p>
+          <w:p/>
         </w:tc>
       </w:tr>
       <w:tr>
         <w:trPr>
-          <w:trHeight w:val="609" w:hRule="atLeast"/>
+          <w:trHeight w:val="529" w:hRule="atLeast"/>
         </w:trPr>
         <w:tc>
           <w:tcPr>
@@ -1113,40 +1181,92 @@
             </w:tcBorders>
             <w:vAlign w:val="center"/>
           </w:tcPr>
+          <w:p/>
           <w:p>
             <w:pPr>
-              <w:spacing w:before="0" w:after="0"/>
+              <w:spacing w:before="0" w:after="0" w:line="461" w:lineRule="exact"/>
+              <w:jc w:val="center"/>
             </w:pPr>
             <w:r>
-              <w:rPr>
-                <w:rFonts w:ascii="Calibri" w:hAnsi="Calibri"/>
-                <w:b/>
-                <w:i w:val="0"/>
-                <w:color w:val="FFFFFF"/>
-                <w:sz w:val="19"/>
-                <w:u w:val="none"/>
-              </w:rPr>
-              <w:t>PS 2</w:t>
-            </w:r>
-          </w:p>
-          <w:p>
-            <w:r>
-              <w:rPr>
-                <w:rFonts w:ascii="Calibri" w:hAnsi="Calibri"/>
-                <w:b w:val="0"/>
-                <w:i w:val="0"/>
-                <w:color w:val="F6E8C9"/>
-                <w:sz w:val="18"/>
-                <w:u w:val="none"/>
-              </w:rPr>
-              <w:t>Tue, Oct 27</w:t>
+              <w:drawing xmlns:a="http://schemas.openxmlformats.org/drawingml/2006/main">
+                <wp:inline distT="0" distB="0" distL="0" distR="0">
+                  <wp:extent cx="1024128" cy="292608"/>
+                  <wp:effectExtent l="0" t="0" r="0" b="0"/>
+                  <wp:docPr id="1003" name="Card 1003"/>
+                  <a:graphic>
+                    <a:graphicData uri="http://schemas.microsoft.com/office/word/2010/wordprocessingShape">
+                      <wps:wsp>
+                        <wps:cNvSpPr/>
+                        <wps:spPr bwMode="auto">
+                          <a:xfrm>
+                            <a:off x="0" y="0"/>
+                            <a:ext cx="1024128" cy="292608"/>
+                          </a:xfrm>
+                          <a:prstGeom prst="roundRect">
+                            <a:avLst>
+                              <a:gd name="adj" fmla="val 18000"/>
+                            </a:avLst>
+                          </a:prstGeom>
+                          <a:solidFill>
+                            <a:srgbClr val="FBEDED"/>
+                          </a:solidFill>
+                          <a:ln w="9525">
+                            <a:solidFill>
+                              <a:srgbClr val="C00000"/>
+                            </a:solidFill>
+                          </a:ln>
+                        </wps:spPr>
+                        <wps:txbx>
+                          <w:txbxContent>
+                            <w:p>
+                              <w:pPr>
+                                <w:spacing w:before="0" w:after="0"/>
+                              </w:pPr>
+                              <w:r>
+                                <w:rPr>
+                                  <w:rFonts w:ascii="Calibri" w:hAnsi="Calibri"/>
+                                  <w:b/>
+                                  <w:i w:val="0"/>
+                                  <w:color w:val="0B2B4E"/>
+                                  <w:sz w:val="17"/>
+                                  <w:u w:val="none"/>
+                                </w:rPr>
+                                <w:t>Problem Set 2</w:t>
+                              </w:r>
+                            </w:p>
+                            <w:p>
+                              <w:pPr>
+                                <w:spacing w:before="0" w:after="0"/>
+                              </w:pPr>
+                              <w:r>
+                                <w:rPr>
+                                  <w:rFonts w:ascii="Calibri" w:hAnsi="Calibri"/>
+                                  <w:b w:val="0"/>
+                                  <w:i w:val="0"/>
+                                  <w:color w:val="0B2B4E"/>
+                                  <w:sz w:val="16"/>
+                                  <w:u w:val="none"/>
+                                </w:rPr>
+                                <w:t>Tue, Oct 27</w:t>
+                              </w:r>
+                            </w:p>
+                          </w:txbxContent>
+                        </wps:txbx>
+                        <wps:bodyPr rot="0" vert="horz" wrap="square" lIns="109728" tIns="9144" rIns="109728" bIns="9144" anchor="t" anchorCtr="0">
+                          <a:noAutofit/>
+                        </wps:bodyPr>
+                      </wps:wsp>
+                    </a:graphicData>
+                  </a:graphic>
+                </wp:inline>
+              </w:drawing>
             </w:r>
           </w:p>
         </w:tc>
       </w:tr>
       <w:tr>
         <w:trPr>
-          <w:trHeight w:val="609" w:hRule="atLeast"/>
+          <w:trHeight w:val="529" w:hRule="atLeast"/>
         </w:trPr>
         <w:tc>
           <w:tcPr>
@@ -1268,7 +1388,7 @@
       </w:tr>
       <w:tr>
         <w:trPr>
-          <w:trHeight w:val="609" w:hRule="atLeast"/>
+          <w:trHeight w:val="529" w:hRule="atLeast"/>
         </w:trPr>
         <w:tc>
           <w:tcPr>
@@ -1357,40 +1477,92 @@
             </w:tcBorders>
             <w:vAlign w:val="center"/>
           </w:tcPr>
+          <w:p/>
           <w:p>
             <w:pPr>
-              <w:spacing w:before="0" w:after="0"/>
+              <w:spacing w:before="0" w:after="0" w:line="461" w:lineRule="exact"/>
+              <w:jc w:val="center"/>
             </w:pPr>
             <w:r>
-              <w:rPr>
-                <w:rFonts w:ascii="Calibri" w:hAnsi="Calibri"/>
-                <w:b/>
-                <w:i w:val="0"/>
-                <w:color w:val="0B2B4E"/>
-                <w:sz w:val="19"/>
-                <w:u w:val="none"/>
-              </w:rPr>
-              <w:t>PS 3</w:t>
-            </w:r>
-          </w:p>
-          <w:p>
-            <w:r>
-              <w:rPr>
-                <w:rFonts w:ascii="Calibri" w:hAnsi="Calibri"/>
-                <w:b w:val="0"/>
-                <w:i w:val="0"/>
-                <w:color w:val="555B66"/>
-                <w:sz w:val="18"/>
-                <w:u w:val="none"/>
-              </w:rPr>
-              <w:t>Tue, Nov 10</w:t>
+              <w:drawing xmlns:a="http://schemas.openxmlformats.org/drawingml/2006/main">
+                <wp:inline distT="0" distB="0" distL="0" distR="0">
+                  <wp:extent cx="1024128" cy="292608"/>
+                  <wp:effectExtent l="0" t="0" r="0" b="0"/>
+                  <wp:docPr id="1004" name="Card 1004"/>
+                  <a:graphic>
+                    <a:graphicData uri="http://schemas.microsoft.com/office/word/2010/wordprocessingShape">
+                      <wps:wsp>
+                        <wps:cNvSpPr/>
+                        <wps:spPr bwMode="auto">
+                          <a:xfrm>
+                            <a:off x="0" y="0"/>
+                            <a:ext cx="1024128" cy="292608"/>
+                          </a:xfrm>
+                          <a:prstGeom prst="roundRect">
+                            <a:avLst>
+                              <a:gd name="adj" fmla="val 18000"/>
+                            </a:avLst>
+                          </a:prstGeom>
+                          <a:solidFill>
+                            <a:srgbClr val="FBEDED"/>
+                          </a:solidFill>
+                          <a:ln w="9525">
+                            <a:solidFill>
+                              <a:srgbClr val="C00000"/>
+                            </a:solidFill>
+                          </a:ln>
+                        </wps:spPr>
+                        <wps:txbx>
+                          <w:txbxContent>
+                            <w:p>
+                              <w:pPr>
+                                <w:spacing w:before="0" w:after="0"/>
+                              </w:pPr>
+                              <w:r>
+                                <w:rPr>
+                                  <w:rFonts w:ascii="Calibri" w:hAnsi="Calibri"/>
+                                  <w:b/>
+                                  <w:i w:val="0"/>
+                                  <w:color w:val="0B2B4E"/>
+                                  <w:sz w:val="17"/>
+                                  <w:u w:val="none"/>
+                                </w:rPr>
+                                <w:t>Problem Set 3</w:t>
+                              </w:r>
+                            </w:p>
+                            <w:p>
+                              <w:pPr>
+                                <w:spacing w:before="0" w:after="0"/>
+                              </w:pPr>
+                              <w:r>
+                                <w:rPr>
+                                  <w:rFonts w:ascii="Calibri" w:hAnsi="Calibri"/>
+                                  <w:b w:val="0"/>
+                                  <w:i w:val="0"/>
+                                  <w:color w:val="0B2B4E"/>
+                                  <w:sz w:val="16"/>
+                                  <w:u w:val="none"/>
+                                </w:rPr>
+                                <w:t>Tue, Nov 10</w:t>
+                              </w:r>
+                            </w:p>
+                          </w:txbxContent>
+                        </wps:txbx>
+                        <wps:bodyPr rot="0" vert="horz" wrap="square" lIns="109728" tIns="9144" rIns="109728" bIns="9144" anchor="t" anchorCtr="0">
+                          <a:noAutofit/>
+                        </wps:bodyPr>
+                      </wps:wsp>
+                    </a:graphicData>
+                  </a:graphic>
+                </wp:inline>
+              </w:drawing>
             </w:r>
           </w:p>
         </w:tc>
       </w:tr>
       <w:tr>
         <w:trPr>
-          <w:trHeight w:val="609" w:hRule="atLeast"/>
+          <w:trHeight w:val="529" w:hRule="atLeast"/>
         </w:trPr>
         <w:tc>
           <w:tcPr>
@@ -1479,16 +1651,12 @@
             </w:tcBorders>
             <w:vAlign w:val="center"/>
           </w:tcPr>
-          <w:p>
-            <w:pPr>
-              <w:spacing w:before="0" w:after="0"/>
-            </w:pPr>
-          </w:p>
+          <w:p/>
         </w:tc>
       </w:tr>
       <w:tr>
         <w:trPr>
-          <w:trHeight w:val="609" w:hRule="atLeast"/>
+          <w:trHeight w:val="529" w:hRule="atLeast"/>
         </w:trPr>
         <w:tc>
           <w:tcPr>
@@ -1590,40 +1758,92 @@
             </w:tcBorders>
             <w:vAlign w:val="center"/>
           </w:tcPr>
+          <w:p/>
           <w:p>
             <w:pPr>
-              <w:spacing w:before="0" w:after="0"/>
+              <w:spacing w:before="0" w:after="0" w:line="461" w:lineRule="exact"/>
+              <w:jc w:val="center"/>
             </w:pPr>
             <w:r>
-              <w:rPr>
-                <w:rFonts w:ascii="Calibri" w:hAnsi="Calibri"/>
-                <w:b/>
-                <w:i w:val="0"/>
-                <w:color w:val="FFFFFF"/>
-                <w:sz w:val="19"/>
-                <w:u w:val="none"/>
-              </w:rPr>
-              <w:t>PS 4</w:t>
-            </w:r>
-          </w:p>
-          <w:p>
-            <w:r>
-              <w:rPr>
-                <w:rFonts w:ascii="Calibri" w:hAnsi="Calibri"/>
-                <w:b w:val="0"/>
-                <w:i w:val="0"/>
-                <w:color w:val="F6E8C9"/>
-                <w:sz w:val="18"/>
-                <w:u w:val="none"/>
-              </w:rPr>
-              <w:t>Tue, Nov 24</w:t>
+              <w:drawing xmlns:a="http://schemas.openxmlformats.org/drawingml/2006/main">
+                <wp:inline distT="0" distB="0" distL="0" distR="0">
+                  <wp:extent cx="1024128" cy="292608"/>
+                  <wp:effectExtent l="0" t="0" r="0" b="0"/>
+                  <wp:docPr id="1005" name="Card 1005"/>
+                  <a:graphic>
+                    <a:graphicData uri="http://schemas.microsoft.com/office/word/2010/wordprocessingShape">
+                      <wps:wsp>
+                        <wps:cNvSpPr/>
+                        <wps:spPr bwMode="auto">
+                          <a:xfrm>
+                            <a:off x="0" y="0"/>
+                            <a:ext cx="1024128" cy="292608"/>
+                          </a:xfrm>
+                          <a:prstGeom prst="roundRect">
+                            <a:avLst>
+                              <a:gd name="adj" fmla="val 18000"/>
+                            </a:avLst>
+                          </a:prstGeom>
+                          <a:solidFill>
+                            <a:srgbClr val="FBEDED"/>
+                          </a:solidFill>
+                          <a:ln w="9525">
+                            <a:solidFill>
+                              <a:srgbClr val="C00000"/>
+                            </a:solidFill>
+                          </a:ln>
+                        </wps:spPr>
+                        <wps:txbx>
+                          <w:txbxContent>
+                            <w:p>
+                              <w:pPr>
+                                <w:spacing w:before="0" w:after="0"/>
+                              </w:pPr>
+                              <w:r>
+                                <w:rPr>
+                                  <w:rFonts w:ascii="Calibri" w:hAnsi="Calibri"/>
+                                  <w:b/>
+                                  <w:i w:val="0"/>
+                                  <w:color w:val="0B2B4E"/>
+                                  <w:sz w:val="17"/>
+                                  <w:u w:val="none"/>
+                                </w:rPr>
+                                <w:t>Problem Set 4</w:t>
+                              </w:r>
+                            </w:p>
+                            <w:p>
+                              <w:pPr>
+                                <w:spacing w:before="0" w:after="0"/>
+                              </w:pPr>
+                              <w:r>
+                                <w:rPr>
+                                  <w:rFonts w:ascii="Calibri" w:hAnsi="Calibri"/>
+                                  <w:b w:val="0"/>
+                                  <w:i w:val="0"/>
+                                  <w:color w:val="0B2B4E"/>
+                                  <w:sz w:val="16"/>
+                                  <w:u w:val="none"/>
+                                </w:rPr>
+                                <w:t>Tue, Nov 24</w:t>
+                              </w:r>
+                            </w:p>
+                          </w:txbxContent>
+                        </wps:txbx>
+                        <wps:bodyPr rot="0" vert="horz" wrap="square" lIns="109728" tIns="9144" rIns="109728" bIns="9144" anchor="t" anchorCtr="0">
+                          <a:noAutofit/>
+                        </wps:bodyPr>
+                      </wps:wsp>
+                    </a:graphicData>
+                  </a:graphic>
+                </wp:inline>
+              </w:drawing>
             </w:r>
           </w:p>
         </w:tc>
       </w:tr>
       <w:tr>
         <w:trPr>
-          <w:trHeight w:val="609" w:hRule="atLeast"/>
+          <w:trHeight w:val="529" w:hRule="atLeast"/>
         </w:trPr>
         <w:tc>
           <w:tcPr>
@@ -1712,40 +1932,92 @@
             </w:tcBorders>
             <w:vAlign w:val="center"/>
           </w:tcPr>
+          <w:p/>
           <w:p>
             <w:pPr>
-              <w:spacing w:before="0" w:after="0"/>
+              <w:spacing w:before="0" w:after="0" w:line="461" w:lineRule="exact"/>
+              <w:jc w:val="center"/>
             </w:pPr>
             <w:r>
-              <w:rPr>
-                <w:rFonts w:ascii="Calibri" w:hAnsi="Calibri"/>
-                <w:b/>
-                <w:i w:val="0"/>
-                <w:color w:val="0B2B4E"/>
-                <w:sz w:val="19"/>
-                <w:u w:val="none"/>
-              </w:rPr>
-              <w:t>PS 5</w:t>
-            </w:r>
-          </w:p>
-          <w:p>
-            <w:r>
-              <w:rPr>
-                <w:rFonts w:ascii="Calibri" w:hAnsi="Calibri"/>
-                <w:b w:val="0"/>
-                <w:i w:val="0"/>
-                <w:color w:val="555B66"/>
-                <w:sz w:val="18"/>
-                <w:u w:val="none"/>
-              </w:rPr>
-              <w:t>Thu, Dec 3</w:t>
+              <w:drawing xmlns:a="http://schemas.openxmlformats.org/drawingml/2006/main">
+                <wp:inline distT="0" distB="0" distL="0" distR="0">
+                  <wp:extent cx="1024128" cy="292608"/>
+                  <wp:effectExtent l="0" t="0" r="0" b="0"/>
+                  <wp:docPr id="1006" name="Card 1006"/>
+                  <a:graphic>
+                    <a:graphicData uri="http://schemas.microsoft.com/office/word/2010/wordprocessingShape">
+                      <wps:wsp>
+                        <wps:cNvSpPr/>
+                        <wps:spPr bwMode="auto">
+                          <a:xfrm>
+                            <a:off x="0" y="0"/>
+                            <a:ext cx="1024128" cy="292608"/>
+                          </a:xfrm>
+                          <a:prstGeom prst="roundRect">
+                            <a:avLst>
+                              <a:gd name="adj" fmla="val 18000"/>
+                            </a:avLst>
+                          </a:prstGeom>
+                          <a:solidFill>
+                            <a:srgbClr val="FBEDED"/>
+                          </a:solidFill>
+                          <a:ln w="9525">
+                            <a:solidFill>
+                              <a:srgbClr val="C00000"/>
+                            </a:solidFill>
+                          </a:ln>
+                        </wps:spPr>
+                        <wps:txbx>
+                          <w:txbxContent>
+                            <w:p>
+                              <w:pPr>
+                                <w:spacing w:before="0" w:after="0"/>
+                              </w:pPr>
+                              <w:r>
+                                <w:rPr>
+                                  <w:rFonts w:ascii="Calibri" w:hAnsi="Calibri"/>
+                                  <w:b/>
+                                  <w:i w:val="0"/>
+                                  <w:color w:val="0B2B4E"/>
+                                  <w:sz w:val="17"/>
+                                  <w:u w:val="none"/>
+                                </w:rPr>
+                                <w:t>Problem Set 5</w:t>
+                              </w:r>
+                            </w:p>
+                            <w:p>
+                              <w:pPr>
+                                <w:spacing w:before="0" w:after="0"/>
+                              </w:pPr>
+                              <w:r>
+                                <w:rPr>
+                                  <w:rFonts w:ascii="Calibri" w:hAnsi="Calibri"/>
+                                  <w:b w:val="0"/>
+                                  <w:i w:val="0"/>
+                                  <w:color w:val="0B2B4E"/>
+                                  <w:sz w:val="16"/>
+                                  <w:u w:val="none"/>
+                                </w:rPr>
+                                <w:t>Thu, Dec 3</w:t>
+                              </w:r>
+                            </w:p>
+                          </w:txbxContent>
+                        </wps:txbx>
+                        <wps:bodyPr rot="0" vert="horz" wrap="square" lIns="109728" tIns="9144" rIns="109728" bIns="9144" anchor="t" anchorCtr="0">
+                          <a:noAutofit/>
+                        </wps:bodyPr>
+                      </wps:wsp>
+                    </a:graphicData>
+                  </a:graphic>
+                </wp:inline>
+              </w:drawing>
             </w:r>
           </w:p>
         </w:tc>
       </w:tr>
       <w:tr>
         <w:trPr>
-          <w:trHeight w:val="609" w:hRule="atLeast"/>
+          <w:trHeight w:val="529" w:hRule="atLeast"/>
         </w:trPr>
         <w:tc>
           <w:tcPr>
@@ -1854,7 +2126,7 @@
       </w:tr>
       <w:tr>
         <w:trPr>
-          <w:trHeight w:val="609" w:hRule="atLeast"/>
+          <w:trHeight w:val="529" w:hRule="atLeast"/>
         </w:trPr>
         <w:tc>
           <w:tcPr>
@@ -1965,7 +2237,7 @@
     </w:tbl>
     <w:p>
       <w:pPr>
-        <w:spacing w:before="40" w:after="40" w:line="20" w:lineRule="exact"/>
+        <w:spacing w:before="0" w:after="20" w:line="20" w:lineRule="exact"/>
       </w:pPr>
       <w:r>
         <w:rPr>
@@ -2152,7 +2424,7 @@
           <wp:inline distT="0" distB="0" distL="0" distR="0">
             <wp:extent cx="6309360" cy="340614"/>
             <wp:effectExtent l="0" t="0" r="76200" b="76200"/>
-            <wp:docPr id="1003" name="Card 1003"/>
+            <wp:docPr id="1008" name="Card 1008"/>
             <a:graphic>
               <a:graphicData uri="http://schemas.microsoft.com/office/word/2010/wordprocessingShape">
                 <wps:wsp>
@@ -2366,7 +2638,7 @@
         </w:rPr>
         <w:t xml:space="preserve">Take the </w:t>
       </w:r>
-      <w:hyperlink r:id="rId11">
+      <w:hyperlink r:id="rId12">
         <w:r>
           <w:rPr>
             <w:rFonts w:ascii="Calibri" w:hAnsi="Calibri"/>
@@ -2420,7 +2692,7 @@
         </w:rPr>
         <w:t xml:space="preserve">Watch the </w:t>
       </w:r>
-      <w:hyperlink r:id="rId12">
+      <w:hyperlink r:id="rId13">
         <w:r>
           <w:rPr>
             <w:rFonts w:ascii="Calibri" w:hAnsi="Calibri"/>
@@ -2457,7 +2729,7 @@
           <wp:inline distT="0" distB="0" distL="0" distR="0">
             <wp:extent cx="6249806" cy="388620"/>
             <wp:effectExtent l="0" t="0" r="76200" b="76200"/>
-            <wp:docPr id="1004" name="Card 1004"/>
+            <wp:docPr id="1009" name="Card 1009"/>
             <a:graphic>
               <a:graphicData uri="http://schemas.microsoft.com/office/word/2010/wordprocessingShape">
                 <wps:wsp>
@@ -2516,7 +2788,7 @@
                           </w:rPr>
                           <w:t xml:space="preserve">Sign-in to watch videos: Use option </w:t>
                         </w:r>
-                        <w:hyperlink r:id="rId13">
+                        <w:hyperlink r:id="rId14">
                           <w:r>
                             <w:rPr>
                               <w:rFonts w:ascii="Calibri" w:hAnsi="Calibri"/>
@@ -2567,7 +2839,7 @@
         <w:drawing>
           <wp:inline xmlns:a="http://schemas.openxmlformats.org/drawingml/2006/main" xmlns:pic="http://schemas.openxmlformats.org/drawingml/2006/picture">
             <wp:extent cx="4023360" cy="2612571"/>
-            <wp:docPr id="1005" name="Picture 1005"/>
+            <wp:docPr id="1010" name="Picture 1010"/>
             <wp:cNvGraphicFramePr>
               <a:graphicFrameLocks noChangeAspect="1"/>
             </wp:cNvGraphicFramePr>
@@ -2579,7 +2851,7 @@
                     <pic:cNvPicPr/>
                   </pic:nvPicPr>
                   <pic:blipFill>
-                    <a:blip r:embed="rId14"/>
+                    <a:blip r:embed="rId15"/>
                     <a:stretch>
                       <a:fillRect/>
                     </a:stretch>
@@ -2742,7 +3014,7 @@
           <wp:inline distT="0" distB="0" distL="0" distR="0">
             <wp:extent cx="5949360" cy="738759"/>
             <wp:effectExtent l="0" t="0" r="76200" b="76200"/>
-            <wp:docPr id="1005" name="Card 1005"/>
+            <wp:docPr id="1010" name="Card 1010"/>
             <a:graphic>
               <a:graphicData uri="http://schemas.microsoft.com/office/word/2010/wordprocessingShape">
                 <wps:wsp>
@@ -2858,9 +3130,9 @@
       <w:r>
         <w:drawing xmlns:a="http://schemas.openxmlformats.org/drawingml/2006/main">
           <wp:inline distT="0" distB="0" distL="0" distR="0">
-            <wp:extent cx="5949360" cy="800861"/>
+            <wp:extent cx="5949360" cy="1040384"/>
             <wp:effectExtent l="0" t="0" r="76200" b="76200"/>
-            <wp:docPr id="1006" name="Card 1006"/>
+            <wp:docPr id="1011" name="Card 1011"/>
             <a:graphic>
               <a:graphicData uri="http://schemas.microsoft.com/office/word/2010/wordprocessingShape">
                 <wps:wsp>
@@ -2868,11 +3140,11 @@
                   <wps:spPr bwMode="auto">
                     <a:xfrm>
                       <a:off x="0" y="0"/>
-                      <a:ext cx="5949360" cy="800861"/>
+                      <a:ext cx="5949360" cy="1040384"/>
                     </a:xfrm>
                     <a:prstGeom prst="roundRect">
                       <a:avLst>
-                        <a:gd name="adj" fmla="val 13701"/>
+                        <a:gd name="adj" fmla="val 10546"/>
                       </a:avLst>
                     </a:prstGeom>
                     <a:solidFill>
@@ -2987,6 +3259,22 @@
                             <w:u w:val="none"/>
                           </w:rPr>
                           <w:t>Module 2: Demand Analysis</w:t>
+                        </w:r>
+                      </w:p>
+                      <w:p>
+                        <w:pPr>
+                          <w:spacing w:before="80" w:after="20"/>
+                        </w:pPr>
+                        <w:r>
+                          <w:rPr>
+                            <w:rFonts w:ascii="Calibri" w:hAnsi="Calibri"/>
+                            <w:b w:val="0"/>
+                            <w:i/>
+                            <w:color w:val="0B2B4E"/>
+                            <w:sz w:val="22"/>
+                            <w:u w:val="none"/>
+                          </w:rPr>
+                          <w:t>In-Class Material – Modules 1, 2: Handout / Slides  (TBD)</w:t>
                         </w:r>
                       </w:p>
                     </w:txbxContent>
@@ -3030,7 +3318,7 @@
             <wp:extent cx="5949360" cy="5792597"/>
             <wp:effectExtent l="0" t="0" r="76200" b="76200"/>
             <wp:wrapNone/>
-            <wp:docPr id="1010" name="Container 1010"/>
+            <wp:docPr id="1015" name="Container 1015"/>
             <a:graphic>
               <a:graphicData uri="http://schemas.microsoft.com/office/word/2010/wordprocessingShape">
                 <wps:wsp>
@@ -3081,7 +3369,7 @@
           <wp:inline distT="0" distB="0" distL="0" distR="0">
             <wp:extent cx="5583600" cy="1595246"/>
             <wp:effectExtent l="0" t="0" r="76200" b="76200"/>
-            <wp:docPr id="1007" name="Card 1007"/>
+            <wp:docPr id="1012" name="Card 1012"/>
             <a:graphic>
               <a:graphicData uri="http://schemas.microsoft.com/office/word/2010/wordprocessingShape">
                 <wps:wsp>
@@ -3182,7 +3470,7 @@
                           <w:t>•</w:t>
                           <w:tab/>
                         </w:r>
-                        <w:hyperlink r:id="rId15">
+                        <w:hyperlink r:id="rId16">
                           <w:r>
                             <w:rPr>
                               <w:rFonts w:ascii="Calibri" w:hAnsi="Calibri"/>
@@ -3225,7 +3513,7 @@
                           <w:t>•</w:t>
                           <w:tab/>
                         </w:r>
-                        <w:hyperlink r:id="rId16">
+                        <w:hyperlink r:id="rId17">
                           <w:r>
                             <w:rPr>
                               <w:rFonts w:ascii="Calibri" w:hAnsi="Calibri"/>
@@ -3268,7 +3556,7 @@
                           <w:t>•</w:t>
                           <w:tab/>
                         </w:r>
-                        <w:hyperlink r:id="rId17">
+                        <w:hyperlink r:id="rId18">
                           <w:r>
                             <w:rPr>
                               <w:rFonts w:ascii="Calibri" w:hAnsi="Calibri"/>
@@ -3311,7 +3599,7 @@
                           <w:t>•</w:t>
                           <w:tab/>
                         </w:r>
-                        <w:hyperlink r:id="rId18">
+                        <w:hyperlink r:id="rId19">
                           <w:r>
                             <w:rPr>
                               <w:rFonts w:ascii="Calibri" w:hAnsi="Calibri"/>
@@ -3373,7 +3661,7 @@
           <wp:inline distT="0" distB="0" distL="0" distR="0">
             <wp:extent cx="5583600" cy="1846072"/>
             <wp:effectExtent l="0" t="0" r="76200" b="76200"/>
-            <wp:docPr id="1008" name="Card 1008"/>
+            <wp:docPr id="1013" name="Card 1013"/>
             <a:graphic>
               <a:graphicData uri="http://schemas.microsoft.com/office/word/2010/wordprocessingShape">
                 <wps:wsp>
@@ -3451,7 +3739,7 @@
                             <w:sz w:val="22"/>
                             <w:u w:val="none"/>
                           </w:rPr>
-                          <w:t>About Class Material:</w:t>
+                          <w:t>Podcasts About Class Material:</w:t>
                         </w:r>
                       </w:p>
                       <w:p>
@@ -3474,7 +3762,7 @@
                           <w:t>•</w:t>
                           <w:tab/>
                         </w:r>
-                        <w:hyperlink r:id="rId19">
+                        <w:hyperlink r:id="rId20">
                           <w:r>
                             <w:rPr>
                               <w:rFonts w:ascii="Calibri" w:hAnsi="Calibri"/>
@@ -3482,7 +3770,35 @@
                               <w:color w:val="365F91"/>
                               <w:sz w:val="22"/>
                             </w:rPr>
-                            <w:t xml:space="preserve">Podcast: Intro to Module 1</w:t>
+                            <w:t xml:space="preserve">Podcast (</w:t>
+                          </w:r>
+                          <w:r>
+                            <w:rPr>
+                              <w:rFonts w:ascii="Calibri" w:hAnsi="Calibri"/>
+                              <w:b/>
+                              <w:u w:val="single"/>
+                              <w:color w:val="365F91"/>
+                              <w:sz w:val="22"/>
+                            </w:rPr>
+                            <w:t xml:space="preserve">before</w:t>
+                          </w:r>
+                          <w:r>
+                            <w:rPr>
+                              <w:rFonts w:ascii="Calibri" w:hAnsi="Calibri"/>
+                              <w:b/>
+                              <w:color w:val="365F91"/>
+                              <w:sz w:val="22"/>
+                            </w:rPr>
+                            <w:t xml:space="preserve"> class): </w:t>
+                          </w:r>
+                          <w:r>
+                            <w:rPr>
+                              <w:rFonts w:ascii="Calibri" w:hAnsi="Calibri"/>
+                              <w:b/>
+                              <w:color w:val="365F91"/>
+                              <w:sz w:val="22"/>
+                            </w:rPr>
+                            <w:t xml:space="preserve">Intro to Module 1</w:t>
                           </w:r>
                         </w:hyperlink>
                         <w:r>
@@ -3517,7 +3833,7 @@
                           <w:t>•</w:t>
                           <w:tab/>
                         </w:r>
-                        <w:hyperlink r:id="rId20">
+                        <w:hyperlink r:id="rId21">
                           <w:r>
                             <w:rPr>
                               <w:rFonts w:ascii="Calibri" w:hAnsi="Calibri"/>
@@ -3525,7 +3841,35 @@
                               <w:color w:val="365F91"/>
                               <w:sz w:val="22"/>
                             </w:rPr>
-                            <w:t xml:space="preserve">Podcast: Wrap-Up of Module 1</w:t>
+                            <w:t xml:space="preserve">Podcast (</w:t>
+                          </w:r>
+                          <w:r>
+                            <w:rPr>
+                              <w:rFonts w:ascii="Calibri" w:hAnsi="Calibri"/>
+                              <w:b/>
+                              <w:u w:val="single"/>
+                              <w:color w:val="365F91"/>
+                              <w:sz w:val="22"/>
+                            </w:rPr>
+                            <w:t xml:space="preserve">before</w:t>
+                          </w:r>
+                          <w:r>
+                            <w:rPr>
+                              <w:rFonts w:ascii="Calibri" w:hAnsi="Calibri"/>
+                              <w:b/>
+                              <w:color w:val="365F91"/>
+                              <w:sz w:val="22"/>
+                            </w:rPr>
+                            <w:t xml:space="preserve"> class): </w:t>
+                          </w:r>
+                          <w:r>
+                            <w:rPr>
+                              <w:rFonts w:ascii="Calibri" w:hAnsi="Calibri"/>
+                              <w:b/>
+                              <w:color w:val="365F91"/>
+                              <w:sz w:val="22"/>
+                            </w:rPr>
+                            <w:t xml:space="preserve">Intro to Module 2</w:t>
                           </w:r>
                         </w:hyperlink>
                         <w:r>
@@ -3537,7 +3881,7 @@
                             <w:sz w:val="20"/>
                             <w:u w:val="none"/>
                           </w:rPr>
-                          <w:t xml:space="preserve">  (16 min)</w:t>
+                          <w:t xml:space="preserve">  (4 min)</w:t>
                         </w:r>
                       </w:p>
                       <w:p>
@@ -3553,7 +3897,7 @@
                             <w:sz w:val="22"/>
                             <w:u w:val="none"/>
                           </w:rPr>
-                          <w:t>Other podcasts:</w:t>
+                          <w:t>Optional Podcasts (before class):</w:t>
                         </w:r>
                       </w:p>
                       <w:p>
@@ -3576,7 +3920,39 @@
                           <w:t>•</w:t>
                           <w:tab/>
                         </w:r>
-                        <w:hyperlink r:id="rId21">
+                        <w:hyperlink r:id="rId22">
+                          <w:r>
+                            <w:rPr>
+                              <w:rFonts w:ascii="Calibri" w:hAnsi="Calibri"/>
+                              <w:b/>
+                              <w:color w:val="365F91"/>
+                              <w:sz w:val="22"/>
+                            </w:rPr>
+                            <w:t xml:space="preserve">Should We Really Behave Like Economists Say We Do?</w:t>
+                          </w:r>
+                        </w:hyperlink>
+                      </w:p>
+                      <w:p>
+                        <w:pPr>
+                          <w:tabs>
+                            <w:tab w:pos="432" w:val="left"/>
+                          </w:tabs>
+                          <w:spacing w:before="0" w:after="20"/>
+                          <w:ind w:left="432" w:hanging="230"/>
+                        </w:pPr>
+                        <w:r>
+                          <w:rPr>
+                            <w:rFonts w:ascii="Calibri" w:hAnsi="Calibri"/>
+                            <w:b w:val="0"/>
+                            <w:i w:val="0"/>
+                            <w:color w:val="0B2B4E"/>
+                            <w:sz w:val="22"/>
+                            <w:u w:val="none"/>
+                          </w:rPr>
+                          <w:t>•</w:t>
+                          <w:tab/>
+                        </w:r>
+                        <w:hyperlink r:id="rId23">
                           <w:r>
                             <w:rPr>
                               <w:rFonts w:ascii="Calibri" w:hAnsi="Calibri"/>
@@ -3608,7 +3984,7 @@
                           <w:t>•</w:t>
                           <w:tab/>
                         </w:r>
-                        <w:hyperlink r:id="rId22">
+                        <w:hyperlink r:id="rId24">
                           <w:r>
                             <w:rPr>
                               <w:rFonts w:ascii="Calibri" w:hAnsi="Calibri"/>
@@ -3617,38 +3993,6 @@
                               <w:sz w:val="22"/>
                             </w:rPr>
                             <w:t xml:space="preserve">The Opportunity-Cost Principle</w:t>
-                          </w:r>
-                        </w:hyperlink>
-                      </w:p>
-                      <w:p>
-                        <w:pPr>
-                          <w:tabs>
-                            <w:tab w:pos="432" w:val="left"/>
-                          </w:tabs>
-                          <w:spacing w:before="0" w:after="20"/>
-                          <w:ind w:left="432" w:hanging="230"/>
-                        </w:pPr>
-                        <w:r>
-                          <w:rPr>
-                            <w:rFonts w:ascii="Calibri" w:hAnsi="Calibri"/>
-                            <w:b w:val="0"/>
-                            <w:i w:val="0"/>
-                            <w:color w:val="0B2B4E"/>
-                            <w:sz w:val="22"/>
-                            <w:u w:val="none"/>
-                          </w:rPr>
-                          <w:t>•</w:t>
-                          <w:tab/>
-                        </w:r>
-                        <w:hyperlink r:id="rId23">
-                          <w:r>
-                            <w:rPr>
-                              <w:rFonts w:ascii="Calibri" w:hAnsi="Calibri"/>
-                              <w:b/>
-                              <w:color w:val="365F91"/>
-                              <w:sz w:val="22"/>
-                            </w:rPr>
-                            <w:t xml:space="preserve">Should We Really Behave Like Economists?</w:t>
                           </w:r>
                         </w:hyperlink>
                       </w:p>
@@ -3674,7 +4018,7 @@
           <wp:inline distT="0" distB="0" distL="0" distR="0">
             <wp:extent cx="5583600" cy="1657349"/>
             <wp:effectExtent l="0" t="0" r="76200" b="76200"/>
-            <wp:docPr id="1009" name="Card 1009"/>
+            <wp:docPr id="1014" name="Card 1014"/>
             <a:graphic>
               <a:graphicData uri="http://schemas.microsoft.com/office/word/2010/wordprocessingShape">
                 <wps:wsp>
@@ -4059,7 +4403,7 @@
           <wp:inline distT="0" distB="0" distL="0" distR="0">
             <wp:extent cx="5949360" cy="550037"/>
             <wp:effectExtent l="0" t="0" r="76200" b="76200"/>
-            <wp:docPr id="1011" name="Card 1011"/>
+            <wp:docPr id="1016" name="Card 1016"/>
             <a:graphic>
               <a:graphicData uri="http://schemas.microsoft.com/office/word/2010/wordprocessingShape">
                 <wps:wsp>
@@ -4162,10 +4506,10 @@
             <wp:positionV relativeFrom="paragraph">
               <wp:posOffset>-54864</wp:posOffset>
             </wp:positionV>
-            <wp:extent cx="5949360" cy="6899783"/>
+            <wp:extent cx="5949360" cy="6648958"/>
             <wp:effectExtent l="0" t="0" r="76200" b="76200"/>
             <wp:wrapNone/>
-            <wp:docPr id="1016" name="Container 1016"/>
+            <wp:docPr id="1021" name="Container 1021"/>
             <a:graphic>
               <a:graphicData uri="http://schemas.microsoft.com/office/word/2010/wordprocessingShape">
                 <wps:wsp>
@@ -4173,7 +4517,7 @@
                   <wps:spPr bwMode="auto">
                     <a:xfrm>
                       <a:off x="0" y="0"/>
-                      <a:ext cx="5949360" cy="6899783"/>
+                      <a:ext cx="5949360" cy="6648958"/>
                     </a:xfrm>
                     <a:prstGeom prst="roundRect">
                       <a:avLst>
@@ -4214,9 +4558,9 @@
       <w:r>
         <w:drawing xmlns:a="http://schemas.openxmlformats.org/drawingml/2006/main">
           <wp:inline distT="0" distB="0" distL="0" distR="0">
-            <wp:extent cx="5583600" cy="2450338"/>
+            <wp:extent cx="5583600" cy="2199513"/>
             <wp:effectExtent l="0" t="0" r="76200" b="76200"/>
-            <wp:docPr id="1012" name="Card 1012"/>
+            <wp:docPr id="1017" name="Card 1017"/>
             <a:graphic>
               <a:graphicData uri="http://schemas.microsoft.com/office/word/2010/wordprocessingShape">
                 <wps:wsp>
@@ -4224,11 +4568,11 @@
                   <wps:spPr bwMode="auto">
                     <a:xfrm>
                       <a:off x="0" y="0"/>
-                      <a:ext cx="5583600" cy="2450338"/>
+                      <a:ext cx="5583600" cy="2199513"/>
                     </a:xfrm>
                     <a:prstGeom prst="roundRect">
                       <a:avLst>
-                        <a:gd name="adj" fmla="val 4478"/>
+                        <a:gd name="adj" fmla="val 4988"/>
                       </a:avLst>
                     </a:prstGeom>
                     <a:solidFill>
@@ -4294,65 +4638,6 @@
                             <w:sz w:val="22"/>
                             <w:u w:val="none"/>
                           </w:rPr>
-                          <w:t>Recap (optional):</w:t>
-                        </w:r>
-                      </w:p>
-                      <w:p>
-                        <w:pPr>
-                          <w:tabs>
-                            <w:tab w:pos="432" w:val="left"/>
-                          </w:tabs>
-                          <w:spacing w:before="0" w:after="20"/>
-                          <w:ind w:left="432" w:hanging="230"/>
-                        </w:pPr>
-                        <w:r>
-                          <w:rPr>
-                            <w:rFonts w:ascii="Calibri" w:hAnsi="Calibri"/>
-                            <w:b w:val="0"/>
-                            <w:i w:val="0"/>
-                            <w:color w:val="0B2B4E"/>
-                            <w:sz w:val="22"/>
-                            <w:u w:val="none"/>
-                          </w:rPr>
-                          <w:t>•</w:t>
-                          <w:tab/>
-                        </w:r>
-                        <w:hyperlink r:id="rId24">
-                          <w:r>
-                            <w:rPr>
-                              <w:rFonts w:ascii="Calibri" w:hAnsi="Calibri"/>
-                              <w:b/>
-                              <w:color w:val="365F91"/>
-                              <w:sz w:val="22"/>
-                            </w:rPr>
-                            <w:t xml:space="preserve">Recap of Module 1</w:t>
-                          </w:r>
-                        </w:hyperlink>
-                        <w:r>
-                          <w:rPr>
-                            <w:rFonts w:ascii="Calibri" w:hAnsi="Calibri"/>
-                            <w:b w:val="0"/>
-                            <w:i w:val="0"/>
-                            <w:color w:val="555B66"/>
-                            <w:sz w:val="20"/>
-                            <w:u w:val="none"/>
-                          </w:rPr>
-                          <w:t xml:space="preserve">  (7 min)</w:t>
-                        </w:r>
-                      </w:p>
-                      <w:p>
-                        <w:pPr>
-                          <w:spacing w:before="80" w:after="20"/>
-                        </w:pPr>
-                        <w:r>
-                          <w:rPr>
-                            <w:rFonts w:ascii="Calibri" w:hAnsi="Calibri"/>
-                            <w:b w:val="0"/>
-                            <w:i/>
-                            <w:color w:val="0B2B4E"/>
-                            <w:sz w:val="22"/>
-                            <w:u w:val="none"/>
-                          </w:rPr>
                           <w:t>Remaining videos for Module 2 [material not covered in the on-campus class] – watch by the weekend:</w:t>
                         </w:r>
                       </w:p>
@@ -4396,7 +4681,7 @@
                             <w:sz w:val="20"/>
                             <w:u w:val="none"/>
                           </w:rPr>
-                          <w:t xml:space="preserve">  (++)</w:t>
+                          <w:t xml:space="preserve">  (25 min)</w:t>
                         </w:r>
                       </w:p>
                       <w:p>
@@ -4439,7 +4724,7 @@
                             <w:sz w:val="20"/>
                             <w:u w:val="none"/>
                           </w:rPr>
-                          <w:t xml:space="preserve">  (++)</w:t>
+                          <w:t xml:space="preserve">  (23 min)</w:t>
                         </w:r>
                       </w:p>
                       <w:p>
@@ -4482,7 +4767,24 @@
                             <w:sz w:val="20"/>
                             <w:u w:val="none"/>
                           </w:rPr>
-                          <w:t xml:space="preserve">  (++)</w:t>
+                          <w:t xml:space="preserve">  (24 min)</w:t>
+                        </w:r>
+                      </w:p>
+                      <w:p>
+                        <w:pPr>
+                          <w:spacing w:before="20" w:after="20"/>
+                          <w:ind w:left="432"/>
+                        </w:pPr>
+                        <w:r>
+                          <w:rPr>
+                            <w:rFonts w:ascii="Calibri" w:hAnsi="Calibri"/>
+                            <w:b w:val="0"/>
+                            <w:i/>
+                            <w:color w:val="555B66"/>
+                            <w:sz w:val="19"/>
+                            <w:u w:val="none"/>
+                          </w:rPr>
+                          <w:t>≈ 72 min of video in total</w:t>
                         </w:r>
                       </w:p>
                       <w:p>
@@ -4609,7 +4911,7 @@
           <wp:inline distT="0" distB="0" distL="0" distR="0">
             <wp:extent cx="5583600" cy="1040384"/>
             <wp:effectExtent l="0" t="0" r="76200" b="76200"/>
-            <wp:docPr id="1013" name="Card 1013"/>
+            <wp:docPr id="1018" name="Card 1018"/>
             <a:graphic>
               <a:graphicData uri="http://schemas.microsoft.com/office/word/2010/wordprocessingShape">
                 <wps:wsp>
@@ -4687,7 +4989,7 @@
                             <w:sz w:val="22"/>
                             <w:u w:val="none"/>
                           </w:rPr>
-                          <w:t>About Class Material:</w:t>
+                          <w:t>Podcasts About Class Material:</w:t>
                         </w:r>
                       </w:p>
                       <w:p>
@@ -4718,7 +5020,35 @@
                               <w:color w:val="365F91"/>
                               <w:sz w:val="22"/>
                             </w:rPr>
-                            <w:t xml:space="preserve">Podcast: Intro to Module 2</w:t>
+                            <w:t xml:space="preserve">Podcast (</w:t>
+                          </w:r>
+                          <w:r>
+                            <w:rPr>
+                              <w:rFonts w:ascii="Calibri" w:hAnsi="Calibri"/>
+                              <w:b/>
+                              <w:u w:val="single"/>
+                              <w:color w:val="365F91"/>
+                              <w:sz w:val="22"/>
+                            </w:rPr>
+                            <w:t xml:space="preserve">after</w:t>
+                          </w:r>
+                          <w:r>
+                            <w:rPr>
+                              <w:rFonts w:ascii="Calibri" w:hAnsi="Calibri"/>
+                              <w:b/>
+                              <w:color w:val="365F91"/>
+                              <w:sz w:val="22"/>
+                            </w:rPr>
+                            <w:t xml:space="preserve"> class): </w:t>
+                          </w:r>
+                          <w:r>
+                            <w:rPr>
+                              <w:rFonts w:ascii="Calibri" w:hAnsi="Calibri"/>
+                              <w:b/>
+                              <w:color w:val="365F91"/>
+                              <w:sz w:val="22"/>
+                            </w:rPr>
+                            <w:t xml:space="preserve">Wrap-Up of Module 1</w:t>
                           </w:r>
                         </w:hyperlink>
                         <w:r>
@@ -4730,7 +5060,7 @@
                             <w:sz w:val="20"/>
                             <w:u w:val="none"/>
                           </w:rPr>
-                          <w:t xml:space="preserve">  (4 min)</w:t>
+                          <w:t xml:space="preserve">  (16 min)</w:t>
                         </w:r>
                       </w:p>
                       <w:p>
@@ -4761,7 +5091,35 @@
                               <w:color w:val="365F91"/>
                               <w:sz w:val="22"/>
                             </w:rPr>
-                            <w:t xml:space="preserve">Podcast: Wrap-Up of Module 2</w:t>
+                            <w:t xml:space="preserve">Podcast (</w:t>
+                          </w:r>
+                          <w:r>
+                            <w:rPr>
+                              <w:rFonts w:ascii="Calibri" w:hAnsi="Calibri"/>
+                              <w:b/>
+                              <w:u w:val="single"/>
+                              <w:color w:val="365F91"/>
+                              <w:sz w:val="22"/>
+                            </w:rPr>
+                            <w:t xml:space="preserve">after</w:t>
+                          </w:r>
+                          <w:r>
+                            <w:rPr>
+                              <w:rFonts w:ascii="Calibri" w:hAnsi="Calibri"/>
+                              <w:b/>
+                              <w:color w:val="365F91"/>
+                              <w:sz w:val="22"/>
+                            </w:rPr>
+                            <w:t xml:space="preserve"> class and watching the Module 2 videos): </w:t>
+                          </w:r>
+                          <w:r>
+                            <w:rPr>
+                              <w:rFonts w:ascii="Calibri" w:hAnsi="Calibri"/>
+                              <w:b/>
+                              <w:color w:val="365F91"/>
+                              <w:sz w:val="22"/>
+                            </w:rPr>
+                            <w:t xml:space="preserve">Wrap-Up of Module 2</w:t>
                           </w:r>
                         </w:hyperlink>
                         <w:r>
@@ -4798,7 +5156,7 @@
           <wp:inline distT="0" distB="0" distL="0" distR="0">
             <wp:extent cx="5583600" cy="1838070"/>
             <wp:effectExtent l="0" t="0" r="76200" b="76200"/>
-            <wp:docPr id="1014" name="Card 1014"/>
+            <wp:docPr id="1019" name="Card 1019"/>
             <a:graphic>
               <a:graphicData uri="http://schemas.microsoft.com/office/word/2010/wordprocessingShape">
                 <wps:wsp>
@@ -5062,7 +5420,7 @@
           <wp:inline distT="0" distB="0" distL="0" distR="0">
             <wp:extent cx="5583600" cy="800861"/>
             <wp:effectExtent l="0" t="0" r="76200" b="76200"/>
-            <wp:docPr id="1015" name="Card 1015"/>
+            <wp:docPr id="1020" name="Card 1020"/>
             <a:graphic>
               <a:graphicData uri="http://schemas.microsoft.com/office/word/2010/wordprocessingShape">
                 <wps:wsp>
@@ -5349,9 +5707,9 @@
       <w:r>
         <w:drawing xmlns:a="http://schemas.openxmlformats.org/drawingml/2006/main">
           <wp:inline distT="0" distB="0" distL="0" distR="0">
-            <wp:extent cx="5949360" cy="348615"/>
+            <wp:extent cx="5949360" cy="521335"/>
             <wp:effectExtent l="0" t="0" r="76200" b="76200"/>
-            <wp:docPr id="1017" name="Card 1017"/>
+            <wp:docPr id="1022" name="Card 1022"/>
             <a:graphic>
               <a:graphicData uri="http://schemas.microsoft.com/office/word/2010/wordprocessingShape">
                 <wps:wsp>
@@ -5359,7 +5717,7 @@
                   <wps:spPr bwMode="auto">
                     <a:xfrm>
                       <a:off x="0" y="0"/>
-                      <a:ext cx="5949360" cy="348615"/>
+                      <a:ext cx="5949360" cy="521335"/>
                     </a:xfrm>
                     <a:prstGeom prst="roundRect">
                       <a:avLst>
@@ -5400,6 +5758,33 @@
                           <w:t>Due:  Problem Set 1 – Tue, Oct 13</w:t>
                         </w:r>
                       </w:p>
+                      <w:p>
+                        <w:pPr>
+                          <w:spacing w:before="20"/>
+                        </w:pPr>
+                        <w:r>
+                          <w:rPr>
+                            <w:rFonts w:ascii="Calibri" w:hAnsi="Calibri"/>
+                            <w:b w:val="0"/>
+                            <w:i w:val="0"/>
+                            <w:color w:val="1A1A1A"/>
+                            <w:sz w:val="20"/>
+                            <w:u w:val="none"/>
+                          </w:rPr>
+                          <w:t xml:space="preserve">Upload one solution per group on </w:t>
+                        </w:r>
+                        <w:hyperlink r:id="rId34">
+                          <w:r>
+                            <w:rPr>
+                              <w:rFonts w:ascii="Calibri" w:hAnsi="Calibri"/>
+                              <w:u w:val="single"/>
+                              <w:color w:val="365F91"/>
+                              <w:sz w:val="20"/>
+                            </w:rPr>
+                            <w:t xml:space="preserve">BruinLearn</w:t>
+                          </w:r>
+                        </w:hyperlink>
+                      </w:p>
                     </w:txbxContent>
                   </wps:txbx>
                   <wps:bodyPr rot="0" vert="horz" wrap="square" lIns="109728" tIns="54864" rIns="109728" bIns="54864" anchor="t" anchorCtr="0">
@@ -5422,7 +5807,7 @@
           <wp:inline distT="0" distB="0" distL="0" distR="0">
             <wp:extent cx="5949360" cy="550037"/>
             <wp:effectExtent l="0" t="0" r="76200" b="76200"/>
-            <wp:docPr id="1018" name="Card 1018"/>
+            <wp:docPr id="1023" name="Card 1023"/>
             <a:graphic>
               <a:graphicData uri="http://schemas.microsoft.com/office/word/2010/wordprocessingShape">
                 <wps:wsp>
@@ -5525,10 +5910,10 @@
             <wp:positionV relativeFrom="paragraph">
               <wp:posOffset>-54864</wp:posOffset>
             </wp:positionV>
-            <wp:extent cx="5949360" cy="5615178"/>
+            <wp:extent cx="5949360" cy="5186933"/>
             <wp:effectExtent l="0" t="0" r="76200" b="76200"/>
             <wp:wrapNone/>
-            <wp:docPr id="1022" name="Container 1022"/>
+            <wp:docPr id="1027" name="Container 1027"/>
             <a:graphic>
               <a:graphicData uri="http://schemas.microsoft.com/office/word/2010/wordprocessingShape">
                 <wps:wsp>
@@ -5536,11 +5921,11 @@
                   <wps:spPr bwMode="auto">
                     <a:xfrm>
                       <a:off x="0" y="0"/>
-                      <a:ext cx="5949360" cy="5615178"/>
+                      <a:ext cx="5949360" cy="5186933"/>
                     </a:xfrm>
                     <a:prstGeom prst="roundRect">
                       <a:avLst>
-                        <a:gd name="adj" fmla="val 2279"/>
+                        <a:gd name="adj" fmla="val 2468"/>
                       </a:avLst>
                     </a:prstGeom>
                     <a:solidFill>
@@ -5577,9 +5962,9 @@
       <w:r>
         <w:drawing xmlns:a="http://schemas.openxmlformats.org/drawingml/2006/main">
           <wp:inline distT="0" distB="0" distL="0" distR="0">
-            <wp:extent cx="5583600" cy="2412238"/>
+            <wp:extent cx="5583600" cy="1983994"/>
             <wp:effectExtent l="0" t="0" r="76200" b="76200"/>
-            <wp:docPr id="1019" name="Card 1019"/>
+            <wp:docPr id="1024" name="Card 1024"/>
             <a:graphic>
               <a:graphicData uri="http://schemas.microsoft.com/office/word/2010/wordprocessingShape">
                 <wps:wsp>
@@ -5587,11 +5972,11 @@
                   <wps:spPr bwMode="auto">
                     <a:xfrm>
                       <a:off x="0" y="0"/>
-                      <a:ext cx="5583600" cy="2412238"/>
+                      <a:ext cx="5583600" cy="1983994"/>
                     </a:xfrm>
                     <a:prstGeom prst="roundRect">
                       <a:avLst>
-                        <a:gd name="adj" fmla="val 4548"/>
+                        <a:gd name="adj" fmla="val 5530"/>
                       </a:avLst>
                     </a:prstGeom>
                     <a:solidFill>
@@ -5657,65 +6042,6 @@
                             <w:sz w:val="22"/>
                             <w:u w:val="none"/>
                           </w:rPr>
-                          <w:t>Recap (optional):</w:t>
-                        </w:r>
-                      </w:p>
-                      <w:p>
-                        <w:pPr>
-                          <w:tabs>
-                            <w:tab w:pos="432" w:val="left"/>
-                          </w:tabs>
-                          <w:spacing w:before="0" w:after="20"/>
-                          <w:ind w:left="432" w:hanging="230"/>
-                        </w:pPr>
-                        <w:r>
-                          <w:rPr>
-                            <w:rFonts w:ascii="Calibri" w:hAnsi="Calibri"/>
-                            <w:b w:val="0"/>
-                            <w:i w:val="0"/>
-                            <w:color w:val="0B2B4E"/>
-                            <w:sz w:val="22"/>
-                            <w:u w:val="none"/>
-                          </w:rPr>
-                          <w:t>•</w:t>
-                          <w:tab/>
-                        </w:r>
-                        <w:hyperlink r:id="rId34">
-                          <w:r>
-                            <w:rPr>
-                              <w:rFonts w:ascii="Calibri" w:hAnsi="Calibri"/>
-                              <w:b/>
-                              <w:color w:val="365F91"/>
-                              <w:sz w:val="22"/>
-                            </w:rPr>
-                            <w:t xml:space="preserve">Recap of Module 2</w:t>
-                          </w:r>
-                        </w:hyperlink>
-                        <w:r>
-                          <w:rPr>
-                            <w:rFonts w:ascii="Calibri" w:hAnsi="Calibri"/>
-                            <w:b w:val="0"/>
-                            <w:i w:val="0"/>
-                            <w:color w:val="555B66"/>
-                            <w:sz w:val="20"/>
-                            <w:u w:val="none"/>
-                          </w:rPr>
-                          <w:t xml:space="preserve">  (8 min)</w:t>
-                        </w:r>
-                      </w:p>
-                      <w:p>
-                        <w:pPr>
-                          <w:spacing w:before="80" w:after="20"/>
-                        </w:pPr>
-                        <w:r>
-                          <w:rPr>
-                            <w:rFonts w:ascii="Calibri" w:hAnsi="Calibri"/>
-                            <w:b w:val="0"/>
-                            <w:i/>
-                            <w:color w:val="0B2B4E"/>
-                            <w:sz w:val="22"/>
-                            <w:u w:val="none"/>
-                          </w:rPr>
                           <w:t>Module 3: Production &amp; Costs – videos to watch by the weekend:</w:t>
                         </w:r>
                       </w:p>
@@ -6042,7 +6368,7 @@
           <wp:inline distT="0" distB="0" distL="0" distR="0">
             <wp:extent cx="5583600" cy="1040384"/>
             <wp:effectExtent l="0" t="0" r="76200" b="76200"/>
-            <wp:docPr id="1020" name="Card 1020"/>
+            <wp:docPr id="1025" name="Card 1025"/>
             <a:graphic>
               <a:graphicData uri="http://schemas.microsoft.com/office/word/2010/wordprocessingShape">
                 <wps:wsp>
@@ -6120,7 +6446,7 @@
                             <w:sz w:val="22"/>
                             <w:u w:val="none"/>
                           </w:rPr>
-                          <w:t>About Class Material:</w:t>
+                          <w:t>Podcasts About Class Material:</w:t>
                         </w:r>
                       </w:p>
                       <w:p>
@@ -6151,7 +6477,35 @@
                               <w:color w:val="365F91"/>
                               <w:sz w:val="22"/>
                             </w:rPr>
-                            <w:t xml:space="preserve">Podcast: Intro to Module 3</w:t>
+                            <w:t xml:space="preserve">Podcast (</w:t>
+                          </w:r>
+                          <w:r>
+                            <w:rPr>
+                              <w:rFonts w:ascii="Calibri" w:hAnsi="Calibri"/>
+                              <w:b/>
+                              <w:u w:val="single"/>
+                              <w:color w:val="365F91"/>
+                              <w:sz w:val="22"/>
+                            </w:rPr>
+                            <w:t xml:space="preserve">before</w:t>
+                          </w:r>
+                          <w:r>
+                            <w:rPr>
+                              <w:rFonts w:ascii="Calibri" w:hAnsi="Calibri"/>
+                              <w:b/>
+                              <w:color w:val="365F91"/>
+                              <w:sz w:val="22"/>
+                            </w:rPr>
+                            <w:t xml:space="preserve"> watching the Module 3 videos): </w:t>
+                          </w:r>
+                          <w:r>
+                            <w:rPr>
+                              <w:rFonts w:ascii="Calibri" w:hAnsi="Calibri"/>
+                              <w:b/>
+                              <w:color w:val="365F91"/>
+                              <w:sz w:val="22"/>
+                            </w:rPr>
+                            <w:t xml:space="preserve">Intro to Module 3</w:t>
                           </w:r>
                         </w:hyperlink>
                         <w:r>
@@ -6194,7 +6548,35 @@
                               <w:color w:val="365F91"/>
                               <w:sz w:val="22"/>
                             </w:rPr>
-                            <w:t xml:space="preserve">Podcast: Wrap-Up of Module 3</w:t>
+                            <w:t xml:space="preserve">Podcast (</w:t>
+                          </w:r>
+                          <w:r>
+                            <w:rPr>
+                              <w:rFonts w:ascii="Calibri" w:hAnsi="Calibri"/>
+                              <w:b/>
+                              <w:u w:val="single"/>
+                              <w:color w:val="365F91"/>
+                              <w:sz w:val="22"/>
+                            </w:rPr>
+                            <w:t xml:space="preserve">after</w:t>
+                          </w:r>
+                          <w:r>
+                            <w:rPr>
+                              <w:rFonts w:ascii="Calibri" w:hAnsi="Calibri"/>
+                              <w:b/>
+                              <w:color w:val="365F91"/>
+                              <w:sz w:val="22"/>
+                            </w:rPr>
+                            <w:t xml:space="preserve"> watching the Module 3 videos): </w:t>
+                          </w:r>
+                          <w:r>
+                            <w:rPr>
+                              <w:rFonts w:ascii="Calibri" w:hAnsi="Calibri"/>
+                              <w:b/>
+                              <w:color w:val="365F91"/>
+                              <w:sz w:val="22"/>
+                            </w:rPr>
+                            <w:t xml:space="preserve">Wrap-Up of Module 3</w:t>
                           </w:r>
                         </w:hyperlink>
                         <w:r>
@@ -6231,7 +6613,7 @@
           <wp:inline distT="0" distB="0" distL="0" distR="0">
             <wp:extent cx="5583600" cy="1468628"/>
             <wp:effectExtent l="0" t="0" r="76200" b="76200"/>
-            <wp:docPr id="1021" name="Card 1021"/>
+            <wp:docPr id="1026" name="Card 1026"/>
             <a:graphic>
               <a:graphicData uri="http://schemas.microsoft.com/office/word/2010/wordprocessingShape">
                 <wps:wsp>
@@ -6584,7 +6966,7 @@
           <wp:inline distT="0" distB="0" distL="0" distR="0">
             <wp:extent cx="5949360" cy="550037"/>
             <wp:effectExtent l="0" t="0" r="76200" b="76200"/>
-            <wp:docPr id="1023" name="Card 1023"/>
+            <wp:docPr id="1028" name="Card 1028"/>
             <a:graphic>
               <a:graphicData uri="http://schemas.microsoft.com/office/word/2010/wordprocessingShape">
                 <wps:wsp>
@@ -6687,10 +7069,10 @@
             <wp:positionV relativeFrom="paragraph">
               <wp:posOffset>-54864</wp:posOffset>
             </wp:positionV>
-            <wp:extent cx="5949360" cy="6279514"/>
+            <wp:extent cx="5949360" cy="5662548"/>
             <wp:effectExtent l="0" t="0" r="76200" b="76200"/>
             <wp:wrapNone/>
-            <wp:docPr id="1028" name="Container 1028"/>
+            <wp:docPr id="1033" name="Container 1033"/>
             <a:graphic>
               <a:graphicData uri="http://schemas.microsoft.com/office/word/2010/wordprocessingShape">
                 <wps:wsp>
@@ -6698,11 +7080,11 @@
                   <wps:spPr bwMode="auto">
                     <a:xfrm>
                       <a:off x="0" y="0"/>
-                      <a:ext cx="5949360" cy="6279514"/>
+                      <a:ext cx="5949360" cy="5662548"/>
                     </a:xfrm>
                     <a:prstGeom prst="roundRect">
                       <a:avLst>
-                        <a:gd name="adj" fmla="val 2200"/>
+                        <a:gd name="adj" fmla="val 2260"/>
                       </a:avLst>
                     </a:prstGeom>
                     <a:solidFill>
@@ -6739,9 +7121,9 @@
       <w:r>
         <w:drawing xmlns:a="http://schemas.openxmlformats.org/drawingml/2006/main">
           <wp:inline distT="0" distB="0" distL="0" distR="0">
-            <wp:extent cx="5583600" cy="3005201"/>
+            <wp:extent cx="5583600" cy="2576957"/>
             <wp:effectExtent l="0" t="0" r="76200" b="76200"/>
-            <wp:docPr id="1024" name="Card 1024"/>
+            <wp:docPr id="1029" name="Card 1029"/>
             <a:graphic>
               <a:graphicData uri="http://schemas.microsoft.com/office/word/2010/wordprocessingShape">
                 <wps:wsp>
@@ -6749,11 +7131,11 @@
                   <wps:spPr bwMode="auto">
                     <a:xfrm>
                       <a:off x="0" y="0"/>
-                      <a:ext cx="5583600" cy="3005201"/>
+                      <a:ext cx="5583600" cy="2576957"/>
                     </a:xfrm>
                     <a:prstGeom prst="roundRect">
                       <a:avLst>
-                        <a:gd name="adj" fmla="val 3651"/>
+                        <a:gd name="adj" fmla="val 4258"/>
                       </a:avLst>
                     </a:prstGeom>
                     <a:solidFill>
@@ -6819,7 +7201,7 @@
                             <w:sz w:val="22"/>
                             <w:u w:val="none"/>
                           </w:rPr>
-                          <w:t>Recap (optional):</w:t>
+                          <w:t>Practice on Module 3 (optional):</w:t>
                         </w:r>
                       </w:p>
                       <w:p>
@@ -6843,65 +7225,6 @@
                           <w:tab/>
                         </w:r>
                         <w:hyperlink r:id="rId43">
-                          <w:r>
-                            <w:rPr>
-                              <w:rFonts w:ascii="Calibri" w:hAnsi="Calibri"/>
-                              <w:b/>
-                              <w:color w:val="365F91"/>
-                              <w:sz w:val="22"/>
-                            </w:rPr>
-                            <w:t xml:space="preserve">Recap of Module 3</w:t>
-                          </w:r>
-                        </w:hyperlink>
-                        <w:r>
-                          <w:rPr>
-                            <w:rFonts w:ascii="Calibri" w:hAnsi="Calibri"/>
-                            <w:b w:val="0"/>
-                            <w:i w:val="0"/>
-                            <w:color w:val="555B66"/>
-                            <w:sz w:val="20"/>
-                            <w:u w:val="none"/>
-                          </w:rPr>
-                          <w:t xml:space="preserve">  (7 min)</w:t>
-                        </w:r>
-                      </w:p>
-                      <w:p>
-                        <w:pPr>
-                          <w:spacing w:before="80" w:after="20"/>
-                        </w:pPr>
-                        <w:r>
-                          <w:rPr>
-                            <w:rFonts w:ascii="Calibri" w:hAnsi="Calibri"/>
-                            <w:b w:val="0"/>
-                            <w:i/>
-                            <w:color w:val="0B2B4E"/>
-                            <w:sz w:val="22"/>
-                            <w:u w:val="none"/>
-                          </w:rPr>
-                          <w:t>Practice on Module 3 (optional):</w:t>
-                        </w:r>
-                      </w:p>
-                      <w:p>
-                        <w:pPr>
-                          <w:tabs>
-                            <w:tab w:pos="432" w:val="left"/>
-                          </w:tabs>
-                          <w:spacing w:before="0" w:after="20"/>
-                          <w:ind w:left="432" w:hanging="230"/>
-                        </w:pPr>
-                        <w:r>
-                          <w:rPr>
-                            <w:rFonts w:ascii="Calibri" w:hAnsi="Calibri"/>
-                            <w:b w:val="0"/>
-                            <w:i w:val="0"/>
-                            <w:color w:val="0B2B4E"/>
-                            <w:sz w:val="22"/>
-                            <w:u w:val="none"/>
-                          </w:rPr>
-                          <w:t>•</w:t>
-                          <w:tab/>
-                        </w:r>
-                        <w:hyperlink r:id="rId44">
                           <w:r>
                             <w:rPr>
                               <w:rFonts w:ascii="Calibri" w:hAnsi="Calibri"/>
@@ -6944,7 +7267,7 @@
                           <w:t>•</w:t>
                           <w:tab/>
                         </w:r>
-                        <w:hyperlink r:id="rId45">
+                        <w:hyperlink r:id="rId44">
                           <w:r>
                             <w:rPr>
                               <w:rFonts w:ascii="Calibri" w:hAnsi="Calibri"/>
@@ -7235,9 +7558,9 @@
       <w:r>
         <w:drawing xmlns:a="http://schemas.openxmlformats.org/drawingml/2006/main">
           <wp:inline distT="0" distB="0" distL="0" distR="0">
-            <wp:extent cx="5583600" cy="1040384"/>
+            <wp:extent cx="5583600" cy="851661"/>
             <wp:effectExtent l="0" t="0" r="76200" b="76200"/>
-            <wp:docPr id="1025" name="Card 1025"/>
+            <wp:docPr id="1030" name="Card 1030"/>
             <a:graphic>
               <a:graphicData uri="http://schemas.microsoft.com/office/word/2010/wordprocessingShape">
                 <wps:wsp>
@@ -7245,11 +7568,11 @@
                   <wps:spPr bwMode="auto">
                     <a:xfrm>
                       <a:off x="0" y="0"/>
-                      <a:ext cx="5583600" cy="1040384"/>
+                      <a:ext cx="5583600" cy="851661"/>
                     </a:xfrm>
                     <a:prstGeom prst="roundRect">
                       <a:avLst>
-                        <a:gd name="adj" fmla="val 10546"/>
+                        <a:gd name="adj" fmla="val 12883"/>
                       </a:avLst>
                     </a:prstGeom>
                     <a:solidFill>
@@ -7315,7 +7638,7 @@
                             <w:sz w:val="22"/>
                             <w:u w:val="none"/>
                           </w:rPr>
-                          <w:t>About Class Material:</w:t>
+                          <w:t>Podcasts About Class Material:</w:t>
                         </w:r>
                       </w:p>
                       <w:p>
@@ -7338,7 +7661,7 @@
                           <w:t>•</w:t>
                           <w:tab/>
                         </w:r>
-                        <w:hyperlink r:id="rId46">
+                        <w:hyperlink r:id="rId45">
                           <w:r>
                             <w:rPr>
                               <w:rFonts w:ascii="Calibri" w:hAnsi="Calibri"/>
@@ -7346,42 +7669,18 @@
                               <w:color w:val="365F91"/>
                               <w:sz w:val="22"/>
                             </w:rPr>
-                            <w:t xml:space="preserve">Podcast: Intro to Module 4</w:t>
+                            <w:t xml:space="preserve">Podcast (</w:t>
                           </w:r>
-                        </w:hyperlink>
-                        <w:r>
-                          <w:rPr>
-                            <w:rFonts w:ascii="Calibri" w:hAnsi="Calibri"/>
-                            <w:b w:val="0"/>
-                            <w:i w:val="0"/>
-                            <w:color w:val="555B66"/>
-                            <w:sz w:val="20"/>
-                            <w:u w:val="none"/>
-                          </w:rPr>
-                          <w:t xml:space="preserve">  (4 min)</w:t>
-                        </w:r>
-                      </w:p>
-                      <w:p>
-                        <w:pPr>
-                          <w:tabs>
-                            <w:tab w:pos="432" w:val="left"/>
-                          </w:tabs>
-                          <w:spacing w:before="0" w:after="20"/>
-                          <w:ind w:left="432" w:hanging="230"/>
-                        </w:pPr>
-                        <w:r>
-                          <w:rPr>
-                            <w:rFonts w:ascii="Calibri" w:hAnsi="Calibri"/>
-                            <w:b w:val="0"/>
-                            <w:i w:val="0"/>
-                            <w:color w:val="0B2B4E"/>
-                            <w:sz w:val="22"/>
-                            <w:u w:val="none"/>
-                          </w:rPr>
-                          <w:t>•</w:t>
-                          <w:tab/>
-                        </w:r>
-                        <w:hyperlink r:id="rId47">
+                          <w:r>
+                            <w:rPr>
+                              <w:rFonts w:ascii="Calibri" w:hAnsi="Calibri"/>
+                              <w:b/>
+                              <w:u w:val="single"/>
+                              <w:color w:val="365F91"/>
+                              <w:sz w:val="22"/>
+                            </w:rPr>
+                            <w:t xml:space="preserve">before</w:t>
+                          </w:r>
                           <w:r>
                             <w:rPr>
                               <w:rFonts w:ascii="Calibri" w:hAnsi="Calibri"/>
@@ -7389,7 +7688,16 @@
                               <w:color w:val="365F91"/>
                               <w:sz w:val="22"/>
                             </w:rPr>
-                            <w:t xml:space="preserve">Podcast: Wrap-Up of Module 4</w:t>
+                            <w:t xml:space="preserve"> class): </w:t>
+                          </w:r>
+                          <w:r>
+                            <w:rPr>
+                              <w:rFonts w:ascii="Calibri" w:hAnsi="Calibri"/>
+                              <w:b/>
+                              <w:color w:val="365F91"/>
+                              <w:sz w:val="22"/>
+                            </w:rPr>
+                            <w:t xml:space="preserve">Intro to Module 4</w:t>
                           </w:r>
                         </w:hyperlink>
                         <w:r>
@@ -7401,7 +7709,7 @@
                             <w:sz w:val="20"/>
                             <w:u w:val="none"/>
                           </w:rPr>
-                          <w:t xml:space="preserve">  (22 min)</w:t>
+                          <w:t xml:space="preserve">  (4 min)</w:t>
                         </w:r>
                       </w:p>
                     </w:txbxContent>
@@ -7426,7 +7734,7 @@
           <wp:inline distT="0" distB="0" distL="0" distR="0">
             <wp:extent cx="5583600" cy="851661"/>
             <wp:effectExtent l="0" t="0" r="76200" b="76200"/>
-            <wp:docPr id="1026" name="Card 1026"/>
+            <wp:docPr id="1031" name="Card 1031"/>
             <a:graphic>
               <a:graphicData uri="http://schemas.microsoft.com/office/word/2010/wordprocessingShape">
                 <wps:wsp>
@@ -7561,7 +7869,7 @@
           <wp:inline distT="0" distB="0" distL="0" distR="0">
             <wp:extent cx="5583600" cy="612139"/>
             <wp:effectExtent l="0" t="0" r="76200" b="76200"/>
-            <wp:docPr id="1027" name="Card 1027"/>
+            <wp:docPr id="1032" name="Card 1032"/>
             <a:graphic>
               <a:graphicData uri="http://schemas.microsoft.com/office/word/2010/wordprocessingShape">
                 <wps:wsp>
@@ -7646,7 +7954,7 @@
                           <w:t>•</w:t>
                           <w:tab/>
                         </w:r>
-                        <w:hyperlink r:id="rId48">
+                        <w:hyperlink r:id="rId46">
                           <w:r>
                             <w:rPr>
                               <w:rFonts w:ascii="Calibri" w:hAnsi="Calibri"/>
@@ -7816,9 +8124,9 @@
       <w:r>
         <w:drawing xmlns:a="http://schemas.openxmlformats.org/drawingml/2006/main">
           <wp:inline distT="0" distB="0" distL="0" distR="0">
-            <wp:extent cx="5949360" cy="348615"/>
+            <wp:extent cx="5949360" cy="521335"/>
             <wp:effectExtent l="0" t="0" r="76200" b="76200"/>
-            <wp:docPr id="1029" name="Card 1029"/>
+            <wp:docPr id="1034" name="Card 1034"/>
             <a:graphic>
               <a:graphicData uri="http://schemas.microsoft.com/office/word/2010/wordprocessingShape">
                 <wps:wsp>
@@ -7826,7 +8134,7 @@
                   <wps:spPr bwMode="auto">
                     <a:xfrm>
                       <a:off x="0" y="0"/>
-                      <a:ext cx="5949360" cy="348615"/>
+                      <a:ext cx="5949360" cy="521335"/>
                     </a:xfrm>
                     <a:prstGeom prst="roundRect">
                       <a:avLst>
@@ -7867,6 +8175,33 @@
                           <w:t>Due:  Problem Set 2 – Tue, Oct 27</w:t>
                         </w:r>
                       </w:p>
+                      <w:p>
+                        <w:pPr>
+                          <w:spacing w:before="20"/>
+                        </w:pPr>
+                        <w:r>
+                          <w:rPr>
+                            <w:rFonts w:ascii="Calibri" w:hAnsi="Calibri"/>
+                            <w:b w:val="0"/>
+                            <w:i w:val="0"/>
+                            <w:color w:val="1A1A1A"/>
+                            <w:sz w:val="20"/>
+                            <w:u w:val="none"/>
+                          </w:rPr>
+                          <w:t xml:space="preserve">Upload one solution per group on </w:t>
+                        </w:r>
+                        <w:hyperlink r:id="rId34">
+                          <w:r>
+                            <w:rPr>
+                              <w:rFonts w:ascii="Calibri" w:hAnsi="Calibri"/>
+                              <w:u w:val="single"/>
+                              <w:color w:val="365F91"/>
+                              <w:sz w:val="20"/>
+                            </w:rPr>
+                            <w:t xml:space="preserve">BruinLearn</w:t>
+                          </w:r>
+                        </w:hyperlink>
+                      </w:p>
                     </w:txbxContent>
                   </wps:txbx>
                   <wps:bodyPr rot="0" vert="horz" wrap="square" lIns="109728" tIns="54864" rIns="109728" bIns="54864" anchor="t" anchorCtr="0">
@@ -7889,7 +8224,7 @@
           <wp:inline distT="0" distB="0" distL="0" distR="0">
             <wp:extent cx="5949360" cy="927481"/>
             <wp:effectExtent l="0" t="0" r="76200" b="76200"/>
-            <wp:docPr id="1030" name="Card 1030"/>
+            <wp:docPr id="1035" name="Card 1035"/>
             <a:graphic>
               <a:graphicData uri="http://schemas.microsoft.com/office/word/2010/wordprocessingShape">
                 <wps:wsp>
@@ -8021,9 +8356,9 @@
       <w:r>
         <w:drawing xmlns:a="http://schemas.openxmlformats.org/drawingml/2006/main">
           <wp:inline distT="0" distB="0" distL="0" distR="0">
-            <wp:extent cx="5949360" cy="989584"/>
+            <wp:extent cx="5949360" cy="1229105"/>
             <wp:effectExtent l="0" t="0" r="76200" b="76200"/>
-            <wp:docPr id="1031" name="Card 1031"/>
+            <wp:docPr id="1036" name="Card 1036"/>
             <a:graphic>
               <a:graphicData uri="http://schemas.microsoft.com/office/word/2010/wordprocessingShape">
                 <wps:wsp>
@@ -8031,11 +8366,11 @@
                   <wps:spPr bwMode="auto">
                     <a:xfrm>
                       <a:off x="0" y="0"/>
-                      <a:ext cx="5949360" cy="989584"/>
+                      <a:ext cx="5949360" cy="1229105"/>
                     </a:xfrm>
                     <a:prstGeom prst="roundRect">
                       <a:avLst>
-                        <a:gd name="adj" fmla="val 11088"/>
+                        <a:gd name="adj" fmla="val 8927"/>
                       </a:avLst>
                     </a:prstGeom>
                     <a:solidFill>
@@ -8182,6 +8517,22 @@
                             <w:u w:val="none"/>
                           </w:rPr>
                           <w:t>Module 5: Monopoly and Monopolistic Competition</w:t>
+                        </w:r>
+                      </w:p>
+                      <w:p>
+                        <w:pPr>
+                          <w:spacing w:before="80" w:after="20"/>
+                        </w:pPr>
+                        <w:r>
+                          <w:rPr>
+                            <w:rFonts w:ascii="Calibri" w:hAnsi="Calibri"/>
+                            <w:b w:val="0"/>
+                            <w:i/>
+                            <w:color w:val="0B2B4E"/>
+                            <w:sz w:val="22"/>
+                            <w:u w:val="none"/>
+                          </w:rPr>
+                          <w:t>In-Class Material – Modules 3, 4, 5: Handout / Slides  (TBD)</w:t>
                         </w:r>
                       </w:p>
                     </w:txbxContent>
@@ -8222,10 +8573,10 @@
             <wp:positionV relativeFrom="paragraph">
               <wp:posOffset>-54864</wp:posOffset>
             </wp:positionV>
-            <wp:extent cx="5949360" cy="3575557"/>
+            <wp:extent cx="5949360" cy="3386836"/>
             <wp:effectExtent l="0" t="0" r="76200" b="76200"/>
             <wp:wrapNone/>
-            <wp:docPr id="1035" name="Container 1035"/>
+            <wp:docPr id="1040" name="Container 1040"/>
             <a:graphic>
               <a:graphicData uri="http://schemas.microsoft.com/office/word/2010/wordprocessingShape">
                 <wps:wsp>
@@ -8233,11 +8584,11 @@
                   <wps:spPr bwMode="auto">
                     <a:xfrm>
                       <a:off x="0" y="0"/>
-                      <a:ext cx="5949360" cy="3575557"/>
+                      <a:ext cx="5949360" cy="3386836"/>
                     </a:xfrm>
                     <a:prstGeom prst="roundRect">
                       <a:avLst>
-                        <a:gd name="adj" fmla="val 3580"/>
+                        <a:gd name="adj" fmla="val 3779"/>
                       </a:avLst>
                     </a:prstGeom>
                     <a:solidFill>
@@ -8274,9 +8625,9 @@
       <w:r>
         <w:drawing xmlns:a="http://schemas.openxmlformats.org/drawingml/2006/main">
           <wp:inline distT="0" distB="0" distL="0" distR="0">
-            <wp:extent cx="5583600" cy="1040384"/>
+            <wp:extent cx="5583600" cy="851661"/>
             <wp:effectExtent l="0" t="0" r="76200" b="76200"/>
-            <wp:docPr id="1032" name="Card 1032"/>
+            <wp:docPr id="1037" name="Card 1037"/>
             <a:graphic>
               <a:graphicData uri="http://schemas.microsoft.com/office/word/2010/wordprocessingShape">
                 <wps:wsp>
@@ -8284,11 +8635,11 @@
                   <wps:spPr bwMode="auto">
                     <a:xfrm>
                       <a:off x="0" y="0"/>
-                      <a:ext cx="5583600" cy="1040384"/>
+                      <a:ext cx="5583600" cy="851661"/>
                     </a:xfrm>
                     <a:prstGeom prst="roundRect">
                       <a:avLst>
-                        <a:gd name="adj" fmla="val 10546"/>
+                        <a:gd name="adj" fmla="val 12883"/>
                       </a:avLst>
                     </a:prstGeom>
                     <a:solidFill>
@@ -8354,7 +8705,7 @@
                             <w:sz w:val="22"/>
                             <w:u w:val="none"/>
                           </w:rPr>
-                          <w:t>About Class Material:</w:t>
+                          <w:t>Podcasts About Class Material:</w:t>
                         </w:r>
                       </w:p>
                       <w:p>
@@ -8386,28 +8737,18 @@
                             <w:sz w:val="22"/>
                             <w:u w:val="none"/>
                           </w:rPr>
-                          <w:t>Podcast: Intro to Module 5</w:t>
-                        </w:r>
-                      </w:p>
-                      <w:p>
-                        <w:pPr>
-                          <w:tabs>
-                            <w:tab w:pos="432" w:val="left"/>
-                          </w:tabs>
-                          <w:spacing w:before="0" w:after="20"/>
-                          <w:ind w:left="432" w:hanging="230"/>
-                        </w:pPr>
+                          <w:t>Podcast (</w:t>
+                        </w:r>
                         <w:r>
                           <w:rPr>
                             <w:rFonts w:ascii="Calibri" w:hAnsi="Calibri"/>
                             <w:b w:val="0"/>
                             <w:i w:val="0"/>
-                            <w:color w:val="0B2B4E"/>
+                            <w:color w:val="1A1A1A"/>
                             <w:sz w:val="22"/>
-                            <w:u w:val="none"/>
-                          </w:rPr>
-                          <w:t>•</w:t>
-                          <w:tab/>
+                            <w:u w:val="single"/>
+                          </w:rPr>
+                          <w:t>before</w:t>
                         </w:r>
                         <w:r>
                           <w:rPr>
@@ -8418,7 +8759,18 @@
                             <w:sz w:val="22"/>
                             <w:u w:val="none"/>
                           </w:rPr>
-                          <w:t>Podcast: Wrap-Up of Module 5</w:t>
+                          <w:t xml:space="preserve"> class): </w:t>
+                        </w:r>
+                        <w:r>
+                          <w:rPr>
+                            <w:rFonts w:ascii="Calibri" w:hAnsi="Calibri"/>
+                            <w:b w:val="0"/>
+                            <w:i w:val="0"/>
+                            <w:color w:val="1A1A1A"/>
+                            <w:sz w:val="22"/>
+                            <w:u w:val="none"/>
+                          </w:rPr>
+                          <w:t>Intro to Module 5</w:t>
                         </w:r>
                       </w:p>
                     </w:txbxContent>
@@ -8443,7 +8795,7 @@
           <wp:inline distT="0" distB="0" distL="0" distR="0">
             <wp:extent cx="5583600" cy="1229105"/>
             <wp:effectExtent l="0" t="0" r="76200" b="76200"/>
-            <wp:docPr id="1033" name="Card 1033"/>
+            <wp:docPr id="1038" name="Card 1038"/>
             <a:graphic>
               <a:graphicData uri="http://schemas.microsoft.com/office/word/2010/wordprocessingShape">
                 <wps:wsp>
@@ -8642,7 +8994,7 @@
           <wp:inline distT="0" distB="0" distL="0" distR="0">
             <wp:extent cx="5583600" cy="612139"/>
             <wp:effectExtent l="0" t="0" r="76200" b="76200"/>
-            <wp:docPr id="1034" name="Card 1034"/>
+            <wp:docPr id="1039" name="Card 1039"/>
             <a:graphic>
               <a:graphicData uri="http://schemas.microsoft.com/office/word/2010/wordprocessingShape">
                 <wps:wsp>
@@ -8727,7 +9079,7 @@
                           <w:t>•</w:t>
                           <w:tab/>
                         </w:r>
-                        <w:hyperlink r:id="rId49">
+                        <w:hyperlink r:id="rId47">
                           <w:r>
                             <w:rPr>
                               <w:rFonts w:ascii="Calibri" w:hAnsi="Calibri"/>
@@ -8899,7 +9251,7 @@
           <wp:inline distT="0" distB="0" distL="0" distR="0">
             <wp:extent cx="5949360" cy="1162304"/>
             <wp:effectExtent l="0" t="0" r="76200" b="76200"/>
-            <wp:docPr id="1036" name="Card 1036"/>
+            <wp:docPr id="1041" name="Card 1041"/>
             <a:graphic>
               <a:graphicData uri="http://schemas.microsoft.com/office/word/2010/wordprocessingShape">
                 <wps:wsp>
@@ -9115,10 +9467,10 @@
             <wp:positionV relativeFrom="paragraph">
               <wp:posOffset>-54864</wp:posOffset>
             </wp:positionV>
-            <wp:extent cx="5949360" cy="1581912"/>
+            <wp:extent cx="5949360" cy="2698496"/>
             <wp:effectExtent l="0" t="0" r="76200" b="76200"/>
             <wp:wrapNone/>
-            <wp:docPr id="1038" name="Container 1038"/>
+            <wp:docPr id="1044" name="Container 1044"/>
             <a:graphic>
               <a:graphicData uri="http://schemas.microsoft.com/office/word/2010/wordprocessingShape">
                 <wps:wsp>
@@ -9126,11 +9478,11 @@
                   <wps:spPr bwMode="auto">
                     <a:xfrm>
                       <a:off x="0" y="0"/>
-                      <a:ext cx="5949360" cy="1581912"/>
+                      <a:ext cx="5949360" cy="2698496"/>
                     </a:xfrm>
                     <a:prstGeom prst="roundRect">
                       <a:avLst>
-                        <a:gd name="adj" fmla="val 8092"/>
+                        <a:gd name="adj" fmla="val 4743"/>
                       </a:avLst>
                     </a:prstGeom>
                     <a:solidFill>
@@ -9169,7 +9521,7 @@
           <wp:inline distT="0" distB="0" distL="0" distR="0">
             <wp:extent cx="5583600" cy="851661"/>
             <wp:effectExtent l="0" t="0" r="76200" b="76200"/>
-            <wp:docPr id="1037" name="Card 1037"/>
+            <wp:docPr id="1042" name="Card 1042"/>
             <a:graphic>
               <a:graphicData uri="http://schemas.microsoft.com/office/word/2010/wordprocessingShape">
                 <wps:wsp>
@@ -9270,7 +9622,7 @@
                           <w:t>•</w:t>
                           <w:tab/>
                         </w:r>
-                        <w:hyperlink r:id="rId50">
+                        <w:hyperlink r:id="rId48">
                           <w:r>
                             <w:rPr>
                               <w:rFonts w:ascii="Calibri" w:hAnsi="Calibri"/>
@@ -9291,6 +9643,245 @@
                             <w:u w:val="none"/>
                           </w:rPr>
                           <w:t xml:space="preserve">  (18 min)</w:t>
+                        </w:r>
+                      </w:p>
+                    </w:txbxContent>
+                  </wps:txbx>
+                  <wps:bodyPr rot="0" vert="horz" wrap="square" lIns="109728" tIns="54864" rIns="109728" bIns="54864" anchor="t" anchorCtr="0">
+                    <a:noAutofit/>
+                  </wps:bodyPr>
+                </wps:wsp>
+              </a:graphicData>
+            </a:graphic>
+          </wp:inline>
+        </w:drawing>
+      </w:r>
+    </w:p>
+    <w:p>
+      <w:pPr>
+        <w:spacing w:before="20" w:after="40"/>
+        <w:jc w:val="center"/>
+      </w:pPr>
+      <w:r>
+        <w:drawing xmlns:a="http://schemas.openxmlformats.org/drawingml/2006/main">
+          <wp:inline distT="0" distB="0" distL="0" distR="0">
+            <wp:extent cx="5583600" cy="1040384"/>
+            <wp:effectExtent l="0" t="0" r="76200" b="76200"/>
+            <wp:docPr id="1043" name="Card 1043"/>
+            <a:graphic>
+              <a:graphicData uri="http://schemas.microsoft.com/office/word/2010/wordprocessingShape">
+                <wps:wsp>
+                  <wps:cNvSpPr/>
+                  <wps:spPr bwMode="auto">
+                    <a:xfrm>
+                      <a:off x="0" y="0"/>
+                      <a:ext cx="5583600" cy="1040384"/>
+                    </a:xfrm>
+                    <a:prstGeom prst="roundRect">
+                      <a:avLst>
+                        <a:gd name="adj" fmla="val 10546"/>
+                      </a:avLst>
+                    </a:prstGeom>
+                    <a:solidFill>
+                      <a:srgbClr val="EFF1F4"/>
+                    </a:solidFill>
+                    <a:ln w="9525">
+                      <a:solidFill>
+                        <a:srgbClr val="0B2B4E"/>
+                      </a:solidFill>
+                    </a:ln>
+                    <a:effectLst>
+                      <a:outerShdw blurRad="63500" dist="27940" dir="5400000" rotWithShape="0">
+                        <a:srgbClr val="000000">
+                          <a:alpha val="30000"/>
+                        </a:srgbClr>
+                      </a:outerShdw>
+                    </a:effectLst>
+                  </wps:spPr>
+                  <wps:txbx>
+                    <w:txbxContent>
+                      <w:p>
+                        <w:pPr>
+                          <w:tabs>
+                            <w:tab w:pos="8159" w:val="right"/>
+                          </w:tabs>
+                          <w:spacing w:before="0" w:after="80"/>
+                          <w:shd w:val="clear" w:fill="0B2B4E"/>
+                        </w:pPr>
+                        <w:r>
+                          <w:rPr>
+                            <w:rFonts w:ascii="Calibri" w:hAnsi="Calibri"/>
+                            <w:b/>
+                            <w:i w:val="0"/>
+                            <w:color w:val="FFFFFF"/>
+                            <w:sz w:val="22"/>
+                            <w:u w:val="none"/>
+                          </w:rPr>
+                          <w:t xml:space="preserve"> Podcasts</w:t>
+                        </w:r>
+                        <w:r>
+                          <w:rPr>
+                            <w:rFonts w:ascii="Segoe UI Symbol" w:hAnsi="Segoe UI Symbol"/>
+                            <w:b w:val="0"/>
+                            <w:i w:val="0"/>
+                            <w:color w:val="F6E8C9"/>
+                            <w:sz w:val="26"/>
+                            <w:u w:val="none"/>
+                          </w:rPr>
+                          <w:tab/>
+                          <w:t>🎧</w:t>
+                        </w:r>
+                      </w:p>
+                      <w:p>
+                        <w:pPr>
+                          <w:spacing w:before="80" w:after="20"/>
+                        </w:pPr>
+                        <w:r>
+                          <w:rPr>
+                            <w:rFonts w:ascii="Calibri" w:hAnsi="Calibri"/>
+                            <w:b w:val="0"/>
+                            <w:i/>
+                            <w:color w:val="0B2B4E"/>
+                            <w:sz w:val="22"/>
+                            <w:u w:val="none"/>
+                          </w:rPr>
+                          <w:t>Podcasts About Class Material:</w:t>
+                        </w:r>
+                      </w:p>
+                      <w:p>
+                        <w:pPr>
+                          <w:tabs>
+                            <w:tab w:pos="432" w:val="left"/>
+                          </w:tabs>
+                          <w:spacing w:before="0" w:after="20"/>
+                          <w:ind w:left="432" w:hanging="230"/>
+                        </w:pPr>
+                        <w:r>
+                          <w:rPr>
+                            <w:rFonts w:ascii="Calibri" w:hAnsi="Calibri"/>
+                            <w:b w:val="0"/>
+                            <w:i w:val="0"/>
+                            <w:color w:val="0B2B4E"/>
+                            <w:sz w:val="22"/>
+                            <w:u w:val="none"/>
+                          </w:rPr>
+                          <w:t>•</w:t>
+                          <w:tab/>
+                        </w:r>
+                        <w:hyperlink r:id="rId49">
+                          <w:r>
+                            <w:rPr>
+                              <w:rFonts w:ascii="Calibri" w:hAnsi="Calibri"/>
+                              <w:b/>
+                              <w:color w:val="365F91"/>
+                              <w:sz w:val="22"/>
+                            </w:rPr>
+                            <w:t xml:space="preserve">Podcast (</w:t>
+                          </w:r>
+                          <w:r>
+                            <w:rPr>
+                              <w:rFonts w:ascii="Calibri" w:hAnsi="Calibri"/>
+                              <w:b/>
+                              <w:u w:val="single"/>
+                              <w:color w:val="365F91"/>
+                              <w:sz w:val="22"/>
+                            </w:rPr>
+                            <w:t xml:space="preserve">after</w:t>
+                          </w:r>
+                          <w:r>
+                            <w:rPr>
+                              <w:rFonts w:ascii="Calibri" w:hAnsi="Calibri"/>
+                              <w:b/>
+                              <w:color w:val="365F91"/>
+                              <w:sz w:val="22"/>
+                            </w:rPr>
+                            <w:t xml:space="preserve"> class): </w:t>
+                          </w:r>
+                          <w:r>
+                            <w:rPr>
+                              <w:rFonts w:ascii="Calibri" w:hAnsi="Calibri"/>
+                              <w:b/>
+                              <w:color w:val="365F91"/>
+                              <w:sz w:val="22"/>
+                            </w:rPr>
+                            <w:t xml:space="preserve">Wrap-Up of Module 4</w:t>
+                          </w:r>
+                        </w:hyperlink>
+                        <w:r>
+                          <w:rPr>
+                            <w:rFonts w:ascii="Calibri" w:hAnsi="Calibri"/>
+                            <w:b w:val="0"/>
+                            <w:i w:val="0"/>
+                            <w:color w:val="555B66"/>
+                            <w:sz w:val="20"/>
+                            <w:u w:val="none"/>
+                          </w:rPr>
+                          <w:t xml:space="preserve">  (22 min)</w:t>
+                        </w:r>
+                      </w:p>
+                      <w:p>
+                        <w:pPr>
+                          <w:tabs>
+                            <w:tab w:pos="432" w:val="left"/>
+                          </w:tabs>
+                          <w:spacing w:before="0" w:after="20"/>
+                          <w:ind w:left="432" w:hanging="230"/>
+                        </w:pPr>
+                        <w:r>
+                          <w:rPr>
+                            <w:rFonts w:ascii="Calibri" w:hAnsi="Calibri"/>
+                            <w:b w:val="0"/>
+                            <w:i w:val="0"/>
+                            <w:color w:val="0B2B4E"/>
+                            <w:sz w:val="22"/>
+                            <w:u w:val="none"/>
+                          </w:rPr>
+                          <w:t>•</w:t>
+                          <w:tab/>
+                        </w:r>
+                        <w:r>
+                          <w:rPr>
+                            <w:rFonts w:ascii="Calibri" w:hAnsi="Calibri"/>
+                            <w:b w:val="0"/>
+                            <w:i w:val="0"/>
+                            <w:color w:val="1A1A1A"/>
+                            <w:sz w:val="22"/>
+                            <w:u w:val="none"/>
+                          </w:rPr>
+                          <w:t>Podcast (</w:t>
+                        </w:r>
+                        <w:r>
+                          <w:rPr>
+                            <w:rFonts w:ascii="Calibri" w:hAnsi="Calibri"/>
+                            <w:b w:val="0"/>
+                            <w:i w:val="0"/>
+                            <w:color w:val="1A1A1A"/>
+                            <w:sz w:val="22"/>
+                            <w:u w:val="single"/>
+                          </w:rPr>
+                          <w:t>after</w:t>
+                        </w:r>
+                        <w:r>
+                          <w:rPr>
+                            <w:rFonts w:ascii="Calibri" w:hAnsi="Calibri"/>
+                            <w:b w:val="0"/>
+                            <w:i w:val="0"/>
+                            <w:color w:val="1A1A1A"/>
+                            <w:sz w:val="22"/>
+                            <w:u w:val="none"/>
+                          </w:rPr>
+                          <w:t xml:space="preserve"> class): </w:t>
+                        </w:r>
+                        <w:r>
+                          <w:rPr>
+                            <w:rFonts w:ascii="Calibri" w:hAnsi="Calibri"/>
+                            <w:b w:val="0"/>
+                            <w:i w:val="0"/>
+                            <w:color w:val="1A1A1A"/>
+                            <w:sz w:val="22"/>
+                            <w:u w:val="none"/>
+                          </w:rPr>
+                          <w:t>Wrap-Up of Module 5</w:t>
                         </w:r>
                       </w:p>
                     </w:txbxContent>
@@ -9483,9 +10074,9 @@
       <w:r>
         <w:drawing xmlns:a="http://schemas.openxmlformats.org/drawingml/2006/main">
           <wp:inline distT="0" distB="0" distL="0" distR="0">
-            <wp:extent cx="5949360" cy="348615"/>
+            <wp:extent cx="5949360" cy="521335"/>
             <wp:effectExtent l="0" t="0" r="76200" b="76200"/>
-            <wp:docPr id="1039" name="Card 1039"/>
+            <wp:docPr id="1045" name="Card 1045"/>
             <a:graphic>
               <a:graphicData uri="http://schemas.microsoft.com/office/word/2010/wordprocessingShape">
                 <wps:wsp>
@@ -9493,7 +10084,7 @@
                   <wps:spPr bwMode="auto">
                     <a:xfrm>
                       <a:off x="0" y="0"/>
-                      <a:ext cx="5949360" cy="348615"/>
+                      <a:ext cx="5949360" cy="521335"/>
                     </a:xfrm>
                     <a:prstGeom prst="roundRect">
                       <a:avLst>
@@ -9534,6 +10125,33 @@
                           <w:t>Due:  Problem Set 3 – Tue, Nov 10</w:t>
                         </w:r>
                       </w:p>
+                      <w:p>
+                        <w:pPr>
+                          <w:spacing w:before="20"/>
+                        </w:pPr>
+                        <w:r>
+                          <w:rPr>
+                            <w:rFonts w:ascii="Calibri" w:hAnsi="Calibri"/>
+                            <w:b w:val="0"/>
+                            <w:i w:val="0"/>
+                            <w:color w:val="1A1A1A"/>
+                            <w:sz w:val="20"/>
+                            <w:u w:val="none"/>
+                          </w:rPr>
+                          <w:t xml:space="preserve">Upload one solution per group on </w:t>
+                        </w:r>
+                        <w:hyperlink r:id="rId34">
+                          <w:r>
+                            <w:rPr>
+                              <w:rFonts w:ascii="Calibri" w:hAnsi="Calibri"/>
+                              <w:u w:val="single"/>
+                              <w:color w:val="365F91"/>
+                              <w:sz w:val="20"/>
+                            </w:rPr>
+                            <w:t xml:space="preserve">BruinLearn</w:t>
+                          </w:r>
+                        </w:hyperlink>
+                      </w:p>
                     </w:txbxContent>
                   </wps:txbx>
                   <wps:bodyPr rot="0" vert="horz" wrap="square" lIns="109728" tIns="54864" rIns="109728" bIns="54864" anchor="t" anchorCtr="0">
@@ -9556,7 +10174,7 @@
           <wp:inline distT="0" distB="0" distL="0" distR="0">
             <wp:extent cx="5949360" cy="550037"/>
             <wp:effectExtent l="0" t="0" r="76200" b="76200"/>
-            <wp:docPr id="1040" name="Card 1040"/>
+            <wp:docPr id="1046" name="Card 1046"/>
             <a:graphic>
               <a:graphicData uri="http://schemas.microsoft.com/office/word/2010/wordprocessingShape">
                 <wps:wsp>
@@ -9662,7 +10280,7 @@
             <wp:extent cx="5949360" cy="6177915"/>
             <wp:effectExtent l="0" t="0" r="76200" b="76200"/>
             <wp:wrapNone/>
-            <wp:docPr id="1045" name="Container 1045"/>
+            <wp:docPr id="1051" name="Container 1051"/>
             <a:graphic>
               <a:graphicData uri="http://schemas.microsoft.com/office/word/2010/wordprocessingShape">
                 <wps:wsp>
@@ -9713,7 +10331,7 @@
           <wp:inline distT="0" distB="0" distL="0" distR="0">
             <wp:extent cx="5583600" cy="2526157"/>
             <wp:effectExtent l="0" t="0" r="76200" b="76200"/>
-            <wp:docPr id="1041" name="Card 1041"/>
+            <wp:docPr id="1047" name="Card 1047"/>
             <a:graphic>
               <a:graphicData uri="http://schemas.microsoft.com/office/word/2010/wordprocessingShape">
                 <wps:wsp>
@@ -9814,7 +10432,7 @@
                           <w:t>•</w:t>
                           <w:tab/>
                         </w:r>
-                        <w:hyperlink r:id="rId51">
+                        <w:hyperlink r:id="rId50">
                           <w:r>
                             <w:rPr>
                               <w:rFonts w:ascii="Calibri" w:hAnsi="Calibri"/>
@@ -9857,7 +10475,7 @@
                           <w:t>•</w:t>
                           <w:tab/>
                         </w:r>
-                        <w:hyperlink r:id="rId52">
+                        <w:hyperlink r:id="rId51">
                           <w:r>
                             <w:rPr>
                               <w:rFonts w:ascii="Calibri" w:hAnsi="Calibri"/>
@@ -9900,7 +10518,7 @@
                           <w:t>•</w:t>
                           <w:tab/>
                         </w:r>
-                        <w:hyperlink r:id="rId53">
+                        <w:hyperlink r:id="rId52">
                           <w:r>
                             <w:rPr>
                               <w:rFonts w:ascii="Calibri" w:hAnsi="Calibri"/>
@@ -9943,7 +10561,7 @@
                           <w:t>•</w:t>
                           <w:tab/>
                         </w:r>
-                        <w:hyperlink r:id="rId54">
+                        <w:hyperlink r:id="rId53">
                           <w:r>
                             <w:rPr>
                               <w:rFonts w:ascii="Calibri" w:hAnsi="Calibri"/>
@@ -9986,7 +10604,7 @@
                           <w:t>•</w:t>
                           <w:tab/>
                         </w:r>
-                        <w:hyperlink r:id="rId55">
+                        <w:hyperlink r:id="rId54">
                           <w:r>
                             <w:rPr>
                               <w:rFonts w:ascii="Calibri" w:hAnsi="Calibri"/>
@@ -10029,7 +10647,7 @@
                           <w:t>•</w:t>
                           <w:tab/>
                         </w:r>
-                        <w:hyperlink r:id="rId56">
+                        <w:hyperlink r:id="rId55">
                           <w:r>
                             <w:rPr>
                               <w:rFonts w:ascii="Calibri" w:hAnsi="Calibri"/>
@@ -10072,7 +10690,7 @@
                           <w:t>•</w:t>
                           <w:tab/>
                         </w:r>
-                        <w:hyperlink r:id="rId57">
+                        <w:hyperlink r:id="rId56">
                           <w:r>
                             <w:rPr>
                               <w:rFonts w:ascii="Calibri" w:hAnsi="Calibri"/>
@@ -10115,7 +10733,7 @@
                           <w:t>•</w:t>
                           <w:tab/>
                         </w:r>
-                        <w:hyperlink r:id="rId58">
+                        <w:hyperlink r:id="rId57">
                           <w:r>
                             <w:rPr>
                               <w:rFonts w:ascii="Calibri" w:hAnsi="Calibri"/>
@@ -10177,7 +10795,7 @@
           <wp:inline distT="0" distB="0" distL="0" distR="0">
             <wp:extent cx="5583600" cy="1040384"/>
             <wp:effectExtent l="0" t="0" r="76200" b="76200"/>
-            <wp:docPr id="1042" name="Card 1042"/>
+            <wp:docPr id="1048" name="Card 1048"/>
             <a:graphic>
               <a:graphicData uri="http://schemas.microsoft.com/office/word/2010/wordprocessingShape">
                 <wps:wsp>
@@ -10255,7 +10873,7 @@
                             <w:sz w:val="22"/>
                             <w:u w:val="none"/>
                           </w:rPr>
-                          <w:t>About Class Material:</w:t>
+                          <w:t>Podcasts About Class Material:</w:t>
                         </w:r>
                       </w:p>
                       <w:p>
@@ -10287,7 +10905,40 @@
                             <w:sz w:val="22"/>
                             <w:u w:val="none"/>
                           </w:rPr>
-                          <w:t>Podcast: Intro to Module 6</w:t>
+                          <w:t>Podcast (</w:t>
+                        </w:r>
+                        <w:r>
+                          <w:rPr>
+                            <w:rFonts w:ascii="Calibri" w:hAnsi="Calibri"/>
+                            <w:b w:val="0"/>
+                            <w:i w:val="0"/>
+                            <w:color w:val="1A1A1A"/>
+                            <w:sz w:val="22"/>
+                            <w:u w:val="single"/>
+                          </w:rPr>
+                          <w:t>before</w:t>
+                        </w:r>
+                        <w:r>
+                          <w:rPr>
+                            <w:rFonts w:ascii="Calibri" w:hAnsi="Calibri"/>
+                            <w:b w:val="0"/>
+                            <w:i w:val="0"/>
+                            <w:color w:val="1A1A1A"/>
+                            <w:sz w:val="22"/>
+                            <w:u w:val="none"/>
+                          </w:rPr>
+                          <w:t xml:space="preserve"> watching the Module 6 videos): </w:t>
+                        </w:r>
+                        <w:r>
+                          <w:rPr>
+                            <w:rFonts w:ascii="Calibri" w:hAnsi="Calibri"/>
+                            <w:b w:val="0"/>
+                            <w:i w:val="0"/>
+                            <w:color w:val="1A1A1A"/>
+                            <w:sz w:val="22"/>
+                            <w:u w:val="none"/>
+                          </w:rPr>
+                          <w:t>Intro to Module 6</w:t>
                         </w:r>
                       </w:p>
                       <w:p>
@@ -10319,7 +10970,40 @@
                             <w:sz w:val="22"/>
                             <w:u w:val="none"/>
                           </w:rPr>
-                          <w:t>Podcast: Wrap-Up of Module 6</w:t>
+                          <w:t>Podcast (</w:t>
+                        </w:r>
+                        <w:r>
+                          <w:rPr>
+                            <w:rFonts w:ascii="Calibri" w:hAnsi="Calibri"/>
+                            <w:b w:val="0"/>
+                            <w:i w:val="0"/>
+                            <w:color w:val="1A1A1A"/>
+                            <w:sz w:val="22"/>
+                            <w:u w:val="single"/>
+                          </w:rPr>
+                          <w:t>after</w:t>
+                        </w:r>
+                        <w:r>
+                          <w:rPr>
+                            <w:rFonts w:ascii="Calibri" w:hAnsi="Calibri"/>
+                            <w:b w:val="0"/>
+                            <w:i w:val="0"/>
+                            <w:color w:val="1A1A1A"/>
+                            <w:sz w:val="22"/>
+                            <w:u w:val="none"/>
+                          </w:rPr>
+                          <w:t xml:space="preserve"> watching the Module 6 videos): </w:t>
+                        </w:r>
+                        <w:r>
+                          <w:rPr>
+                            <w:rFonts w:ascii="Calibri" w:hAnsi="Calibri"/>
+                            <w:b w:val="0"/>
+                            <w:i w:val="0"/>
+                            <w:color w:val="1A1A1A"/>
+                            <w:sz w:val="22"/>
+                            <w:u w:val="none"/>
+                          </w:rPr>
+                          <w:t>Wrap-Up of Module 6</w:t>
                         </w:r>
                       </w:p>
                     </w:txbxContent>
@@ -10344,7 +11028,7 @@
           <wp:inline distT="0" distB="0" distL="0" distR="0">
             <wp:extent cx="5583600" cy="1040384"/>
             <wp:effectExtent l="0" t="0" r="76200" b="76200"/>
-            <wp:docPr id="1043" name="Card 1043"/>
+            <wp:docPr id="1049" name="Card 1049"/>
             <a:graphic>
               <a:graphicData uri="http://schemas.microsoft.com/office/word/2010/wordprocessingShape">
                 <wps:wsp>
@@ -10511,7 +11195,7 @@
           <wp:inline distT="0" distB="0" distL="0" distR="0">
             <wp:extent cx="5583600" cy="800861"/>
             <wp:effectExtent l="0" t="0" r="76200" b="76200"/>
-            <wp:docPr id="1044" name="Card 1044"/>
+            <wp:docPr id="1050" name="Card 1050"/>
             <a:graphic>
               <a:graphicData uri="http://schemas.microsoft.com/office/word/2010/wordprocessingShape">
                 <wps:wsp>
@@ -10596,7 +11280,7 @@
                           <w:t>•</w:t>
                           <w:tab/>
                         </w:r>
-                        <w:hyperlink r:id="rId59">
+                        <w:hyperlink r:id="rId58">
                           <w:r>
                             <w:rPr>
                               <w:rFonts w:ascii="Calibri" w:hAnsi="Calibri"/>
@@ -10628,7 +11312,7 @@
                           <w:t>•</w:t>
                           <w:tab/>
                         </w:r>
-                        <w:hyperlink r:id="rId60">
+                        <w:hyperlink r:id="rId59">
                           <w:r>
                             <w:rPr>
                               <w:rFonts w:ascii="Calibri" w:hAnsi="Calibri"/>
@@ -10800,7 +11484,7 @@
           <wp:inline distT="0" distB="0" distL="0" distR="0">
             <wp:extent cx="5949360" cy="550037"/>
             <wp:effectExtent l="0" t="0" r="76200" b="76200"/>
-            <wp:docPr id="1046" name="Card 1046"/>
+            <wp:docPr id="1052" name="Card 1052"/>
             <a:graphic>
               <a:graphicData uri="http://schemas.microsoft.com/office/word/2010/wordprocessingShape">
                 <wps:wsp>
@@ -10903,10 +11587,10 @@
             <wp:positionV relativeFrom="paragraph">
               <wp:posOffset>-54864</wp:posOffset>
             </wp:positionV>
-            <wp:extent cx="5949360" cy="5726049"/>
+            <wp:extent cx="5949360" cy="5109083"/>
             <wp:effectExtent l="0" t="0" r="76200" b="76200"/>
             <wp:wrapNone/>
-            <wp:docPr id="1051" name="Container 1051"/>
+            <wp:docPr id="1057" name="Container 1057"/>
             <a:graphic>
               <a:graphicData uri="http://schemas.microsoft.com/office/word/2010/wordprocessingShape">
                 <wps:wsp>
@@ -10914,11 +11598,11 @@
                   <wps:spPr bwMode="auto">
                     <a:xfrm>
                       <a:off x="0" y="0"/>
-                      <a:ext cx="5949360" cy="5726049"/>
+                      <a:ext cx="5949360" cy="5109083"/>
                     </a:xfrm>
                     <a:prstGeom prst="roundRect">
                       <a:avLst>
-                        <a:gd name="adj" fmla="val 2235"/>
+                        <a:gd name="adj" fmla="val 2505"/>
                       </a:avLst>
                     </a:prstGeom>
                     <a:solidFill>
@@ -10955,9 +11639,9 @@
       <w:r>
         <w:drawing xmlns:a="http://schemas.openxmlformats.org/drawingml/2006/main">
           <wp:inline distT="0" distB="0" distL="0" distR="0">
-            <wp:extent cx="5583600" cy="2451735"/>
+            <wp:extent cx="5583600" cy="2023491"/>
             <wp:effectExtent l="0" t="0" r="76200" b="76200"/>
-            <wp:docPr id="1047" name="Card 1047"/>
+            <wp:docPr id="1053" name="Card 1053"/>
             <a:graphic>
               <a:graphicData uri="http://schemas.microsoft.com/office/word/2010/wordprocessingShape">
                 <wps:wsp>
@@ -10965,11 +11649,11 @@
                   <wps:spPr bwMode="auto">
                     <a:xfrm>
                       <a:off x="0" y="0"/>
-                      <a:ext cx="5583600" cy="2451735"/>
+                      <a:ext cx="5583600" cy="2023491"/>
                     </a:xfrm>
                     <a:prstGeom prst="roundRect">
                       <a:avLst>
-                        <a:gd name="adj" fmla="val 4475"/>
+                        <a:gd name="adj" fmla="val 5422"/>
                       </a:avLst>
                     </a:prstGeom>
                     <a:solidFill>
@@ -11058,7 +11742,7 @@
                           <w:t>•</w:t>
                           <w:tab/>
                         </w:r>
-                        <w:hyperlink r:id="rId61">
+                        <w:hyperlink r:id="rId60">
                           <w:r>
                             <w:rPr>
                               <w:rFonts w:ascii="Calibri" w:hAnsi="Calibri"/>
@@ -11094,7 +11778,7 @@
                             <w:sz w:val="22"/>
                             <w:u w:val="none"/>
                           </w:rPr>
-                          <w:t>Recap (optional):</w:t>
+                          <w:t>Module 7 (Part I): Oligopoly with Homogenous Goods – videos to watch by the weekend:</w:t>
                         </w:r>
                       </w:p>
                       <w:p>
@@ -11117,66 +11801,7 @@
                           <w:t>•</w:t>
                           <w:tab/>
                         </w:r>
-                        <w:hyperlink r:id="rId62">
-                          <w:r>
-                            <w:rPr>
-                              <w:rFonts w:ascii="Calibri" w:hAnsi="Calibri"/>
-                              <w:b/>
-                              <w:color w:val="365F91"/>
-                              <w:sz w:val="22"/>
-                            </w:rPr>
-                            <w:t xml:space="preserve">Recap of Module 6</w:t>
-                          </w:r>
-                        </w:hyperlink>
-                        <w:r>
-                          <w:rPr>
-                            <w:rFonts w:ascii="Calibri" w:hAnsi="Calibri"/>
-                            <w:b w:val="0"/>
-                            <w:i w:val="0"/>
-                            <w:color w:val="555B66"/>
-                            <w:sz w:val="20"/>
-                            <w:u w:val="none"/>
-                          </w:rPr>
-                          <w:t xml:space="preserve">  (7 min)</w:t>
-                        </w:r>
-                      </w:p>
-                      <w:p>
-                        <w:pPr>
-                          <w:spacing w:before="80" w:after="20"/>
-                        </w:pPr>
-                        <w:r>
-                          <w:rPr>
-                            <w:rFonts w:ascii="Calibri" w:hAnsi="Calibri"/>
-                            <w:b w:val="0"/>
-                            <w:i/>
-                            <w:color w:val="0B2B4E"/>
-                            <w:sz w:val="22"/>
-                            <w:u w:val="none"/>
-                          </w:rPr>
-                          <w:t>Module 7 (Part I): Oligopoly with Homogenous Goods – videos to watch by the weekend:</w:t>
-                        </w:r>
-                      </w:p>
-                      <w:p>
-                        <w:pPr>
-                          <w:tabs>
-                            <w:tab w:pos="432" w:val="left"/>
-                          </w:tabs>
-                          <w:spacing w:before="0" w:after="20"/>
-                          <w:ind w:left="432" w:hanging="230"/>
-                        </w:pPr>
-                        <w:r>
-                          <w:rPr>
-                            <w:rFonts w:ascii="Calibri" w:hAnsi="Calibri"/>
-                            <w:b w:val="0"/>
-                            <w:i w:val="0"/>
-                            <w:color w:val="0B2B4E"/>
-                            <w:sz w:val="22"/>
-                            <w:u w:val="none"/>
-                          </w:rPr>
-                          <w:t>•</w:t>
-                          <w:tab/>
-                        </w:r>
-                        <w:hyperlink r:id="rId63">
+                        <w:hyperlink r:id="rId61">
                           <w:r>
                             <w:rPr>
                               <w:rFonts w:ascii="Calibri" w:hAnsi="Calibri"/>
@@ -11219,7 +11844,7 @@
                           <w:t>•</w:t>
                           <w:tab/>
                         </w:r>
-                        <w:hyperlink r:id="rId64">
+                        <w:hyperlink r:id="rId62">
                           <w:r>
                             <w:rPr>
                               <w:rFonts w:ascii="Calibri" w:hAnsi="Calibri"/>
@@ -11262,7 +11887,7 @@
                           <w:t>•</w:t>
                           <w:tab/>
                         </w:r>
-                        <w:hyperlink r:id="rId65">
+                        <w:hyperlink r:id="rId63">
                           <w:r>
                             <w:rPr>
                               <w:rFonts w:ascii="Calibri" w:hAnsi="Calibri"/>
@@ -11305,7 +11930,7 @@
                           <w:t>•</w:t>
                           <w:tab/>
                         </w:r>
-                        <w:hyperlink r:id="rId66">
+                        <w:hyperlink r:id="rId64">
                           <w:r>
                             <w:rPr>
                               <w:rFonts w:ascii="Calibri" w:hAnsi="Calibri"/>
@@ -11365,9 +11990,9 @@
       <w:r>
         <w:drawing xmlns:a="http://schemas.openxmlformats.org/drawingml/2006/main">
           <wp:inline distT="0" distB="0" distL="0" distR="0">
-            <wp:extent cx="5583600" cy="1040384"/>
+            <wp:extent cx="5583600" cy="851661"/>
             <wp:effectExtent l="0" t="0" r="76200" b="76200"/>
-            <wp:docPr id="1048" name="Card 1048"/>
+            <wp:docPr id="1054" name="Card 1054"/>
             <a:graphic>
               <a:graphicData uri="http://schemas.microsoft.com/office/word/2010/wordprocessingShape">
                 <wps:wsp>
@@ -11375,11 +12000,11 @@
                   <wps:spPr bwMode="auto">
                     <a:xfrm>
                       <a:off x="0" y="0"/>
-                      <a:ext cx="5583600" cy="1040384"/>
+                      <a:ext cx="5583600" cy="851661"/>
                     </a:xfrm>
                     <a:prstGeom prst="roundRect">
                       <a:avLst>
-                        <a:gd name="adj" fmla="val 10546"/>
+                        <a:gd name="adj" fmla="val 12883"/>
                       </a:avLst>
                     </a:prstGeom>
                     <a:solidFill>
@@ -11445,7 +12070,7 @@
                             <w:sz w:val="22"/>
                             <w:u w:val="none"/>
                           </w:rPr>
-                          <w:t>About Class Material:</w:t>
+                          <w:t>Podcasts About Class Material:</w:t>
                         </w:r>
                       </w:p>
                       <w:p>
@@ -11477,28 +12102,18 @@
                             <w:sz w:val="22"/>
                             <w:u w:val="none"/>
                           </w:rPr>
-                          <w:t>Podcast: Intro to Module 7</w:t>
-                        </w:r>
-                      </w:p>
-                      <w:p>
-                        <w:pPr>
-                          <w:tabs>
-                            <w:tab w:pos="432" w:val="left"/>
-                          </w:tabs>
-                          <w:spacing w:before="0" w:after="20"/>
-                          <w:ind w:left="432" w:hanging="230"/>
-                        </w:pPr>
+                          <w:t>Podcast (</w:t>
+                        </w:r>
                         <w:r>
                           <w:rPr>
                             <w:rFonts w:ascii="Calibri" w:hAnsi="Calibri"/>
                             <w:b w:val="0"/>
                             <w:i w:val="0"/>
-                            <w:color w:val="0B2B4E"/>
+                            <w:color w:val="1A1A1A"/>
                             <w:sz w:val="22"/>
-                            <w:u w:val="none"/>
-                          </w:rPr>
-                          <w:t>•</w:t>
-                          <w:tab/>
+                            <w:u w:val="single"/>
+                          </w:rPr>
+                          <w:t>before</w:t>
                         </w:r>
                         <w:r>
                           <w:rPr>
@@ -11509,7 +12124,18 @@
                             <w:sz w:val="22"/>
                             <w:u w:val="none"/>
                           </w:rPr>
-                          <w:t>Podcast: Wrap-Up of Module 7</w:t>
+                          <w:t xml:space="preserve"> class): </w:t>
+                        </w:r>
+                        <w:r>
+                          <w:rPr>
+                            <w:rFonts w:ascii="Calibri" w:hAnsi="Calibri"/>
+                            <w:b w:val="0"/>
+                            <w:i w:val="0"/>
+                            <w:color w:val="1A1A1A"/>
+                            <w:sz w:val="22"/>
+                            <w:u w:val="none"/>
+                          </w:rPr>
+                          <w:t>Intro to Module 7</w:t>
                         </w:r>
                       </w:p>
                     </w:txbxContent>
@@ -11534,7 +12160,7 @@
           <wp:inline distT="0" distB="0" distL="0" distR="0">
             <wp:extent cx="5583600" cy="851661"/>
             <wp:effectExtent l="0" t="0" r="76200" b="76200"/>
-            <wp:docPr id="1049" name="Card 1049"/>
+            <wp:docPr id="1055" name="Card 1055"/>
             <a:graphic>
               <a:graphicData uri="http://schemas.microsoft.com/office/word/2010/wordprocessingShape">
                 <wps:wsp>
@@ -11669,7 +12295,7 @@
           <wp:inline distT="0" distB="0" distL="0" distR="0">
             <wp:extent cx="5583600" cy="612139"/>
             <wp:effectExtent l="0" t="0" r="76200" b="76200"/>
-            <wp:docPr id="1050" name="Card 1050"/>
+            <wp:docPr id="1056" name="Card 1056"/>
             <a:graphic>
               <a:graphicData uri="http://schemas.microsoft.com/office/word/2010/wordprocessingShape">
                 <wps:wsp>
@@ -11754,7 +12380,7 @@
                           <w:t>•</w:t>
                           <w:tab/>
                         </w:r>
-                        <w:hyperlink r:id="rId67">
+                        <w:hyperlink r:id="rId65">
                           <w:r>
                             <w:rPr>
                               <w:rFonts w:ascii="Calibri" w:hAnsi="Calibri"/>
@@ -11924,9 +12550,9 @@
       <w:r>
         <w:drawing xmlns:a="http://schemas.openxmlformats.org/drawingml/2006/main">
           <wp:inline distT="0" distB="0" distL="0" distR="0">
-            <wp:extent cx="5949360" cy="348615"/>
+            <wp:extent cx="5949360" cy="521335"/>
             <wp:effectExtent l="0" t="0" r="76200" b="76200"/>
-            <wp:docPr id="1052" name="Card 1052"/>
+            <wp:docPr id="1058" name="Card 1058"/>
             <a:graphic>
               <a:graphicData uri="http://schemas.microsoft.com/office/word/2010/wordprocessingShape">
                 <wps:wsp>
@@ -11934,7 +12560,7 @@
                   <wps:spPr bwMode="auto">
                     <a:xfrm>
                       <a:off x="0" y="0"/>
-                      <a:ext cx="5949360" cy="348615"/>
+                      <a:ext cx="5949360" cy="521335"/>
                     </a:xfrm>
                     <a:prstGeom prst="roundRect">
                       <a:avLst>
@@ -11975,6 +12601,33 @@
                           <w:t>Due:  Problem Set 4 – Tue, Nov 24</w:t>
                         </w:r>
                       </w:p>
+                      <w:p>
+                        <w:pPr>
+                          <w:spacing w:before="20"/>
+                        </w:pPr>
+                        <w:r>
+                          <w:rPr>
+                            <w:rFonts w:ascii="Calibri" w:hAnsi="Calibri"/>
+                            <w:b w:val="0"/>
+                            <w:i w:val="0"/>
+                            <w:color w:val="1A1A1A"/>
+                            <w:sz w:val="20"/>
+                            <w:u w:val="none"/>
+                          </w:rPr>
+                          <w:t xml:space="preserve">Upload one solution per group on </w:t>
+                        </w:r>
+                        <w:hyperlink r:id="rId34">
+                          <w:r>
+                            <w:rPr>
+                              <w:rFonts w:ascii="Calibri" w:hAnsi="Calibri"/>
+                              <w:u w:val="single"/>
+                              <w:color w:val="365F91"/>
+                              <w:sz w:val="20"/>
+                            </w:rPr>
+                            <w:t xml:space="preserve">BruinLearn</w:t>
+                          </w:r>
+                        </w:hyperlink>
+                      </w:p>
                     </w:txbxContent>
                   </wps:txbx>
                   <wps:bodyPr rot="0" vert="horz" wrap="square" lIns="109728" tIns="54864" rIns="109728" bIns="54864" anchor="t" anchorCtr="0">
@@ -11997,7 +12650,7 @@
           <wp:inline distT="0" distB="0" distL="0" distR="0">
             <wp:extent cx="5949360" cy="927481"/>
             <wp:effectExtent l="0" t="0" r="76200" b="76200"/>
-            <wp:docPr id="1053" name="Card 1053"/>
+            <wp:docPr id="1059" name="Card 1059"/>
             <a:graphic>
               <a:graphicData uri="http://schemas.microsoft.com/office/word/2010/wordprocessingShape">
                 <wps:wsp>
@@ -12129,9 +12782,9 @@
       <w:r>
         <w:drawing xmlns:a="http://schemas.openxmlformats.org/drawingml/2006/main">
           <wp:inline distT="0" distB="0" distL="0" distR="0">
-            <wp:extent cx="5949360" cy="989584"/>
+            <wp:extent cx="5949360" cy="1229105"/>
             <wp:effectExtent l="0" t="0" r="76200" b="76200"/>
-            <wp:docPr id="1054" name="Card 1054"/>
+            <wp:docPr id="1060" name="Card 1060"/>
             <a:graphic>
               <a:graphicData uri="http://schemas.microsoft.com/office/word/2010/wordprocessingShape">
                 <wps:wsp>
@@ -12139,11 +12792,11 @@
                   <wps:spPr bwMode="auto">
                     <a:xfrm>
                       <a:off x="0" y="0"/>
-                      <a:ext cx="5949360" cy="989584"/>
+                      <a:ext cx="5949360" cy="1229105"/>
                     </a:xfrm>
                     <a:prstGeom prst="roundRect">
                       <a:avLst>
-                        <a:gd name="adj" fmla="val 11088"/>
+                        <a:gd name="adj" fmla="val 8927"/>
                       </a:avLst>
                     </a:prstGeom>
                     <a:solidFill>
@@ -12290,6 +12943,22 @@
                             <w:u w:val="none"/>
                           </w:rPr>
                           <w:t>Module 8: Asymmetric Information; Auctions</w:t>
+                        </w:r>
+                      </w:p>
+                      <w:p>
+                        <w:pPr>
+                          <w:spacing w:before="80" w:after="20"/>
+                        </w:pPr>
+                        <w:r>
+                          <w:rPr>
+                            <w:rFonts w:ascii="Calibri" w:hAnsi="Calibri"/>
+                            <w:b w:val="0"/>
+                            <w:i/>
+                            <w:color w:val="0B2B4E"/>
+                            <w:sz w:val="22"/>
+                            <w:u w:val="none"/>
+                          </w:rPr>
+                          <w:t>In-Class Material – Modules 6, 7, 8: Handout / Slides  (TBD)</w:t>
                         </w:r>
                       </w:p>
                     </w:txbxContent>
@@ -12330,10 +12999,10 @@
             <wp:positionV relativeFrom="paragraph">
               <wp:posOffset>-54864</wp:posOffset>
             </wp:positionV>
-            <wp:extent cx="5949360" cy="4192523"/>
+            <wp:extent cx="5949360" cy="4003801"/>
             <wp:effectExtent l="0" t="0" r="76200" b="76200"/>
             <wp:wrapNone/>
-            <wp:docPr id="1058" name="Container 1058"/>
+            <wp:docPr id="1064" name="Container 1064"/>
             <a:graphic>
               <a:graphicData uri="http://schemas.microsoft.com/office/word/2010/wordprocessingShape">
                 <wps:wsp>
@@ -12341,11 +13010,11 @@
                   <wps:spPr bwMode="auto">
                     <a:xfrm>
                       <a:off x="0" y="0"/>
-                      <a:ext cx="5949360" cy="4192523"/>
+                      <a:ext cx="5949360" cy="4003801"/>
                     </a:xfrm>
                     <a:prstGeom prst="roundRect">
                       <a:avLst>
-                        <a:gd name="adj" fmla="val 3053"/>
+                        <a:gd name="adj" fmla="val 3197"/>
                       </a:avLst>
                     </a:prstGeom>
                     <a:solidFill>
@@ -12382,9 +13051,9 @@
       <w:r>
         <w:drawing xmlns:a="http://schemas.openxmlformats.org/drawingml/2006/main">
           <wp:inline distT="0" distB="0" distL="0" distR="0">
-            <wp:extent cx="5583600" cy="1468628"/>
+            <wp:extent cx="5583600" cy="1279905"/>
             <wp:effectExtent l="0" t="0" r="76200" b="76200"/>
-            <wp:docPr id="1055" name="Card 1055"/>
+            <wp:docPr id="1061" name="Card 1061"/>
             <a:graphic>
               <a:graphicData uri="http://schemas.microsoft.com/office/word/2010/wordprocessingShape">
                 <wps:wsp>
@@ -12392,11 +13061,11 @@
                   <wps:spPr bwMode="auto">
                     <a:xfrm>
                       <a:off x="0" y="0"/>
-                      <a:ext cx="5583600" cy="1468628"/>
+                      <a:ext cx="5583600" cy="1279905"/>
                     </a:xfrm>
                     <a:prstGeom prst="roundRect">
                       <a:avLst>
-                        <a:gd name="adj" fmla="val 7471"/>
+                        <a:gd name="adj" fmla="val 8573"/>
                       </a:avLst>
                     </a:prstGeom>
                     <a:solidFill>
@@ -12462,7 +13131,7 @@
                             <w:sz w:val="22"/>
                             <w:u w:val="none"/>
                           </w:rPr>
-                          <w:t>About Class Material:</w:t>
+                          <w:t>Podcasts About Class Material:</w:t>
                         </w:r>
                       </w:p>
                       <w:p>
@@ -12494,7 +13163,56 @@
                             <w:sz w:val="22"/>
                             <w:u w:val="none"/>
                           </w:rPr>
-                          <w:t>Podcast: Intro to Module 8</w:t>
+                          <w:t>Podcast (</w:t>
+                        </w:r>
+                        <w:r>
+                          <w:rPr>
+                            <w:rFonts w:ascii="Calibri" w:hAnsi="Calibri"/>
+                            <w:b w:val="0"/>
+                            <w:i w:val="0"/>
+                            <w:color w:val="1A1A1A"/>
+                            <w:sz w:val="22"/>
+                            <w:u w:val="single"/>
+                          </w:rPr>
+                          <w:t>before</w:t>
+                        </w:r>
+                        <w:r>
+                          <w:rPr>
+                            <w:rFonts w:ascii="Calibri" w:hAnsi="Calibri"/>
+                            <w:b w:val="0"/>
+                            <w:i w:val="0"/>
+                            <w:color w:val="1A1A1A"/>
+                            <w:sz w:val="22"/>
+                            <w:u w:val="none"/>
+                          </w:rPr>
+                          <w:t xml:space="preserve"> class): </w:t>
+                        </w:r>
+                        <w:r>
+                          <w:rPr>
+                            <w:rFonts w:ascii="Calibri" w:hAnsi="Calibri"/>
+                            <w:b w:val="0"/>
+                            <w:i w:val="0"/>
+                            <w:color w:val="1A1A1A"/>
+                            <w:sz w:val="22"/>
+                            <w:u w:val="none"/>
+                          </w:rPr>
+                          <w:t>Intro to Module 8</w:t>
+                        </w:r>
+                      </w:p>
+                      <w:p>
+                        <w:pPr>
+                          <w:spacing w:before="80" w:after="20"/>
+                        </w:pPr>
+                        <w:r>
+                          <w:rPr>
+                            <w:rFonts w:ascii="Calibri" w:hAnsi="Calibri"/>
+                            <w:b w:val="0"/>
+                            <w:i/>
+                            <w:color w:val="0B2B4E"/>
+                            <w:sz w:val="22"/>
+                            <w:u w:val="none"/>
+                          </w:rPr>
+                          <w:t>Optional Podcasts (before class):</w:t>
                         </w:r>
                       </w:p>
                       <w:p>
@@ -12517,55 +13235,7 @@
                           <w:t>•</w:t>
                           <w:tab/>
                         </w:r>
-                        <w:r>
-                          <w:rPr>
-                            <w:rFonts w:ascii="Calibri" w:hAnsi="Calibri"/>
-                            <w:b w:val="0"/>
-                            <w:i w:val="0"/>
-                            <w:color w:val="1A1A1A"/>
-                            <w:sz w:val="22"/>
-                            <w:u w:val="none"/>
-                          </w:rPr>
-                          <w:t>Podcast: Wrap-Up of Module 8</w:t>
-                        </w:r>
-                      </w:p>
-                      <w:p>
-                        <w:pPr>
-                          <w:spacing w:before="80" w:after="20"/>
-                        </w:pPr>
-                        <w:r>
-                          <w:rPr>
-                            <w:rFonts w:ascii="Calibri" w:hAnsi="Calibri"/>
-                            <w:b w:val="0"/>
-                            <w:i/>
-                            <w:color w:val="0B2B4E"/>
-                            <w:sz w:val="22"/>
-                            <w:u w:val="none"/>
-                          </w:rPr>
-                          <w:t>Other podcasts:</w:t>
-                        </w:r>
-                      </w:p>
-                      <w:p>
-                        <w:pPr>
-                          <w:tabs>
-                            <w:tab w:pos="432" w:val="left"/>
-                          </w:tabs>
-                          <w:spacing w:before="0" w:after="20"/>
-                          <w:ind w:left="432" w:hanging="230"/>
-                        </w:pPr>
-                        <w:r>
-                          <w:rPr>
-                            <w:rFonts w:ascii="Calibri" w:hAnsi="Calibri"/>
-                            <w:b w:val="0"/>
-                            <w:i w:val="0"/>
-                            <w:color w:val="0B2B4E"/>
-                            <w:sz w:val="22"/>
-                            <w:u w:val="none"/>
-                          </w:rPr>
-                          <w:t>•</w:t>
-                          <w:tab/>
-                        </w:r>
-                        <w:hyperlink r:id="rId68">
+                        <w:hyperlink r:id="rId66">
                           <w:r>
                             <w:rPr>
                               <w:rFonts w:ascii="Calibri" w:hAnsi="Calibri"/>
@@ -12599,7 +13269,7 @@
           <wp:inline distT="0" distB="0" distL="0" distR="0">
             <wp:extent cx="5583600" cy="1417828"/>
             <wp:effectExtent l="0" t="0" r="76200" b="76200"/>
-            <wp:docPr id="1056" name="Card 1056"/>
+            <wp:docPr id="1062" name="Card 1062"/>
             <a:graphic>
               <a:graphicData uri="http://schemas.microsoft.com/office/word/2010/wordprocessingShape">
                 <wps:wsp>
@@ -12830,7 +13500,7 @@
           <wp:inline distT="0" distB="0" distL="0" distR="0">
             <wp:extent cx="5583600" cy="612139"/>
             <wp:effectExtent l="0" t="0" r="76200" b="76200"/>
-            <wp:docPr id="1057" name="Card 1057"/>
+            <wp:docPr id="1063" name="Card 1063"/>
             <a:graphic>
               <a:graphicData uri="http://schemas.microsoft.com/office/word/2010/wordprocessingShape">
                 <wps:wsp>
@@ -12915,7 +13585,7 @@
                           <w:t>•</w:t>
                           <w:tab/>
                         </w:r>
-                        <w:hyperlink r:id="rId69">
+                        <w:hyperlink r:id="rId67">
                           <w:r>
                             <w:rPr>
                               <w:rFonts w:ascii="Calibri" w:hAnsi="Calibri"/>
@@ -13085,9 +13755,9 @@
       <w:r>
         <w:drawing xmlns:a="http://schemas.openxmlformats.org/drawingml/2006/main">
           <wp:inline distT="0" distB="0" distL="0" distR="0">
-            <wp:extent cx="5949360" cy="348615"/>
+            <wp:extent cx="5949360" cy="521335"/>
             <wp:effectExtent l="0" t="0" r="76200" b="76200"/>
-            <wp:docPr id="1059" name="Card 1059"/>
+            <wp:docPr id="1065" name="Card 1065"/>
             <a:graphic>
               <a:graphicData uri="http://schemas.microsoft.com/office/word/2010/wordprocessingShape">
                 <wps:wsp>
@@ -13095,7 +13765,7 @@
                   <wps:spPr bwMode="auto">
                     <a:xfrm>
                       <a:off x="0" y="0"/>
-                      <a:ext cx="5949360" cy="348615"/>
+                      <a:ext cx="5949360" cy="521335"/>
                     </a:xfrm>
                     <a:prstGeom prst="roundRect">
                       <a:avLst>
@@ -13136,6 +13806,33 @@
                           <w:t>Due:  Problem Set 5 – Thu, Dec 3</w:t>
                         </w:r>
                       </w:p>
+                      <w:p>
+                        <w:pPr>
+                          <w:spacing w:before="20"/>
+                        </w:pPr>
+                        <w:r>
+                          <w:rPr>
+                            <w:rFonts w:ascii="Calibri" w:hAnsi="Calibri"/>
+                            <w:b w:val="0"/>
+                            <w:i w:val="0"/>
+                            <w:color w:val="1A1A1A"/>
+                            <w:sz w:val="20"/>
+                            <w:u w:val="none"/>
+                          </w:rPr>
+                          <w:t xml:space="preserve">Upload one solution per group on </w:t>
+                        </w:r>
+                        <w:hyperlink r:id="rId34">
+                          <w:r>
+                            <w:rPr>
+                              <w:rFonts w:ascii="Calibri" w:hAnsi="Calibri"/>
+                              <w:u w:val="single"/>
+                              <w:color w:val="365F91"/>
+                              <w:sz w:val="20"/>
+                            </w:rPr>
+                            <w:t xml:space="preserve">BruinLearn</w:t>
+                          </w:r>
+                        </w:hyperlink>
+                      </w:p>
                     </w:txbxContent>
                   </wps:txbx>
                   <wps:bodyPr rot="0" vert="horz" wrap="square" lIns="109728" tIns="54864" rIns="109728" bIns="54864" anchor="t" anchorCtr="0">
@@ -13158,7 +13855,7 @@
           <wp:inline distT="0" distB="0" distL="0" distR="0">
             <wp:extent cx="5949360" cy="738759"/>
             <wp:effectExtent l="0" t="0" r="76200" b="76200"/>
-            <wp:docPr id="1060" name="Card 1060"/>
+            <wp:docPr id="1066" name="Card 1066"/>
             <a:graphic>
               <a:graphicData uri="http://schemas.microsoft.com/office/word/2010/wordprocessingShape">
                 <wps:wsp>
@@ -13277,10 +13974,10 @@
             <wp:positionV relativeFrom="paragraph">
               <wp:posOffset>-54864</wp:posOffset>
             </wp:positionV>
-            <wp:extent cx="5949360" cy="3668902"/>
+            <wp:extent cx="5949360" cy="4357243"/>
             <wp:effectExtent l="0" t="0" r="76200" b="76200"/>
             <wp:wrapNone/>
-            <wp:docPr id="1063" name="Container 1063"/>
+            <wp:docPr id="1070" name="Container 1070"/>
             <a:graphic>
               <a:graphicData uri="http://schemas.microsoft.com/office/word/2010/wordprocessingShape">
                 <wps:wsp>
@@ -13288,11 +13985,11 @@
                   <wps:spPr bwMode="auto">
                     <a:xfrm>
                       <a:off x="0" y="0"/>
-                      <a:ext cx="5949360" cy="3668902"/>
+                      <a:ext cx="5949360" cy="4357243"/>
                     </a:xfrm>
                     <a:prstGeom prst="roundRect">
                       <a:avLst>
-                        <a:gd name="adj" fmla="val 3489"/>
+                        <a:gd name="adj" fmla="val 2938"/>
                       </a:avLst>
                     </a:prstGeom>
                     <a:solidFill>
@@ -13329,9 +14026,9 @@
       <w:r>
         <w:drawing xmlns:a="http://schemas.openxmlformats.org/drawingml/2006/main">
           <wp:inline distT="0" distB="0" distL="0" distR="0">
-            <wp:extent cx="5583600" cy="2250313"/>
+            <wp:extent cx="5583600" cy="1822068"/>
             <wp:effectExtent l="0" t="0" r="76200" b="76200"/>
-            <wp:docPr id="1061" name="Card 1061"/>
+            <wp:docPr id="1067" name="Card 1067"/>
             <a:graphic>
               <a:graphicData uri="http://schemas.microsoft.com/office/word/2010/wordprocessingShape">
                 <wps:wsp>
@@ -13339,11 +14036,11 @@
                   <wps:spPr bwMode="auto">
                     <a:xfrm>
                       <a:off x="0" y="0"/>
-                      <a:ext cx="5583600" cy="2250313"/>
+                      <a:ext cx="5583600" cy="1822068"/>
                     </a:xfrm>
                     <a:prstGeom prst="roundRect">
                       <a:avLst>
-                        <a:gd name="adj" fmla="val 4876"/>
+                        <a:gd name="adj" fmla="val 6022"/>
                       </a:avLst>
                     </a:prstGeom>
                     <a:solidFill>
@@ -13432,7 +14129,7 @@
                           <w:t>•</w:t>
                           <w:tab/>
                         </w:r>
-                        <w:hyperlink r:id="rId70">
+                        <w:hyperlink r:id="rId68">
                           <w:r>
                             <w:rPr>
                               <w:rFonts w:ascii="Calibri" w:hAnsi="Calibri"/>
@@ -13475,7 +14172,7 @@
                           <w:t>•</w:t>
                           <w:tab/>
                         </w:r>
-                        <w:hyperlink r:id="rId71">
+                        <w:hyperlink r:id="rId69">
                           <w:r>
                             <w:rPr>
                               <w:rFonts w:ascii="Calibri" w:hAnsi="Calibri"/>
@@ -13528,7 +14225,7 @@
                             <w:sz w:val="22"/>
                             <w:u w:val="none"/>
                           </w:rPr>
-                          <w:t>Recap (optional):</w:t>
+                          <w:t>Practice on Module 7 (optional, advanced) [for those interested in the math – not required for the exam]:</w:t>
                         </w:r>
                       </w:p>
                       <w:p>
@@ -13551,66 +14248,7 @@
                           <w:t>•</w:t>
                           <w:tab/>
                         </w:r>
-                        <w:hyperlink r:id="rId72">
-                          <w:r>
-                            <w:rPr>
-                              <w:rFonts w:ascii="Calibri" w:hAnsi="Calibri"/>
-                              <w:b/>
-                              <w:color w:val="365F91"/>
-                              <w:sz w:val="22"/>
-                            </w:rPr>
-                            <w:t xml:space="preserve">Recap of Module 7</w:t>
-                          </w:r>
-                        </w:hyperlink>
-                        <w:r>
-                          <w:rPr>
-                            <w:rFonts w:ascii="Calibri" w:hAnsi="Calibri"/>
-                            <w:b w:val="0"/>
-                            <w:i w:val="0"/>
-                            <w:color w:val="555B66"/>
-                            <w:sz w:val="20"/>
-                            <w:u w:val="none"/>
-                          </w:rPr>
-                          <w:t xml:space="preserve">  (8 min)</w:t>
-                        </w:r>
-                      </w:p>
-                      <w:p>
-                        <w:pPr>
-                          <w:spacing w:before="80" w:after="20"/>
-                        </w:pPr>
-                        <w:r>
-                          <w:rPr>
-                            <w:rFonts w:ascii="Calibri" w:hAnsi="Calibri"/>
-                            <w:b w:val="0"/>
-                            <w:i/>
-                            <w:color w:val="0B2B4E"/>
-                            <w:sz w:val="22"/>
-                            <w:u w:val="none"/>
-                          </w:rPr>
-                          <w:t>Practice on Module 7 (optional, advanced) [for those interested in the math – not required for the exam]:</w:t>
-                        </w:r>
-                      </w:p>
-                      <w:p>
-                        <w:pPr>
-                          <w:tabs>
-                            <w:tab w:pos="432" w:val="left"/>
-                          </w:tabs>
-                          <w:spacing w:before="0" w:after="20"/>
-                          <w:ind w:left="432" w:hanging="230"/>
-                        </w:pPr>
-                        <w:r>
-                          <w:rPr>
-                            <w:rFonts w:ascii="Calibri" w:hAnsi="Calibri"/>
-                            <w:b w:val="0"/>
-                            <w:i w:val="0"/>
-                            <w:color w:val="0B2B4E"/>
-                            <w:sz w:val="22"/>
-                            <w:u w:val="none"/>
-                          </w:rPr>
-                          <w:t>•</w:t>
-                          <w:tab/>
-                        </w:r>
-                        <w:hyperlink r:id="rId73">
+                        <w:hyperlink r:id="rId70">
                           <w:r>
                             <w:rPr>
                               <w:rFonts w:ascii="Calibri" w:hAnsi="Calibri"/>
@@ -13631,6 +14269,239 @@
                             <w:u w:val="none"/>
                           </w:rPr>
                           <w:t xml:space="preserve">  (11 min)</w:t>
+                        </w:r>
+                      </w:p>
+                    </w:txbxContent>
+                  </wps:txbx>
+                  <wps:bodyPr rot="0" vert="horz" wrap="square" lIns="109728" tIns="54864" rIns="109728" bIns="54864" anchor="t" anchorCtr="0">
+                    <a:noAutofit/>
+                  </wps:bodyPr>
+                </wps:wsp>
+              </a:graphicData>
+            </a:graphic>
+          </wp:inline>
+        </w:drawing>
+      </w:r>
+    </w:p>
+    <w:p>
+      <w:pPr>
+        <w:spacing w:before="20" w:after="40"/>
+        <w:jc w:val="center"/>
+      </w:pPr>
+      <w:r>
+        <w:drawing xmlns:a="http://schemas.openxmlformats.org/drawingml/2006/main">
+          <wp:inline distT="0" distB="0" distL="0" distR="0">
+            <wp:extent cx="5583600" cy="1040384"/>
+            <wp:effectExtent l="0" t="0" r="76200" b="76200"/>
+            <wp:docPr id="1068" name="Card 1068"/>
+            <a:graphic>
+              <a:graphicData uri="http://schemas.microsoft.com/office/word/2010/wordprocessingShape">
+                <wps:wsp>
+                  <wps:cNvSpPr/>
+                  <wps:spPr bwMode="auto">
+                    <a:xfrm>
+                      <a:off x="0" y="0"/>
+                      <a:ext cx="5583600" cy="1040384"/>
+                    </a:xfrm>
+                    <a:prstGeom prst="roundRect">
+                      <a:avLst>
+                        <a:gd name="adj" fmla="val 10546"/>
+                      </a:avLst>
+                    </a:prstGeom>
+                    <a:solidFill>
+                      <a:srgbClr val="EFF1F4"/>
+                    </a:solidFill>
+                    <a:ln w="9525">
+                      <a:solidFill>
+                        <a:srgbClr val="0B2B4E"/>
+                      </a:solidFill>
+                    </a:ln>
+                    <a:effectLst>
+                      <a:outerShdw blurRad="63500" dist="27940" dir="5400000" rotWithShape="0">
+                        <a:srgbClr val="000000">
+                          <a:alpha val="30000"/>
+                        </a:srgbClr>
+                      </a:outerShdw>
+                    </a:effectLst>
+                  </wps:spPr>
+                  <wps:txbx>
+                    <w:txbxContent>
+                      <w:p>
+                        <w:pPr>
+                          <w:tabs>
+                            <w:tab w:pos="8159" w:val="right"/>
+                          </w:tabs>
+                          <w:spacing w:before="0" w:after="80"/>
+                          <w:shd w:val="clear" w:fill="0B2B4E"/>
+                        </w:pPr>
+                        <w:r>
+                          <w:rPr>
+                            <w:rFonts w:ascii="Calibri" w:hAnsi="Calibri"/>
+                            <w:b/>
+                            <w:i w:val="0"/>
+                            <w:color w:val="FFFFFF"/>
+                            <w:sz w:val="22"/>
+                            <w:u w:val="none"/>
+                          </w:rPr>
+                          <w:t xml:space="preserve"> Podcasts</w:t>
+                        </w:r>
+                        <w:r>
+                          <w:rPr>
+                            <w:rFonts w:ascii="Segoe UI Symbol" w:hAnsi="Segoe UI Symbol"/>
+                            <w:b w:val="0"/>
+                            <w:i w:val="0"/>
+                            <w:color w:val="F6E8C9"/>
+                            <w:sz w:val="26"/>
+                            <w:u w:val="none"/>
+                          </w:rPr>
+                          <w:tab/>
+                          <w:t>🎧</w:t>
+                        </w:r>
+                      </w:p>
+                      <w:p>
+                        <w:pPr>
+                          <w:spacing w:before="80" w:after="20"/>
+                        </w:pPr>
+                        <w:r>
+                          <w:rPr>
+                            <w:rFonts w:ascii="Calibri" w:hAnsi="Calibri"/>
+                            <w:b w:val="0"/>
+                            <w:i/>
+                            <w:color w:val="0B2B4E"/>
+                            <w:sz w:val="22"/>
+                            <w:u w:val="none"/>
+                          </w:rPr>
+                          <w:t>Podcasts About Class Material:</w:t>
+                        </w:r>
+                      </w:p>
+                      <w:p>
+                        <w:pPr>
+                          <w:tabs>
+                            <w:tab w:pos="432" w:val="left"/>
+                          </w:tabs>
+                          <w:spacing w:before="0" w:after="20"/>
+                          <w:ind w:left="432" w:hanging="230"/>
+                        </w:pPr>
+                        <w:r>
+                          <w:rPr>
+                            <w:rFonts w:ascii="Calibri" w:hAnsi="Calibri"/>
+                            <w:b w:val="0"/>
+                            <w:i w:val="0"/>
+                            <w:color w:val="0B2B4E"/>
+                            <w:sz w:val="22"/>
+                            <w:u w:val="none"/>
+                          </w:rPr>
+                          <w:t>•</w:t>
+                          <w:tab/>
+                        </w:r>
+                        <w:r>
+                          <w:rPr>
+                            <w:rFonts w:ascii="Calibri" w:hAnsi="Calibri"/>
+                            <w:b w:val="0"/>
+                            <w:i w:val="0"/>
+                            <w:color w:val="1A1A1A"/>
+                            <w:sz w:val="22"/>
+                            <w:u w:val="none"/>
+                          </w:rPr>
+                          <w:t>Podcast (</w:t>
+                        </w:r>
+                        <w:r>
+                          <w:rPr>
+                            <w:rFonts w:ascii="Calibri" w:hAnsi="Calibri"/>
+                            <w:b w:val="0"/>
+                            <w:i w:val="0"/>
+                            <w:color w:val="1A1A1A"/>
+                            <w:sz w:val="22"/>
+                            <w:u w:val="single"/>
+                          </w:rPr>
+                          <w:t>after</w:t>
+                        </w:r>
+                        <w:r>
+                          <w:rPr>
+                            <w:rFonts w:ascii="Calibri" w:hAnsi="Calibri"/>
+                            <w:b w:val="0"/>
+                            <w:i w:val="0"/>
+                            <w:color w:val="1A1A1A"/>
+                            <w:sz w:val="22"/>
+                            <w:u w:val="none"/>
+                          </w:rPr>
+                          <w:t xml:space="preserve"> class): </w:t>
+                        </w:r>
+                        <w:r>
+                          <w:rPr>
+                            <w:rFonts w:ascii="Calibri" w:hAnsi="Calibri"/>
+                            <w:b w:val="0"/>
+                            <w:i w:val="0"/>
+                            <w:color w:val="1A1A1A"/>
+                            <w:sz w:val="22"/>
+                            <w:u w:val="none"/>
+                          </w:rPr>
+                          <w:t>Wrap-Up of Module 7</w:t>
+                        </w:r>
+                      </w:p>
+                      <w:p>
+                        <w:pPr>
+                          <w:tabs>
+                            <w:tab w:pos="432" w:val="left"/>
+                          </w:tabs>
+                          <w:spacing w:before="0" w:after="20"/>
+                          <w:ind w:left="432" w:hanging="230"/>
+                        </w:pPr>
+                        <w:r>
+                          <w:rPr>
+                            <w:rFonts w:ascii="Calibri" w:hAnsi="Calibri"/>
+                            <w:b w:val="0"/>
+                            <w:i w:val="0"/>
+                            <w:color w:val="0B2B4E"/>
+                            <w:sz w:val="22"/>
+                            <w:u w:val="none"/>
+                          </w:rPr>
+                          <w:t>•</w:t>
+                          <w:tab/>
+                        </w:r>
+                        <w:r>
+                          <w:rPr>
+                            <w:rFonts w:ascii="Calibri" w:hAnsi="Calibri"/>
+                            <w:b w:val="0"/>
+                            <w:i w:val="0"/>
+                            <w:color w:val="1A1A1A"/>
+                            <w:sz w:val="22"/>
+                            <w:u w:val="none"/>
+                          </w:rPr>
+                          <w:t>Podcast (</w:t>
+                        </w:r>
+                        <w:r>
+                          <w:rPr>
+                            <w:rFonts w:ascii="Calibri" w:hAnsi="Calibri"/>
+                            <w:b w:val="0"/>
+                            <w:i w:val="0"/>
+                            <w:color w:val="1A1A1A"/>
+                            <w:sz w:val="22"/>
+                            <w:u w:val="single"/>
+                          </w:rPr>
+                          <w:t>after</w:t>
+                        </w:r>
+                        <w:r>
+                          <w:rPr>
+                            <w:rFonts w:ascii="Calibri" w:hAnsi="Calibri"/>
+                            <w:b w:val="0"/>
+                            <w:i w:val="0"/>
+                            <w:color w:val="1A1A1A"/>
+                            <w:sz w:val="22"/>
+                            <w:u w:val="none"/>
+                          </w:rPr>
+                          <w:t xml:space="preserve"> class): </w:t>
+                        </w:r>
+                        <w:r>
+                          <w:rPr>
+                            <w:rFonts w:ascii="Calibri" w:hAnsi="Calibri"/>
+                            <w:b w:val="0"/>
+                            <w:i w:val="0"/>
+                            <w:color w:val="1A1A1A"/>
+                            <w:sz w:val="22"/>
+                            <w:u w:val="none"/>
+                          </w:rPr>
+                          <w:t>Wrap-Up of Module 8</w:t>
                         </w:r>
                       </w:p>
                     </w:txbxContent>
@@ -13655,7 +14526,7 @@
           <wp:inline distT="0" distB="0" distL="0" distR="0">
             <wp:extent cx="5583600" cy="800861"/>
             <wp:effectExtent l="0" t="0" r="76200" b="76200"/>
-            <wp:docPr id="1062" name="Card 1062"/>
+            <wp:docPr id="1069" name="Card 1069"/>
             <a:graphic>
               <a:graphicData uri="http://schemas.microsoft.com/office/word/2010/wordprocessingShape">
                 <wps:wsp>
@@ -13740,7 +14611,7 @@
                           <w:t>•</w:t>
                           <w:tab/>
                         </w:r>
-                        <w:hyperlink r:id="rId74">
+                        <w:hyperlink r:id="rId71">
                           <w:r>
                             <w:rPr>
                               <w:rFonts w:ascii="Calibri" w:hAnsi="Calibri"/>
@@ -13772,7 +14643,7 @@
                           <w:t>•</w:t>
                           <w:tab/>
                         </w:r>
-                        <w:hyperlink r:id="rId75">
+                        <w:hyperlink r:id="rId72">
                           <w:r>
                             <w:rPr>
                               <w:rFonts w:ascii="Calibri" w:hAnsi="Calibri"/>
@@ -13836,7 +14707,7 @@
           <wp:inline distT="0" distB="0" distL="0" distR="0">
             <wp:extent cx="5949360" cy="340614"/>
             <wp:effectExtent l="0" t="0" r="76200" b="76200"/>
-            <wp:docPr id="1064" name="Card 1064"/>
+            <wp:docPr id="1071" name="Card 1071"/>
             <a:graphic>
               <a:graphicData uri="http://schemas.microsoft.com/office/word/2010/wordprocessingShape">
                 <wps:wsp>
@@ -14030,7 +14901,7 @@
           <wp:inline distT="0" distB="0" distL="0" distR="0">
             <wp:extent cx="5949360" cy="348615"/>
             <wp:effectExtent l="0" t="0" r="76200" b="76200"/>
-            <wp:docPr id="1065" name="Card 1065"/>
+            <wp:docPr id="1072" name="Card 1072"/>
             <a:graphic>
               <a:graphicData uri="http://schemas.microsoft.com/office/word/2010/wordprocessingShape">
                 <wps:wsp>
@@ -14101,7 +14972,7 @@
           <wp:inline distT="0" distB="0" distL="0" distR="0">
             <wp:extent cx="5949360" cy="550037"/>
             <wp:effectExtent l="0" t="0" r="76200" b="76200"/>
-            <wp:docPr id="1066" name="Card 1066"/>
+            <wp:docPr id="1073" name="Card 1073"/>
             <a:graphic>
               <a:graphicData uri="http://schemas.microsoft.com/office/word/2010/wordprocessingShape">
                 <wps:wsp>
@@ -14407,7 +15278,7 @@
           <wp:inline distT="0" distB="0" distL="0" distR="0">
             <wp:extent cx="5949360" cy="1891792"/>
             <wp:effectExtent l="0" t="0" r="76200" b="76200"/>
-            <wp:docPr id="1067" name="Card 1067"/>
+            <wp:docPr id="1074" name="Card 1074"/>
             <a:graphic>
               <a:graphicData uri="http://schemas.microsoft.com/office/word/2010/wordprocessingShape">
                 <wps:wsp>

--- a/405 Calendar and Website/Course Calendar/Calendar EMBA Hybrid -- Fall 2026.docx
+++ b/405 Calendar and Website/Course Calendar/Calendar EMBA Hybrid -- Fall 2026.docx
@@ -240,7 +240,7 @@
                             <w:sz w:val="22"/>
                             <w:u w:val="none"/>
                           </w:rPr>
-                          <w:t>Please check Bruin Learn under “Syllabus” for the latest version of this calendar.</w:t>
+                          <w:t>Please check the course website for the latest version of this calendar.</w:t>
                         </w:r>
                       </w:p>
                       <w:p>
@@ -2470,7 +2470,7 @@
                             <w:sz w:val="22"/>
                             <w:u w:val="none"/>
                           </w:rPr>
-                          <w:t>Please check Bruin Learn under “Syllabus” for the more detailed Class Syllabus.</w:t>
+                          <w:t>Please check the course website for the more detailed Class Syllabus.</w:t>
                         </w:r>
                       </w:p>
                     </w:txbxContent>
@@ -3492,6 +3492,27 @@
                           </w:rPr>
                           <w:t xml:space="preserve">  (9 min)</w:t>
                         </w:r>
+                        <w:r>
+                          <w:rPr>
+                            <w:rFonts w:ascii="Calibri" w:hAnsi="Calibri"/>
+                            <w:b w:val="0"/>
+                            <w:i w:val="0"/>
+                            <w:color w:val="555B66"/>
+                            <w:sz w:val="20"/>
+                            <w:u w:val="none"/>
+                          </w:rPr>
+                          <w:t xml:space="preserve">  ·  </w:t>
+                        </w:r>
+                        <w:hyperlink r:id="rId17">
+                          <w:r>
+                            <w:rPr>
+                              <w:rFonts w:ascii="Calibri" w:hAnsi="Calibri"/>
+                              <w:color w:val="365F91"/>
+                              <w:sz w:val="20"/>
+                            </w:rPr>
+                            <w:t xml:space="preserve">slides</w:t>
+                          </w:r>
+                        </w:hyperlink>
                       </w:p>
                       <w:p>
                         <w:pPr>
@@ -3513,7 +3534,7 @@
                           <w:t>•</w:t>
                           <w:tab/>
                         </w:r>
-                        <w:hyperlink r:id="rId17">
+                        <w:hyperlink r:id="rId18">
                           <w:r>
                             <w:rPr>
                               <w:rFonts w:ascii="Calibri" w:hAnsi="Calibri"/>
@@ -3535,6 +3556,27 @@
                           </w:rPr>
                           <w:t xml:space="preserve">  (10 min)</w:t>
                         </w:r>
+                        <w:r>
+                          <w:rPr>
+                            <w:rFonts w:ascii="Calibri" w:hAnsi="Calibri"/>
+                            <w:b w:val="0"/>
+                            <w:i w:val="0"/>
+                            <w:color w:val="555B66"/>
+                            <w:sz w:val="20"/>
+                            <w:u w:val="none"/>
+                          </w:rPr>
+                          <w:t xml:space="preserve">  ·  </w:t>
+                        </w:r>
+                        <w:hyperlink r:id="rId19">
+                          <w:r>
+                            <w:rPr>
+                              <w:rFonts w:ascii="Calibri" w:hAnsi="Calibri"/>
+                              <w:color w:val="365F91"/>
+                              <w:sz w:val="20"/>
+                            </w:rPr>
+                            <w:t xml:space="preserve">slides</w:t>
+                          </w:r>
+                        </w:hyperlink>
                       </w:p>
                       <w:p>
                         <w:pPr>
@@ -3556,7 +3598,7 @@
                           <w:t>•</w:t>
                           <w:tab/>
                         </w:r>
-                        <w:hyperlink r:id="rId18">
+                        <w:hyperlink r:id="rId20">
                           <w:r>
                             <w:rPr>
                               <w:rFonts w:ascii="Calibri" w:hAnsi="Calibri"/>
@@ -3578,6 +3620,27 @@
                           </w:rPr>
                           <w:t xml:space="preserve">  (8 min)</w:t>
                         </w:r>
+                        <w:r>
+                          <w:rPr>
+                            <w:rFonts w:ascii="Calibri" w:hAnsi="Calibri"/>
+                            <w:b w:val="0"/>
+                            <w:i w:val="0"/>
+                            <w:color w:val="555B66"/>
+                            <w:sz w:val="20"/>
+                            <w:u w:val="none"/>
+                          </w:rPr>
+                          <w:t xml:space="preserve">  ·  </w:t>
+                        </w:r>
+                        <w:hyperlink r:id="rId21">
+                          <w:r>
+                            <w:rPr>
+                              <w:rFonts w:ascii="Calibri" w:hAnsi="Calibri"/>
+                              <w:color w:val="365F91"/>
+                              <w:sz w:val="20"/>
+                            </w:rPr>
+                            <w:t xml:space="preserve">slides</w:t>
+                          </w:r>
+                        </w:hyperlink>
                       </w:p>
                       <w:p>
                         <w:pPr>
@@ -3599,7 +3662,7 @@
                           <w:t>•</w:t>
                           <w:tab/>
                         </w:r>
-                        <w:hyperlink r:id="rId19">
+                        <w:hyperlink r:id="rId22">
                           <w:r>
                             <w:rPr>
                               <w:rFonts w:ascii="Calibri" w:hAnsi="Calibri"/>
@@ -3621,6 +3684,27 @@
                           </w:rPr>
                           <w:t xml:space="preserve">  (7 min)</w:t>
                         </w:r>
+                        <w:r>
+                          <w:rPr>
+                            <w:rFonts w:ascii="Calibri" w:hAnsi="Calibri"/>
+                            <w:b w:val="0"/>
+                            <w:i w:val="0"/>
+                            <w:color w:val="555B66"/>
+                            <w:sz w:val="20"/>
+                            <w:u w:val="none"/>
+                          </w:rPr>
+                          <w:t xml:space="preserve">  ·  </w:t>
+                        </w:r>
+                        <w:hyperlink r:id="rId23">
+                          <w:r>
+                            <w:rPr>
+                              <w:rFonts w:ascii="Calibri" w:hAnsi="Calibri"/>
+                              <w:color w:val="365F91"/>
+                              <w:sz w:val="20"/>
+                            </w:rPr>
+                            <w:t xml:space="preserve">slides</w:t>
+                          </w:r>
+                        </w:hyperlink>
                       </w:p>
                       <w:p>
                         <w:pPr>
@@ -3762,7 +3846,7 @@
                           <w:t>•</w:t>
                           <w:tab/>
                         </w:r>
-                        <w:hyperlink r:id="rId20">
+                        <w:hyperlink r:id="rId24">
                           <w:r>
                             <w:rPr>
                               <w:rFonts w:ascii="Calibri" w:hAnsi="Calibri"/>
@@ -3833,7 +3917,7 @@
                           <w:t>•</w:t>
                           <w:tab/>
                         </w:r>
-                        <w:hyperlink r:id="rId21">
+                        <w:hyperlink r:id="rId25">
                           <w:r>
                             <w:rPr>
                               <w:rFonts w:ascii="Calibri" w:hAnsi="Calibri"/>
@@ -3920,7 +4004,7 @@
                           <w:t>•</w:t>
                           <w:tab/>
                         </w:r>
-                        <w:hyperlink r:id="rId22">
+                        <w:hyperlink r:id="rId26">
                           <w:r>
                             <w:rPr>
                               <w:rFonts w:ascii="Calibri" w:hAnsi="Calibri"/>
@@ -3952,7 +4036,7 @@
                           <w:t>•</w:t>
                           <w:tab/>
                         </w:r>
-                        <w:hyperlink r:id="rId23">
+                        <w:hyperlink r:id="rId27">
                           <w:r>
                             <w:rPr>
                               <w:rFonts w:ascii="Calibri" w:hAnsi="Calibri"/>
@@ -3984,7 +4068,7 @@
                           <w:t>•</w:t>
                           <w:tab/>
                         </w:r>
-                        <w:hyperlink r:id="rId24">
+                        <w:hyperlink r:id="rId28">
                           <w:r>
                             <w:rPr>
                               <w:rFonts w:ascii="Calibri" w:hAnsi="Calibri"/>
@@ -4661,7 +4745,7 @@
                           <w:t>•</w:t>
                           <w:tab/>
                         </w:r>
-                        <w:hyperlink r:id="rId25">
+                        <w:hyperlink r:id="rId29">
                           <w:r>
                             <w:rPr>
                               <w:rFonts w:ascii="Calibri" w:hAnsi="Calibri"/>
@@ -4683,6 +4767,27 @@
                           </w:rPr>
                           <w:t xml:space="preserve">  (25 min)</w:t>
                         </w:r>
+                        <w:r>
+                          <w:rPr>
+                            <w:rFonts w:ascii="Calibri" w:hAnsi="Calibri"/>
+                            <w:b w:val="0"/>
+                            <w:i w:val="0"/>
+                            <w:color w:val="555B66"/>
+                            <w:sz w:val="20"/>
+                            <w:u w:val="none"/>
+                          </w:rPr>
+                          <w:t xml:space="preserve">  ·  </w:t>
+                        </w:r>
+                        <w:hyperlink r:id="rId30">
+                          <w:r>
+                            <w:rPr>
+                              <w:rFonts w:ascii="Calibri" w:hAnsi="Calibri"/>
+                              <w:color w:val="365F91"/>
+                              <w:sz w:val="20"/>
+                            </w:rPr>
+                            <w:t xml:space="preserve">slides</w:t>
+                          </w:r>
+                        </w:hyperlink>
                       </w:p>
                       <w:p>
                         <w:pPr>
@@ -4704,7 +4809,7 @@
                           <w:t>•</w:t>
                           <w:tab/>
                         </w:r>
-                        <w:hyperlink r:id="rId26">
+                        <w:hyperlink r:id="rId31">
                           <w:r>
                             <w:rPr>
                               <w:rFonts w:ascii="Calibri" w:hAnsi="Calibri"/>
@@ -4726,6 +4831,27 @@
                           </w:rPr>
                           <w:t xml:space="preserve">  (23 min)</w:t>
                         </w:r>
+                        <w:r>
+                          <w:rPr>
+                            <w:rFonts w:ascii="Calibri" w:hAnsi="Calibri"/>
+                            <w:b w:val="0"/>
+                            <w:i w:val="0"/>
+                            <w:color w:val="555B66"/>
+                            <w:sz w:val="20"/>
+                            <w:u w:val="none"/>
+                          </w:rPr>
+                          <w:t xml:space="preserve">  ·  </w:t>
+                        </w:r>
+                        <w:hyperlink r:id="rId32">
+                          <w:r>
+                            <w:rPr>
+                              <w:rFonts w:ascii="Calibri" w:hAnsi="Calibri"/>
+                              <w:color w:val="365F91"/>
+                              <w:sz w:val="20"/>
+                            </w:rPr>
+                            <w:t xml:space="preserve">slides</w:t>
+                          </w:r>
+                        </w:hyperlink>
                       </w:p>
                       <w:p>
                         <w:pPr>
@@ -4747,7 +4873,7 @@
                           <w:t>•</w:t>
                           <w:tab/>
                         </w:r>
-                        <w:hyperlink r:id="rId27">
+                        <w:hyperlink r:id="rId33">
                           <w:r>
                             <w:rPr>
                               <w:rFonts w:ascii="Calibri" w:hAnsi="Calibri"/>
@@ -4769,6 +4895,27 @@
                           </w:rPr>
                           <w:t xml:space="preserve">  (24 min)</w:t>
                         </w:r>
+                        <w:r>
+                          <w:rPr>
+                            <w:rFonts w:ascii="Calibri" w:hAnsi="Calibri"/>
+                            <w:b w:val="0"/>
+                            <w:i w:val="0"/>
+                            <w:color w:val="555B66"/>
+                            <w:sz w:val="20"/>
+                            <w:u w:val="none"/>
+                          </w:rPr>
+                          <w:t xml:space="preserve">  ·  </w:t>
+                        </w:r>
+                        <w:hyperlink r:id="rId34">
+                          <w:r>
+                            <w:rPr>
+                              <w:rFonts w:ascii="Calibri" w:hAnsi="Calibri"/>
+                              <w:color w:val="365F91"/>
+                              <w:sz w:val="20"/>
+                            </w:rPr>
+                            <w:t xml:space="preserve">slides</w:t>
+                          </w:r>
+                        </w:hyperlink>
                       </w:p>
                       <w:p>
                         <w:pPr>
@@ -4823,7 +4970,7 @@
                           <w:t>•</w:t>
                           <w:tab/>
                         </w:r>
-                        <w:hyperlink r:id="rId28">
+                        <w:hyperlink r:id="rId35">
                           <w:r>
                             <w:rPr>
                               <w:rFonts w:ascii="Calibri" w:hAnsi="Calibri"/>
@@ -4866,7 +5013,7 @@
                           <w:t>•</w:t>
                           <w:tab/>
                         </w:r>
-                        <w:hyperlink r:id="rId29">
+                        <w:hyperlink r:id="rId36">
                           <w:r>
                             <w:rPr>
                               <w:rFonts w:ascii="Calibri" w:hAnsi="Calibri"/>
@@ -5012,7 +5159,7 @@
                           <w:t>•</w:t>
                           <w:tab/>
                         </w:r>
-                        <w:hyperlink r:id="rId30">
+                        <w:hyperlink r:id="rId37">
                           <w:r>
                             <w:rPr>
                               <w:rFonts w:ascii="Calibri" w:hAnsi="Calibri"/>
@@ -5083,7 +5230,7 @@
                           <w:t>•</w:t>
                           <w:tab/>
                         </w:r>
-                        <w:hyperlink r:id="rId31">
+                        <w:hyperlink r:id="rId38">
                           <w:r>
                             <w:rPr>
                               <w:rFonts w:ascii="Calibri" w:hAnsi="Calibri"/>
@@ -5299,7 +5446,7 @@
                             <w:sz w:val="22"/>
                             <w:u w:val="none"/>
                           </w:rPr>
-                          <w:t>Teaching notes (optional, posted on Bruin Learn):</w:t>
+                          <w:t>Teaching notes (optional):</w:t>
                         </w:r>
                       </w:p>
                       <w:p>
@@ -5322,17 +5469,17 @@
                           <w:t>•</w:t>
                           <w:tab/>
                         </w:r>
-                        <w:r>
-                          <w:rPr>
-                            <w:rFonts w:ascii="Calibri" w:hAnsi="Calibri"/>
-                            <w:b w:val="0"/>
-                            <w:i w:val="0"/>
-                            <w:color w:val="1A1A1A"/>
-                            <w:sz w:val="22"/>
-                            <w:u w:val="none"/>
-                          </w:rPr>
-                          <w:t>Teaching note: Marginal Revenue</w:t>
-                        </w:r>
+                        <w:hyperlink r:id="rId39">
+                          <w:r>
+                            <w:rPr>
+                              <w:rFonts w:ascii="Calibri" w:hAnsi="Calibri"/>
+                              <w:b/>
+                              <w:color w:val="365F91"/>
+                              <w:sz w:val="22"/>
+                            </w:rPr>
+                            <w:t xml:space="preserve">Teaching note: Marginal Revenue</w:t>
+                          </w:r>
+                        </w:hyperlink>
                       </w:p>
                       <w:p>
                         <w:pPr>
@@ -5354,17 +5501,17 @@
                           <w:t>•</w:t>
                           <w:tab/>
                         </w:r>
-                        <w:r>
-                          <w:rPr>
-                            <w:rFonts w:ascii="Calibri" w:hAnsi="Calibri"/>
-                            <w:b w:val="0"/>
-                            <w:i w:val="0"/>
-                            <w:color w:val="1A1A1A"/>
-                            <w:sz w:val="22"/>
-                            <w:u w:val="none"/>
-                          </w:rPr>
-                          <w:t>Teaching note: Demand Elasticity and Total Revenue</w:t>
-                        </w:r>
+                        <w:hyperlink r:id="rId40">
+                          <w:r>
+                            <w:rPr>
+                              <w:rFonts w:ascii="Calibri" w:hAnsi="Calibri"/>
+                              <w:b/>
+                              <w:color w:val="365F91"/>
+                              <w:sz w:val="22"/>
+                            </w:rPr>
+                            <w:t xml:space="preserve">Teaching note: Demand Elasticity and Total Revenue</w:t>
+                          </w:r>
+                        </w:hyperlink>
                       </w:p>
                       <w:p>
                         <w:pPr>
@@ -5386,17 +5533,17 @@
                           <w:t>•</w:t>
                           <w:tab/>
                         </w:r>
-                        <w:r>
-                          <w:rPr>
-                            <w:rFonts w:ascii="Calibri" w:hAnsi="Calibri"/>
-                            <w:b w:val="0"/>
-                            <w:i w:val="0"/>
-                            <w:color w:val="1A1A1A"/>
-                            <w:sz w:val="22"/>
-                            <w:u w:val="none"/>
-                          </w:rPr>
-                          <w:t>Teaching note: Regressions</w:t>
-                        </w:r>
+                        <w:hyperlink r:id="rId41">
+                          <w:r>
+                            <w:rPr>
+                              <w:rFonts w:ascii="Calibri" w:hAnsi="Calibri"/>
+                              <w:b/>
+                              <w:color w:val="365F91"/>
+                              <w:sz w:val="22"/>
+                            </w:rPr>
+                            <w:t xml:space="preserve">Teaching note: Regressions</w:t>
+                          </w:r>
+                        </w:hyperlink>
                       </w:p>
                     </w:txbxContent>
                   </wps:txbx>
@@ -5505,7 +5652,7 @@
                           <w:t>•</w:t>
                           <w:tab/>
                         </w:r>
-                        <w:hyperlink r:id="rId32">
+                        <w:hyperlink r:id="rId42">
                           <w:r>
                             <w:rPr>
                               <w:rFonts w:ascii="Calibri" w:hAnsi="Calibri"/>
@@ -5537,7 +5684,7 @@
                           <w:t>•</w:t>
                           <w:tab/>
                         </w:r>
-                        <w:hyperlink r:id="rId33">
+                        <w:hyperlink r:id="rId43">
                           <w:r>
                             <w:rPr>
                               <w:rFonts w:ascii="Calibri" w:hAnsi="Calibri"/>
@@ -5773,7 +5920,7 @@
                           </w:rPr>
                           <w:t xml:space="preserve">Upload one solution per group on </w:t>
                         </w:r>
-                        <w:hyperlink r:id="rId34">
+                        <w:hyperlink r:id="rId44">
                           <w:r>
                             <w:rPr>
                               <w:rFonts w:ascii="Calibri" w:hAnsi="Calibri"/>
@@ -5910,7 +6057,7 @@
             <wp:positionV relativeFrom="paragraph">
               <wp:posOffset>-54864</wp:posOffset>
             </wp:positionV>
-            <wp:extent cx="5949360" cy="5186933"/>
+            <wp:extent cx="5949360" cy="5803900"/>
             <wp:effectExtent l="0" t="0" r="76200" b="76200"/>
             <wp:wrapNone/>
             <wp:docPr id="1027" name="Container 1027"/>
@@ -5921,11 +6068,11 @@
                   <wps:spPr bwMode="auto">
                     <a:xfrm>
                       <a:off x="0" y="0"/>
-                      <a:ext cx="5949360" cy="5186933"/>
+                      <a:ext cx="5949360" cy="5803900"/>
                     </a:xfrm>
                     <a:prstGeom prst="roundRect">
                       <a:avLst>
-                        <a:gd name="adj" fmla="val 2468"/>
+                        <a:gd name="adj" fmla="val 2205"/>
                       </a:avLst>
                     </a:prstGeom>
                     <a:solidFill>
@@ -6080,13 +6227,34 @@
                           <w:rPr>
                             <w:rFonts w:ascii="Calibri" w:hAnsi="Calibri"/>
                             <w:b w:val="0"/>
+                            <w:i/>
+                            <w:color w:val="555B66"/>
+                            <w:sz w:val="20"/>
+                            <w:u w:val="none"/>
+                          </w:rPr>
+                          <w:t xml:space="preserve">  (link to follow)</w:t>
+                        </w:r>
+                        <w:r>
+                          <w:rPr>
+                            <w:rFonts w:ascii="Calibri" w:hAnsi="Calibri"/>
+                            <w:b w:val="0"/>
                             <w:i w:val="0"/>
                             <w:color w:val="555B66"/>
                             <w:sz w:val="20"/>
                             <w:u w:val="none"/>
                           </w:rPr>
-                          <w:t xml:space="preserve">  (++)</w:t>
-                        </w:r>
+                          <w:t xml:space="preserve">  ·  </w:t>
+                        </w:r>
+                        <w:hyperlink r:id="rId45">
+                          <w:r>
+                            <w:rPr>
+                              <w:rFonts w:ascii="Calibri" w:hAnsi="Calibri"/>
+                              <w:color w:val="365F91"/>
+                              <w:sz w:val="20"/>
+                            </w:rPr>
+                            <w:t xml:space="preserve">slides</w:t>
+                          </w:r>
+                        </w:hyperlink>
                       </w:p>
                       <w:p>
                         <w:pPr>
@@ -6108,17 +6276,28 @@
                           <w:t>•</w:t>
                           <w:tab/>
                         </w:r>
-                        <w:hyperlink r:id="rId35">
-                          <w:r>
-                            <w:rPr>
-                              <w:rFonts w:ascii="Calibri" w:hAnsi="Calibri"/>
-                              <w:b/>
-                              <w:color w:val="365F91"/>
-                              <w:sz w:val="22"/>
-                            </w:rPr>
-                            <w:t xml:space="preserve">Video 2: The Production Function</w:t>
-                          </w:r>
-                        </w:hyperlink>
+                        <w:r>
+                          <w:rPr>
+                            <w:rFonts w:ascii="Calibri" w:hAnsi="Calibri"/>
+                            <w:b w:val="0"/>
+                            <w:i w:val="0"/>
+                            <w:color w:val="1A1A1A"/>
+                            <w:sz w:val="22"/>
+                            <w:u w:val="none"/>
+                          </w:rPr>
+                          <w:t>Video 2: The Production Function</w:t>
+                        </w:r>
+                        <w:r>
+                          <w:rPr>
+                            <w:rFonts w:ascii="Calibri" w:hAnsi="Calibri"/>
+                            <w:b w:val="0"/>
+                            <w:i/>
+                            <w:color w:val="555B66"/>
+                            <w:sz w:val="20"/>
+                            <w:u w:val="none"/>
+                          </w:rPr>
+                          <w:t xml:space="preserve">  (link to follow)</w:t>
+                        </w:r>
                         <w:r>
                           <w:rPr>
                             <w:rFonts w:ascii="Calibri" w:hAnsi="Calibri"/>
@@ -6128,8 +6307,18 @@
                             <w:sz w:val="20"/>
                             <w:u w:val="none"/>
                           </w:rPr>
-                          <w:t xml:space="preserve">  (++)</w:t>
-                        </w:r>
+                          <w:t xml:space="preserve">  ·  </w:t>
+                        </w:r>
+                        <w:hyperlink r:id="rId46">
+                          <w:r>
+                            <w:rPr>
+                              <w:rFonts w:ascii="Calibri" w:hAnsi="Calibri"/>
+                              <w:color w:val="365F91"/>
+                              <w:sz w:val="20"/>
+                            </w:rPr>
+                            <w:t xml:space="preserve">slides</w:t>
+                          </w:r>
+                        </w:hyperlink>
                       </w:p>
                       <w:p>
                         <w:pPr>
@@ -6151,17 +6340,28 @@
                           <w:t>•</w:t>
                           <w:tab/>
                         </w:r>
-                        <w:hyperlink r:id="rId36">
-                          <w:r>
-                            <w:rPr>
-                              <w:rFonts w:ascii="Calibri" w:hAnsi="Calibri"/>
-                              <w:b/>
-                              <w:color w:val="365F91"/>
-                              <w:sz w:val="22"/>
-                            </w:rPr>
-                            <w:t xml:space="preserve">Video 3: Short Run: Hiring Decisions</w:t>
-                          </w:r>
-                        </w:hyperlink>
+                        <w:r>
+                          <w:rPr>
+                            <w:rFonts w:ascii="Calibri" w:hAnsi="Calibri"/>
+                            <w:b w:val="0"/>
+                            <w:i w:val="0"/>
+                            <w:color w:val="1A1A1A"/>
+                            <w:sz w:val="22"/>
+                            <w:u w:val="none"/>
+                          </w:rPr>
+                          <w:t>Video 3: Short Run: Hiring Decisions</w:t>
+                        </w:r>
+                        <w:r>
+                          <w:rPr>
+                            <w:rFonts w:ascii="Calibri" w:hAnsi="Calibri"/>
+                            <w:b w:val="0"/>
+                            <w:i/>
+                            <w:color w:val="555B66"/>
+                            <w:sz w:val="20"/>
+                            <w:u w:val="none"/>
+                          </w:rPr>
+                          <w:t xml:space="preserve">  (link to follow)</w:t>
+                        </w:r>
                         <w:r>
                           <w:rPr>
                             <w:rFonts w:ascii="Calibri" w:hAnsi="Calibri"/>
@@ -6171,8 +6371,18 @@
                             <w:sz w:val="20"/>
                             <w:u w:val="none"/>
                           </w:rPr>
-                          <w:t xml:space="preserve">  (++)</w:t>
-                        </w:r>
+                          <w:t xml:space="preserve">  ·  </w:t>
+                        </w:r>
+                        <w:hyperlink r:id="rId47">
+                          <w:r>
+                            <w:rPr>
+                              <w:rFonts w:ascii="Calibri" w:hAnsi="Calibri"/>
+                              <w:color w:val="365F91"/>
+                              <w:sz w:val="20"/>
+                            </w:rPr>
+                            <w:t xml:space="preserve">slides</w:t>
+                          </w:r>
+                        </w:hyperlink>
                       </w:p>
                       <w:p>
                         <w:pPr>
@@ -6194,17 +6404,28 @@
                           <w:t>•</w:t>
                           <w:tab/>
                         </w:r>
-                        <w:hyperlink r:id="rId37">
-                          <w:r>
-                            <w:rPr>
-                              <w:rFonts w:ascii="Calibri" w:hAnsi="Calibri"/>
-                              <w:b/>
-                              <w:color w:val="365F91"/>
-                              <w:sz w:val="22"/>
-                            </w:rPr>
-                            <w:t xml:space="preserve">Video 4: Wage Searchers</w:t>
-                          </w:r>
-                        </w:hyperlink>
+                        <w:r>
+                          <w:rPr>
+                            <w:rFonts w:ascii="Calibri" w:hAnsi="Calibri"/>
+                            <w:b w:val="0"/>
+                            <w:i w:val="0"/>
+                            <w:color w:val="1A1A1A"/>
+                            <w:sz w:val="22"/>
+                            <w:u w:val="none"/>
+                          </w:rPr>
+                          <w:t>Video 4: Wage Searchers</w:t>
+                        </w:r>
+                        <w:r>
+                          <w:rPr>
+                            <w:rFonts w:ascii="Calibri" w:hAnsi="Calibri"/>
+                            <w:b w:val="0"/>
+                            <w:i/>
+                            <w:color w:val="555B66"/>
+                            <w:sz w:val="20"/>
+                            <w:u w:val="none"/>
+                          </w:rPr>
+                          <w:t xml:space="preserve">  (link to follow)</w:t>
+                        </w:r>
                         <w:r>
                           <w:rPr>
                             <w:rFonts w:ascii="Calibri" w:hAnsi="Calibri"/>
@@ -6214,8 +6435,18 @@
                             <w:sz w:val="20"/>
                             <w:u w:val="none"/>
                           </w:rPr>
-                          <w:t xml:space="preserve">  (++)</w:t>
-                        </w:r>
+                          <w:t xml:space="preserve">  ·  </w:t>
+                        </w:r>
+                        <w:hyperlink r:id="rId48">
+                          <w:r>
+                            <w:rPr>
+                              <w:rFonts w:ascii="Calibri" w:hAnsi="Calibri"/>
+                              <w:color w:val="365F91"/>
+                              <w:sz w:val="20"/>
+                            </w:rPr>
+                            <w:t xml:space="preserve">slides</w:t>
+                          </w:r>
+                        </w:hyperlink>
                       </w:p>
                       <w:p>
                         <w:pPr>
@@ -6237,17 +6468,28 @@
                           <w:t>•</w:t>
                           <w:tab/>
                         </w:r>
-                        <w:hyperlink r:id="rId38">
-                          <w:r>
-                            <w:rPr>
-                              <w:rFonts w:ascii="Calibri" w:hAnsi="Calibri"/>
-                              <w:b/>
-                              <w:color w:val="365F91"/>
-                              <w:sz w:val="22"/>
-                            </w:rPr>
-                            <w:t xml:space="preserve">Video 5: Long Run: The Optimal Input Mix</w:t>
-                          </w:r>
-                        </w:hyperlink>
+                        <w:r>
+                          <w:rPr>
+                            <w:rFonts w:ascii="Calibri" w:hAnsi="Calibri"/>
+                            <w:b w:val="0"/>
+                            <w:i w:val="0"/>
+                            <w:color w:val="1A1A1A"/>
+                            <w:sz w:val="22"/>
+                            <w:u w:val="none"/>
+                          </w:rPr>
+                          <w:t>Video 5: Long Run: The Optimal Input Mix</w:t>
+                        </w:r>
+                        <w:r>
+                          <w:rPr>
+                            <w:rFonts w:ascii="Calibri" w:hAnsi="Calibri"/>
+                            <w:b w:val="0"/>
+                            <w:i/>
+                            <w:color w:val="555B66"/>
+                            <w:sz w:val="20"/>
+                            <w:u w:val="none"/>
+                          </w:rPr>
+                          <w:t xml:space="preserve">  (link to follow)</w:t>
+                        </w:r>
                         <w:r>
                           <w:rPr>
                             <w:rFonts w:ascii="Calibri" w:hAnsi="Calibri"/>
@@ -6257,8 +6499,18 @@
                             <w:sz w:val="20"/>
                             <w:u w:val="none"/>
                           </w:rPr>
-                          <w:t xml:space="preserve">  (++)</w:t>
-                        </w:r>
+                          <w:t xml:space="preserve">  ·  </w:t>
+                        </w:r>
+                        <w:hyperlink r:id="rId49">
+                          <w:r>
+                            <w:rPr>
+                              <w:rFonts w:ascii="Calibri" w:hAnsi="Calibri"/>
+                              <w:color w:val="365F91"/>
+                              <w:sz w:val="20"/>
+                            </w:rPr>
+                            <w:t xml:space="preserve">slides</w:t>
+                          </w:r>
+                        </w:hyperlink>
                       </w:p>
                       <w:p>
                         <w:pPr>
@@ -6280,17 +6532,28 @@
                           <w:t>•</w:t>
                           <w:tab/>
                         </w:r>
-                        <w:hyperlink r:id="rId39">
-                          <w:r>
-                            <w:rPr>
-                              <w:rFonts w:ascii="Calibri" w:hAnsi="Calibri"/>
-                              <w:b/>
-                              <w:color w:val="365F91"/>
-                              <w:sz w:val="22"/>
-                            </w:rPr>
-                            <w:t xml:space="preserve">Video 6: Cost Concepts</w:t>
-                          </w:r>
-                        </w:hyperlink>
+                        <w:r>
+                          <w:rPr>
+                            <w:rFonts w:ascii="Calibri" w:hAnsi="Calibri"/>
+                            <w:b w:val="0"/>
+                            <w:i w:val="0"/>
+                            <w:color w:val="1A1A1A"/>
+                            <w:sz w:val="22"/>
+                            <w:u w:val="none"/>
+                          </w:rPr>
+                          <w:t>Video 6: Cost Concepts</w:t>
+                        </w:r>
+                        <w:r>
+                          <w:rPr>
+                            <w:rFonts w:ascii="Calibri" w:hAnsi="Calibri"/>
+                            <w:b w:val="0"/>
+                            <w:i/>
+                            <w:color w:val="555B66"/>
+                            <w:sz w:val="20"/>
+                            <w:u w:val="none"/>
+                          </w:rPr>
+                          <w:t xml:space="preserve">  (link to follow)</w:t>
+                        </w:r>
                         <w:r>
                           <w:rPr>
                             <w:rFonts w:ascii="Calibri" w:hAnsi="Calibri"/>
@@ -6300,8 +6563,18 @@
                             <w:sz w:val="20"/>
                             <w:u w:val="none"/>
                           </w:rPr>
-                          <w:t xml:space="preserve">  (++)</w:t>
-                        </w:r>
+                          <w:t xml:space="preserve">  ·  </w:t>
+                        </w:r>
+                        <w:hyperlink r:id="rId50">
+                          <w:r>
+                            <w:rPr>
+                              <w:rFonts w:ascii="Calibri" w:hAnsi="Calibri"/>
+                              <w:color w:val="365F91"/>
+                              <w:sz w:val="20"/>
+                            </w:rPr>
+                            <w:t xml:space="preserve">slides</w:t>
+                          </w:r>
+                        </w:hyperlink>
                       </w:p>
                       <w:p>
                         <w:pPr>
@@ -6323,17 +6596,28 @@
                           <w:t>•</w:t>
                           <w:tab/>
                         </w:r>
-                        <w:hyperlink r:id="rId40">
-                          <w:r>
-                            <w:rPr>
-                              <w:rFonts w:ascii="Calibri" w:hAnsi="Calibri"/>
-                              <w:b/>
-                              <w:color w:val="365F91"/>
-                              <w:sz w:val="22"/>
-                            </w:rPr>
-                            <w:t xml:space="preserve">Video 7: Economies of Scale and Scope</w:t>
-                          </w:r>
-                        </w:hyperlink>
+                        <w:r>
+                          <w:rPr>
+                            <w:rFonts w:ascii="Calibri" w:hAnsi="Calibri"/>
+                            <w:b w:val="0"/>
+                            <w:i w:val="0"/>
+                            <w:color w:val="1A1A1A"/>
+                            <w:sz w:val="22"/>
+                            <w:u w:val="none"/>
+                          </w:rPr>
+                          <w:t>Video 7: Economies of Scale and Scope</w:t>
+                        </w:r>
+                        <w:r>
+                          <w:rPr>
+                            <w:rFonts w:ascii="Calibri" w:hAnsi="Calibri"/>
+                            <w:b w:val="0"/>
+                            <w:i/>
+                            <w:color w:val="555B66"/>
+                            <w:sz w:val="20"/>
+                            <w:u w:val="none"/>
+                          </w:rPr>
+                          <w:t xml:space="preserve">  (link to follow)</w:t>
+                        </w:r>
                         <w:r>
                           <w:rPr>
                             <w:rFonts w:ascii="Calibri" w:hAnsi="Calibri"/>
@@ -6343,8 +6627,18 @@
                             <w:sz w:val="20"/>
                             <w:u w:val="none"/>
                           </w:rPr>
-                          <w:t xml:space="preserve">  (++)</w:t>
-                        </w:r>
+                          <w:t xml:space="preserve">  ·  </w:t>
+                        </w:r>
+                        <w:hyperlink r:id="rId51">
+                          <w:r>
+                            <w:rPr>
+                              <w:rFonts w:ascii="Calibri" w:hAnsi="Calibri"/>
+                              <w:color w:val="365F91"/>
+                              <w:sz w:val="20"/>
+                            </w:rPr>
+                            <w:t xml:space="preserve">slides</w:t>
+                          </w:r>
+                        </w:hyperlink>
                       </w:p>
                     </w:txbxContent>
                   </wps:txbx>
@@ -6469,7 +6763,7 @@
                           <w:t>•</w:t>
                           <w:tab/>
                         </w:r>
-                        <w:hyperlink r:id="rId41">
+                        <w:hyperlink r:id="rId52">
                           <w:r>
                             <w:rPr>
                               <w:rFonts w:ascii="Calibri" w:hAnsi="Calibri"/>
@@ -6540,7 +6834,7 @@
                           <w:t>•</w:t>
                           <w:tab/>
                         </w:r>
-                        <w:hyperlink r:id="rId42">
+                        <w:hyperlink r:id="rId53">
                           <w:r>
                             <w:rPr>
                               <w:rFonts w:ascii="Calibri" w:hAnsi="Calibri"/>
@@ -6611,7 +6905,7 @@
       <w:r>
         <w:drawing xmlns:a="http://schemas.openxmlformats.org/drawingml/2006/main">
           <wp:inline distT="0" distB="0" distL="0" distR="0">
-            <wp:extent cx="5583600" cy="1468628"/>
+            <wp:extent cx="5583600" cy="2085594"/>
             <wp:effectExtent l="0" t="0" r="76200" b="76200"/>
             <wp:docPr id="1026" name="Card 1026"/>
             <a:graphic>
@@ -6621,11 +6915,11 @@
                   <wps:spPr bwMode="auto">
                     <a:xfrm>
                       <a:off x="0" y="0"/>
-                      <a:ext cx="5583600" cy="1468628"/>
+                      <a:ext cx="5583600" cy="2085594"/>
                     </a:xfrm>
                     <a:prstGeom prst="roundRect">
                       <a:avLst>
-                        <a:gd name="adj" fmla="val 7471"/>
+                        <a:gd name="adj" fmla="val 5261"/>
                       </a:avLst>
                     </a:prstGeom>
                     <a:solidFill>
@@ -6805,6 +7099,86 @@
                           </w:rPr>
                           <w:t>Ch. 6.6 and 6.7</w:t>
                         </w:r>
+                      </w:p>
+                      <w:p>
+                        <w:pPr>
+                          <w:spacing w:before="80" w:after="20"/>
+                        </w:pPr>
+                        <w:r>
+                          <w:rPr>
+                            <w:rFonts w:ascii="Calibri" w:hAnsi="Calibri"/>
+                            <w:b w:val="0"/>
+                            <w:i/>
+                            <w:color w:val="0B2B4E"/>
+                            <w:sz w:val="22"/>
+                            <w:u w:val="none"/>
+                          </w:rPr>
+                          <w:t>Teaching notes (optional):</w:t>
+                        </w:r>
+                      </w:p>
+                      <w:p>
+                        <w:pPr>
+                          <w:tabs>
+                            <w:tab w:pos="432" w:val="left"/>
+                          </w:tabs>
+                          <w:spacing w:before="0" w:after="20"/>
+                          <w:ind w:left="432" w:hanging="230"/>
+                        </w:pPr>
+                        <w:r>
+                          <w:rPr>
+                            <w:rFonts w:ascii="Calibri" w:hAnsi="Calibri"/>
+                            <w:b w:val="0"/>
+                            <w:i w:val="0"/>
+                            <w:color w:val="0B2B4E"/>
+                            <w:sz w:val="22"/>
+                            <w:u w:val="none"/>
+                          </w:rPr>
+                          <w:t>•</w:t>
+                          <w:tab/>
+                        </w:r>
+                        <w:hyperlink r:id="rId54">
+                          <w:r>
+                            <w:rPr>
+                              <w:rFonts w:ascii="Calibri" w:hAnsi="Calibri"/>
+                              <w:b/>
+                              <w:color w:val="365F91"/>
+                              <w:sz w:val="22"/>
+                            </w:rPr>
+                            <w:t xml:space="preserve">Teaching note: Hiring Decisions in the Short Run</w:t>
+                          </w:r>
+                        </w:hyperlink>
+                      </w:p>
+                      <w:p>
+                        <w:pPr>
+                          <w:tabs>
+                            <w:tab w:pos="432" w:val="left"/>
+                          </w:tabs>
+                          <w:spacing w:before="0" w:after="20"/>
+                          <w:ind w:left="432" w:hanging="230"/>
+                        </w:pPr>
+                        <w:r>
+                          <w:rPr>
+                            <w:rFonts w:ascii="Calibri" w:hAnsi="Calibri"/>
+                            <w:b w:val="0"/>
+                            <w:i w:val="0"/>
+                            <w:color w:val="0B2B4E"/>
+                            <w:sz w:val="22"/>
+                            <w:u w:val="none"/>
+                          </w:rPr>
+                          <w:t>•</w:t>
+                          <w:tab/>
+                        </w:r>
+                        <w:hyperlink r:id="rId55">
+                          <w:r>
+                            <w:rPr>
+                              <w:rFonts w:ascii="Calibri" w:hAnsi="Calibri"/>
+                              <w:b/>
+                              <w:color w:val="365F91"/>
+                              <w:sz w:val="22"/>
+                            </w:rPr>
+                            <w:t xml:space="preserve">Teaching note: The Bang-for-the-Buck Rule</w:t>
+                          </w:r>
+                        </w:hyperlink>
                       </w:p>
                     </w:txbxContent>
                   </wps:txbx>
@@ -7224,7 +7598,7 @@
                           <w:t>•</w:t>
                           <w:tab/>
                         </w:r>
-                        <w:hyperlink r:id="rId43">
+                        <w:hyperlink r:id="rId56">
                           <w:r>
                             <w:rPr>
                               <w:rFonts w:ascii="Calibri" w:hAnsi="Calibri"/>
@@ -7267,7 +7641,7 @@
                           <w:t>•</w:t>
                           <w:tab/>
                         </w:r>
-                        <w:hyperlink r:id="rId44">
+                        <w:hyperlink r:id="rId57">
                           <w:r>
                             <w:rPr>
                               <w:rFonts w:ascii="Calibri" w:hAnsi="Calibri"/>
@@ -7358,13 +7732,34 @@
                           <w:rPr>
                             <w:rFonts w:ascii="Calibri" w:hAnsi="Calibri"/>
                             <w:b w:val="0"/>
+                            <w:i/>
+                            <w:color w:val="555B66"/>
+                            <w:sz w:val="20"/>
+                            <w:u w:val="none"/>
+                          </w:rPr>
+                          <w:t xml:space="preserve">  (link to follow)</w:t>
+                        </w:r>
+                        <w:r>
+                          <w:rPr>
+                            <w:rFonts w:ascii="Calibri" w:hAnsi="Calibri"/>
+                            <w:b w:val="0"/>
                             <w:i w:val="0"/>
                             <w:color w:val="555B66"/>
                             <w:sz w:val="20"/>
                             <w:u w:val="none"/>
                           </w:rPr>
-                          <w:t xml:space="preserve">  (++)</w:t>
-                        </w:r>
+                          <w:t xml:space="preserve">  ·  </w:t>
+                        </w:r>
+                        <w:hyperlink r:id="rId58">
+                          <w:r>
+                            <w:rPr>
+                              <w:rFonts w:ascii="Calibri" w:hAnsi="Calibri"/>
+                              <w:color w:val="365F91"/>
+                              <w:sz w:val="20"/>
+                            </w:rPr>
+                            <w:t xml:space="preserve">slides</w:t>
+                          </w:r>
+                        </w:hyperlink>
                       </w:p>
                       <w:p>
                         <w:pPr>
@@ -7401,13 +7796,34 @@
                           <w:rPr>
                             <w:rFonts w:ascii="Calibri" w:hAnsi="Calibri"/>
                             <w:b w:val="0"/>
+                            <w:i/>
+                            <w:color w:val="555B66"/>
+                            <w:sz w:val="20"/>
+                            <w:u w:val="none"/>
+                          </w:rPr>
+                          <w:t xml:space="preserve">  (link to follow)</w:t>
+                        </w:r>
+                        <w:r>
+                          <w:rPr>
+                            <w:rFonts w:ascii="Calibri" w:hAnsi="Calibri"/>
+                            <w:b w:val="0"/>
                             <w:i w:val="0"/>
                             <w:color w:val="555B66"/>
                             <w:sz w:val="20"/>
                             <w:u w:val="none"/>
                           </w:rPr>
-                          <w:t xml:space="preserve">  (++)</w:t>
-                        </w:r>
+                          <w:t xml:space="preserve">  ·  </w:t>
+                        </w:r>
+                        <w:hyperlink r:id="rId59">
+                          <w:r>
+                            <w:rPr>
+                              <w:rFonts w:ascii="Calibri" w:hAnsi="Calibri"/>
+                              <w:color w:val="365F91"/>
+                              <w:sz w:val="20"/>
+                            </w:rPr>
+                            <w:t xml:space="preserve">slides</w:t>
+                          </w:r>
+                        </w:hyperlink>
                       </w:p>
                       <w:p>
                         <w:pPr>
@@ -7444,13 +7860,34 @@
                           <w:rPr>
                             <w:rFonts w:ascii="Calibri" w:hAnsi="Calibri"/>
                             <w:b w:val="0"/>
+                            <w:i/>
+                            <w:color w:val="555B66"/>
+                            <w:sz w:val="20"/>
+                            <w:u w:val="none"/>
+                          </w:rPr>
+                          <w:t xml:space="preserve">  (link to follow)</w:t>
+                        </w:r>
+                        <w:r>
+                          <w:rPr>
+                            <w:rFonts w:ascii="Calibri" w:hAnsi="Calibri"/>
+                            <w:b w:val="0"/>
                             <w:i w:val="0"/>
                             <w:color w:val="555B66"/>
                             <w:sz w:val="20"/>
                             <w:u w:val="none"/>
                           </w:rPr>
-                          <w:t xml:space="preserve">  (++)</w:t>
-                        </w:r>
+                          <w:t xml:space="preserve">  ·  </w:t>
+                        </w:r>
+                        <w:hyperlink r:id="rId60">
+                          <w:r>
+                            <w:rPr>
+                              <w:rFonts w:ascii="Calibri" w:hAnsi="Calibri"/>
+                              <w:color w:val="365F91"/>
+                              <w:sz w:val="20"/>
+                            </w:rPr>
+                            <w:t xml:space="preserve">slides</w:t>
+                          </w:r>
+                        </w:hyperlink>
                       </w:p>
                       <w:p>
                         <w:pPr>
@@ -7487,13 +7924,34 @@
                           <w:rPr>
                             <w:rFonts w:ascii="Calibri" w:hAnsi="Calibri"/>
                             <w:b w:val="0"/>
+                            <w:i/>
+                            <w:color w:val="555B66"/>
+                            <w:sz w:val="20"/>
+                            <w:u w:val="none"/>
+                          </w:rPr>
+                          <w:t xml:space="preserve">  (link to follow)</w:t>
+                        </w:r>
+                        <w:r>
+                          <w:rPr>
+                            <w:rFonts w:ascii="Calibri" w:hAnsi="Calibri"/>
+                            <w:b w:val="0"/>
                             <w:i w:val="0"/>
                             <w:color w:val="555B66"/>
                             <w:sz w:val="20"/>
                             <w:u w:val="none"/>
                           </w:rPr>
-                          <w:t xml:space="preserve">  (++)</w:t>
-                        </w:r>
+                          <w:t xml:space="preserve">  ·  </w:t>
+                        </w:r>
+                        <w:hyperlink r:id="rId61">
+                          <w:r>
+                            <w:rPr>
+                              <w:rFonts w:ascii="Calibri" w:hAnsi="Calibri"/>
+                              <w:color w:val="365F91"/>
+                              <w:sz w:val="20"/>
+                            </w:rPr>
+                            <w:t xml:space="preserve">slides</w:t>
+                          </w:r>
+                        </w:hyperlink>
                       </w:p>
                       <w:p>
                         <w:pPr>
@@ -7530,13 +7988,34 @@
                           <w:rPr>
                             <w:rFonts w:ascii="Calibri" w:hAnsi="Calibri"/>
                             <w:b w:val="0"/>
+                            <w:i/>
+                            <w:color w:val="555B66"/>
+                            <w:sz w:val="20"/>
+                            <w:u w:val="none"/>
+                          </w:rPr>
+                          <w:t xml:space="preserve">  (link to follow)</w:t>
+                        </w:r>
+                        <w:r>
+                          <w:rPr>
+                            <w:rFonts w:ascii="Calibri" w:hAnsi="Calibri"/>
+                            <w:b w:val="0"/>
                             <w:i w:val="0"/>
                             <w:color w:val="555B66"/>
                             <w:sz w:val="20"/>
                             <w:u w:val="none"/>
                           </w:rPr>
-                          <w:t xml:space="preserve">  (++)</w:t>
-                        </w:r>
+                          <w:t xml:space="preserve">  ·  </w:t>
+                        </w:r>
+                        <w:hyperlink r:id="rId62">
+                          <w:r>
+                            <w:rPr>
+                              <w:rFonts w:ascii="Calibri" w:hAnsi="Calibri"/>
+                              <w:color w:val="365F91"/>
+                              <w:sz w:val="20"/>
+                            </w:rPr>
+                            <w:t xml:space="preserve">slides</w:t>
+                          </w:r>
+                        </w:hyperlink>
                       </w:p>
                     </w:txbxContent>
                   </wps:txbx>
@@ -7661,7 +8140,7 @@
                           <w:t>•</w:t>
                           <w:tab/>
                         </w:r>
-                        <w:hyperlink r:id="rId45">
+                        <w:hyperlink r:id="rId63">
                           <w:r>
                             <w:rPr>
                               <w:rFonts w:ascii="Calibri" w:hAnsi="Calibri"/>
@@ -7954,7 +8433,7 @@
                           <w:t>•</w:t>
                           <w:tab/>
                         </w:r>
-                        <w:hyperlink r:id="rId46">
+                        <w:hyperlink r:id="rId64">
                           <w:r>
                             <w:rPr>
                               <w:rFonts w:ascii="Calibri" w:hAnsi="Calibri"/>
@@ -8190,7 +8669,7 @@
                           </w:rPr>
                           <w:t xml:space="preserve">Upload one solution per group on </w:t>
                         </w:r>
-                        <w:hyperlink r:id="rId34">
+                        <w:hyperlink r:id="rId44">
                           <w:r>
                             <w:rPr>
                               <w:rFonts w:ascii="Calibri" w:hAnsi="Calibri"/>
@@ -8573,7 +9052,7 @@
             <wp:positionV relativeFrom="paragraph">
               <wp:posOffset>-54864</wp:posOffset>
             </wp:positionV>
-            <wp:extent cx="5949360" cy="3386836"/>
+            <wp:extent cx="5949360" cy="3815079"/>
             <wp:effectExtent l="0" t="0" r="76200" b="76200"/>
             <wp:wrapNone/>
             <wp:docPr id="1040" name="Container 1040"/>
@@ -8584,11 +9063,11 @@
                   <wps:spPr bwMode="auto">
                     <a:xfrm>
                       <a:off x="0" y="0"/>
-                      <a:ext cx="5949360" cy="3386836"/>
+                      <a:ext cx="5949360" cy="3815079"/>
                     </a:xfrm>
                     <a:prstGeom prst="roundRect">
                       <a:avLst>
-                        <a:gd name="adj" fmla="val 3779"/>
+                        <a:gd name="adj" fmla="val 3355"/>
                       </a:avLst>
                     </a:prstGeom>
                     <a:solidFill>
@@ -8793,7 +9272,7 @@
       <w:r>
         <w:drawing xmlns:a="http://schemas.openxmlformats.org/drawingml/2006/main">
           <wp:inline distT="0" distB="0" distL="0" distR="0">
-            <wp:extent cx="5583600" cy="1229105"/>
+            <wp:extent cx="5583600" cy="1657349"/>
             <wp:effectExtent l="0" t="0" r="76200" b="76200"/>
             <wp:docPr id="1038" name="Card 1038"/>
             <a:graphic>
@@ -8803,11 +9282,11 @@
                   <wps:spPr bwMode="auto">
                     <a:xfrm>
                       <a:off x="0" y="0"/>
-                      <a:ext cx="5583600" cy="1229105"/>
+                      <a:ext cx="5583600" cy="1657349"/>
                     </a:xfrm>
                     <a:prstGeom prst="roundRect">
                       <a:avLst>
-                        <a:gd name="adj" fmla="val 8927"/>
+                        <a:gd name="adj" fmla="val 6620"/>
                       </a:avLst>
                     </a:prstGeom>
                     <a:solidFill>
@@ -8939,6 +9418,54 @@
                           </w:rPr>
                           <w:t>For Module 5: Ch. 9.1 – 9.3; Ch. 9.5 – 9.7; Ch. 11.7</w:t>
                         </w:r>
+                      </w:p>
+                      <w:p>
+                        <w:pPr>
+                          <w:spacing w:before="80" w:after="20"/>
+                        </w:pPr>
+                        <w:r>
+                          <w:rPr>
+                            <w:rFonts w:ascii="Calibri" w:hAnsi="Calibri"/>
+                            <w:b w:val="0"/>
+                            <w:i/>
+                            <w:color w:val="0B2B4E"/>
+                            <w:sz w:val="22"/>
+                            <w:u w:val="none"/>
+                          </w:rPr>
+                          <w:t>Teaching notes (optional):</w:t>
+                        </w:r>
+                      </w:p>
+                      <w:p>
+                        <w:pPr>
+                          <w:tabs>
+                            <w:tab w:pos="432" w:val="left"/>
+                          </w:tabs>
+                          <w:spacing w:before="0" w:after="20"/>
+                          <w:ind w:left="432" w:hanging="230"/>
+                        </w:pPr>
+                        <w:r>
+                          <w:rPr>
+                            <w:rFonts w:ascii="Calibri" w:hAnsi="Calibri"/>
+                            <w:b w:val="0"/>
+                            <w:i w:val="0"/>
+                            <w:color w:val="0B2B4E"/>
+                            <w:sz w:val="22"/>
+                            <w:u w:val="none"/>
+                          </w:rPr>
+                          <w:t>•</w:t>
+                          <w:tab/>
+                        </w:r>
+                        <w:hyperlink r:id="rId65">
+                          <w:r>
+                            <w:rPr>
+                              <w:rFonts w:ascii="Calibri" w:hAnsi="Calibri"/>
+                              <w:b/>
+                              <w:color w:val="365F91"/>
+                              <w:sz w:val="22"/>
+                            </w:rPr>
+                            <w:t xml:space="preserve">Teaching note: MR = MC</w:t>
+                          </w:r>
+                        </w:hyperlink>
                       </w:p>
                       <w:p>
                         <w:pPr>
@@ -9079,7 +9606,7 @@
                           <w:t>•</w:t>
                           <w:tab/>
                         </w:r>
-                        <w:hyperlink r:id="rId47">
+                        <w:hyperlink r:id="rId66">
                           <w:r>
                             <w:rPr>
                               <w:rFonts w:ascii="Calibri" w:hAnsi="Calibri"/>
@@ -9622,7 +10149,7 @@
                           <w:t>•</w:t>
                           <w:tab/>
                         </w:r>
-                        <w:hyperlink r:id="rId48">
+                        <w:hyperlink r:id="rId67">
                           <w:r>
                             <w:rPr>
                               <w:rFonts w:ascii="Calibri" w:hAnsi="Calibri"/>
@@ -9768,7 +10295,7 @@
                           <w:t>•</w:t>
                           <w:tab/>
                         </w:r>
-                        <w:hyperlink r:id="rId49">
+                        <w:hyperlink r:id="rId68">
                           <w:r>
                             <w:rPr>
                               <w:rFonts w:ascii="Calibri" w:hAnsi="Calibri"/>
@@ -10140,7 +10667,7 @@
                           </w:rPr>
                           <w:t xml:space="preserve">Upload one solution per group on </w:t>
                         </w:r>
-                        <w:hyperlink r:id="rId34">
+                        <w:hyperlink r:id="rId44">
                           <w:r>
                             <w:rPr>
                               <w:rFonts w:ascii="Calibri" w:hAnsi="Calibri"/>
@@ -10432,7 +10959,7 @@
                           <w:t>•</w:t>
                           <w:tab/>
                         </w:r>
-                        <w:hyperlink r:id="rId50">
+                        <w:hyperlink r:id="rId69">
                           <w:r>
                             <w:rPr>
                               <w:rFonts w:ascii="Calibri" w:hAnsi="Calibri"/>
@@ -10475,7 +11002,7 @@
                           <w:t>•</w:t>
                           <w:tab/>
                         </w:r>
-                        <w:hyperlink r:id="rId51">
+                        <w:hyperlink r:id="rId70">
                           <w:r>
                             <w:rPr>
                               <w:rFonts w:ascii="Calibri" w:hAnsi="Calibri"/>
@@ -10518,7 +11045,7 @@
                           <w:t>•</w:t>
                           <w:tab/>
                         </w:r>
-                        <w:hyperlink r:id="rId52">
+                        <w:hyperlink r:id="rId71">
                           <w:r>
                             <w:rPr>
                               <w:rFonts w:ascii="Calibri" w:hAnsi="Calibri"/>
@@ -10561,7 +11088,7 @@
                           <w:t>•</w:t>
                           <w:tab/>
                         </w:r>
-                        <w:hyperlink r:id="rId53">
+                        <w:hyperlink r:id="rId72">
                           <w:r>
                             <w:rPr>
                               <w:rFonts w:ascii="Calibri" w:hAnsi="Calibri"/>
@@ -10604,7 +11131,7 @@
                           <w:t>•</w:t>
                           <w:tab/>
                         </w:r>
-                        <w:hyperlink r:id="rId54">
+                        <w:hyperlink r:id="rId73">
                           <w:r>
                             <w:rPr>
                               <w:rFonts w:ascii="Calibri" w:hAnsi="Calibri"/>
@@ -10647,7 +11174,7 @@
                           <w:t>•</w:t>
                           <w:tab/>
                         </w:r>
-                        <w:hyperlink r:id="rId55">
+                        <w:hyperlink r:id="rId74">
                           <w:r>
                             <w:rPr>
                               <w:rFonts w:ascii="Calibri" w:hAnsi="Calibri"/>
@@ -10690,7 +11217,7 @@
                           <w:t>•</w:t>
                           <w:tab/>
                         </w:r>
-                        <w:hyperlink r:id="rId56">
+                        <w:hyperlink r:id="rId75">
                           <w:r>
                             <w:rPr>
                               <w:rFonts w:ascii="Calibri" w:hAnsi="Calibri"/>
@@ -10733,7 +11260,7 @@
                           <w:t>•</w:t>
                           <w:tab/>
                         </w:r>
-                        <w:hyperlink r:id="rId57">
+                        <w:hyperlink r:id="rId76">
                           <w:r>
                             <w:rPr>
                               <w:rFonts w:ascii="Calibri" w:hAnsi="Calibri"/>
@@ -11280,7 +11807,7 @@
                           <w:t>•</w:t>
                           <w:tab/>
                         </w:r>
-                        <w:hyperlink r:id="rId58">
+                        <w:hyperlink r:id="rId77">
                           <w:r>
                             <w:rPr>
                               <w:rFonts w:ascii="Calibri" w:hAnsi="Calibri"/>
@@ -11312,7 +11839,7 @@
                           <w:t>•</w:t>
                           <w:tab/>
                         </w:r>
-                        <w:hyperlink r:id="rId59">
+                        <w:hyperlink r:id="rId78">
                           <w:r>
                             <w:rPr>
                               <w:rFonts w:ascii="Calibri" w:hAnsi="Calibri"/>
@@ -11742,7 +12269,7 @@
                           <w:t>•</w:t>
                           <w:tab/>
                         </w:r>
-                        <w:hyperlink r:id="rId60">
+                        <w:hyperlink r:id="rId79">
                           <w:r>
                             <w:rPr>
                               <w:rFonts w:ascii="Calibri" w:hAnsi="Calibri"/>
@@ -11801,7 +12328,7 @@
                           <w:t>•</w:t>
                           <w:tab/>
                         </w:r>
-                        <w:hyperlink r:id="rId61">
+                        <w:hyperlink r:id="rId80">
                           <w:r>
                             <w:rPr>
                               <w:rFonts w:ascii="Calibri" w:hAnsi="Calibri"/>
@@ -11844,7 +12371,7 @@
                           <w:t>•</w:t>
                           <w:tab/>
                         </w:r>
-                        <w:hyperlink r:id="rId62">
+                        <w:hyperlink r:id="rId81">
                           <w:r>
                             <w:rPr>
                               <w:rFonts w:ascii="Calibri" w:hAnsi="Calibri"/>
@@ -11887,7 +12414,7 @@
                           <w:t>•</w:t>
                           <w:tab/>
                         </w:r>
-                        <w:hyperlink r:id="rId63">
+                        <w:hyperlink r:id="rId82">
                           <w:r>
                             <w:rPr>
                               <w:rFonts w:ascii="Calibri" w:hAnsi="Calibri"/>
@@ -11930,7 +12457,7 @@
                           <w:t>•</w:t>
                           <w:tab/>
                         </w:r>
-                        <w:hyperlink r:id="rId64">
+                        <w:hyperlink r:id="rId83">
                           <w:r>
                             <w:rPr>
                               <w:rFonts w:ascii="Calibri" w:hAnsi="Calibri"/>
@@ -12380,7 +12907,7 @@
                           <w:t>•</w:t>
                           <w:tab/>
                         </w:r>
-                        <w:hyperlink r:id="rId65">
+                        <w:hyperlink r:id="rId84">
                           <w:r>
                             <w:rPr>
                               <w:rFonts w:ascii="Calibri" w:hAnsi="Calibri"/>
@@ -12616,7 +13143,7 @@
                           </w:rPr>
                           <w:t xml:space="preserve">Upload one solution per group on </w:t>
                         </w:r>
-                        <w:hyperlink r:id="rId34">
+                        <w:hyperlink r:id="rId44">
                           <w:r>
                             <w:rPr>
                               <w:rFonts w:ascii="Calibri" w:hAnsi="Calibri"/>
@@ -13235,7 +13762,7 @@
                           <w:t>•</w:t>
                           <w:tab/>
                         </w:r>
-                        <w:hyperlink r:id="rId66">
+                        <w:hyperlink r:id="rId85">
                           <w:r>
                             <w:rPr>
                               <w:rFonts w:ascii="Calibri" w:hAnsi="Calibri"/>
@@ -13585,7 +14112,7 @@
                           <w:t>•</w:t>
                           <w:tab/>
                         </w:r>
-                        <w:hyperlink r:id="rId67">
+                        <w:hyperlink r:id="rId86">
                           <w:r>
                             <w:rPr>
                               <w:rFonts w:ascii="Calibri" w:hAnsi="Calibri"/>
@@ -13821,7 +14348,7 @@
                           </w:rPr>
                           <w:t xml:space="preserve">Upload one solution per group on </w:t>
                         </w:r>
-                        <w:hyperlink r:id="rId34">
+                        <w:hyperlink r:id="rId44">
                           <w:r>
                             <w:rPr>
                               <w:rFonts w:ascii="Calibri" w:hAnsi="Calibri"/>
@@ -14129,7 +14656,7 @@
                           <w:t>•</w:t>
                           <w:tab/>
                         </w:r>
-                        <w:hyperlink r:id="rId68">
+                        <w:hyperlink r:id="rId87">
                           <w:r>
                             <w:rPr>
                               <w:rFonts w:ascii="Calibri" w:hAnsi="Calibri"/>
@@ -14172,7 +14699,7 @@
                           <w:t>•</w:t>
                           <w:tab/>
                         </w:r>
-                        <w:hyperlink r:id="rId69">
+                        <w:hyperlink r:id="rId88">
                           <w:r>
                             <w:rPr>
                               <w:rFonts w:ascii="Calibri" w:hAnsi="Calibri"/>
@@ -14248,7 +14775,7 @@
                           <w:t>•</w:t>
                           <w:tab/>
                         </w:r>
-                        <w:hyperlink r:id="rId70">
+                        <w:hyperlink r:id="rId89">
                           <w:r>
                             <w:rPr>
                               <w:rFonts w:ascii="Calibri" w:hAnsi="Calibri"/>
@@ -14611,7 +15138,7 @@
                           <w:t>•</w:t>
                           <w:tab/>
                         </w:r>
-                        <w:hyperlink r:id="rId71">
+                        <w:hyperlink r:id="rId90">
                           <w:r>
                             <w:rPr>
                               <w:rFonts w:ascii="Calibri" w:hAnsi="Calibri"/>
@@ -14643,7 +15170,7 @@
                           <w:t>•</w:t>
                           <w:tab/>
                         </w:r>
-                        <w:hyperlink r:id="rId72">
+                        <w:hyperlink r:id="rId91">
                           <w:r>
                             <w:rPr>
                               <w:rFonts w:ascii="Calibri" w:hAnsi="Calibri"/>
